--- a/docs/crew_planning_analysis.docx
+++ b/docs/crew_planning_analysis.docx
@@ -31,7 +31,7 @@
     </w:p>
     <w:tbl>
       <w:tblPr>
-        <w:tblW w:w="11339" w:type="dxa"/>
+        <w:tblW w:w="6063" w:type="dxa"/>
         <w:jc w:val="left"/>
         <w:tblInd w:w="0" w:type="dxa"/>
         <w:tblLayout w:type="fixed"/>
@@ -43,8 +43,8 @@
         </w:tblCellMar>
       </w:tblPr>
       <w:tblGrid>
-        <w:gridCol w:w="1626"/>
-        <w:gridCol w:w="9713"/>
+        <w:gridCol w:w="1311"/>
+        <w:gridCol w:w="4752"/>
       </w:tblGrid>
       <w:tr>
         <w:trPr>
@@ -52,7 +52,7 @@
         </w:trPr>
         <w:tc>
           <w:tcPr>
-            <w:tcW w:w="1626" w:type="dxa"/>
+            <w:tcW w:w="1311" w:type="dxa"/>
             <w:tcBorders/>
             <w:vAlign w:val="center"/>
           </w:tcPr>
@@ -76,7 +76,7 @@
         </w:tc>
         <w:tc>
           <w:tcPr>
-            <w:tcW w:w="9713" w:type="dxa"/>
+            <w:tcW w:w="4752" w:type="dxa"/>
             <w:tcBorders/>
             <w:vAlign w:val="center"/>
           </w:tcPr>
@@ -103,7 +103,7 @@
         <w:trPr/>
         <w:tc>
           <w:tcPr>
-            <w:tcW w:w="1626" w:type="dxa"/>
+            <w:tcW w:w="1311" w:type="dxa"/>
             <w:tcBorders/>
             <w:vAlign w:val="center"/>
           </w:tcPr>
@@ -125,7 +125,7 @@
         </w:tc>
         <w:tc>
           <w:tcPr>
-            <w:tcW w:w="9713" w:type="dxa"/>
+            <w:tcW w:w="4752" w:type="dxa"/>
             <w:tcBorders/>
             <w:vAlign w:val="center"/>
           </w:tcPr>
@@ -148,7 +148,7 @@
         <w:trPr/>
         <w:tc>
           <w:tcPr>
-            <w:tcW w:w="1626" w:type="dxa"/>
+            <w:tcW w:w="1311" w:type="dxa"/>
             <w:tcBorders/>
             <w:vAlign w:val="center"/>
           </w:tcPr>
@@ -170,7 +170,7 @@
         </w:tc>
         <w:tc>
           <w:tcPr>
-            <w:tcW w:w="9713" w:type="dxa"/>
+            <w:tcW w:w="4752" w:type="dxa"/>
             <w:tcBorders/>
             <w:vAlign w:val="center"/>
           </w:tcPr>
@@ -193,7 +193,7 @@
         <w:trPr/>
         <w:tc>
           <w:tcPr>
-            <w:tcW w:w="1626" w:type="dxa"/>
+            <w:tcW w:w="1311" w:type="dxa"/>
             <w:tcBorders/>
             <w:vAlign w:val="center"/>
           </w:tcPr>
@@ -215,7 +215,7 @@
         </w:tc>
         <w:tc>
           <w:tcPr>
-            <w:tcW w:w="9713" w:type="dxa"/>
+            <w:tcW w:w="4752" w:type="dxa"/>
             <w:tcBorders/>
             <w:vAlign w:val="center"/>
           </w:tcPr>
@@ -248,7 +248,7 @@
         <w:trPr/>
         <w:tc>
           <w:tcPr>
-            <w:tcW w:w="1626" w:type="dxa"/>
+            <w:tcW w:w="1311" w:type="dxa"/>
             <w:tcBorders/>
             <w:vAlign w:val="center"/>
           </w:tcPr>
@@ -270,7 +270,7 @@
         </w:tc>
         <w:tc>
           <w:tcPr>
-            <w:tcW w:w="9713" w:type="dxa"/>
+            <w:tcW w:w="4752" w:type="dxa"/>
             <w:tcBorders/>
             <w:vAlign w:val="center"/>
           </w:tcPr>
@@ -284,7 +284,7 @@
             </w:pPr>
             <w:r>
               <w:rPr/>
-              <w:t>Analysis only — awaiting review before any development</w:t>
+              <w:t>Analysis approved in principle — revised (rev. 2); awaiting go-ahead before development</w:t>
             </w:r>
           </w:p>
         </w:tc>
@@ -293,7 +293,7 @@
         <w:trPr/>
         <w:tc>
           <w:tcPr>
-            <w:tcW w:w="1626" w:type="dxa"/>
+            <w:tcW w:w="1311" w:type="dxa"/>
             <w:tcBorders/>
             <w:vAlign w:val="center"/>
           </w:tcPr>
@@ -315,7 +315,7 @@
         </w:tc>
         <w:tc>
           <w:tcPr>
-            <w:tcW w:w="9713" w:type="dxa"/>
+            <w:tcW w:w="4752" w:type="dxa"/>
             <w:tcBorders/>
             <w:vAlign w:val="center"/>
           </w:tcPr>
@@ -329,7 +329,7 @@
             </w:pPr>
             <w:r>
               <w:rPr/>
-              <w:t>2026-09-07</w:t>
+              <w:t>2026-09-07 (rev. 2)</w:t>
             </w:r>
           </w:p>
         </w:tc>
@@ -379,6 +379,54 @@
     </w:p>
     <w:p>
       <w:pPr>
+        <w:pStyle w:val="BlockQuotation"/>
+        <w:bidi w:val="0"/>
+        <w:jc w:val="left"/>
+        <w:rPr/>
+      </w:pPr>
+      <w:r>
+        <w:rPr>
+          <w:rStyle w:val="Strong"/>
+        </w:rPr>
+        <w:t>Revision 2</w:t>
+      </w:r>
+      <w:r>
+        <w:rPr/>
+        <w:t xml:space="preserve"> folds in seven corrections: (1) Availability Mode (Standard vs Explicit), (2) audit model renamed to </w:t>
+      </w:r>
+      <w:r>
+        <w:rPr>
+          <w:rStyle w:val="SourceText"/>
+        </w:rPr>
+        <w:t>crew.availability.log</w:t>
+      </w:r>
+      <w:r>
+        <w:rPr/>
+        <w:t xml:space="preserve"> with an explicit operational-vs-knowledge split, (3) transient candidate selection (no persistent </w:t>
+      </w:r>
+      <w:r>
+        <w:rPr>
+          <w:rStyle w:val="SourceText"/>
+        </w:rPr>
+        <w:t>selected</w:t>
+      </w:r>
+      <w:r>
+        <w:rPr/>
+        <w:t xml:space="preserve"> invitation state), (4) request state vs staffing separated (coverage ≠ fulfilled), (5) a </w:t>
+      </w:r>
+      <w:r>
+        <w:rPr>
+          <w:rStyle w:val="Strong"/>
+        </w:rPr>
+        <w:t>mandatory</w:t>
+      </w:r>
+      <w:r>
+        <w:rPr/>
+        <w:t xml:space="preserve"> rolling explicit-availability horizon, (6) approved Work Declarations are immutable with an explicit Reopen/adjustment workflow, (7) validated standard findings preserved.</w:t>
+      </w:r>
+    </w:p>
+    <w:p>
+      <w:pPr>
         <w:pStyle w:val="HorizontalLine"/>
         <w:bidi w:val="0"/>
         <w:jc w:val="left"/>
@@ -692,7 +740,7 @@
     </w:p>
     <w:tbl>
       <w:tblPr>
-        <w:tblW w:w="11339" w:type="dxa"/>
+        <w:tblW w:w="6063" w:type="dxa"/>
         <w:jc w:val="left"/>
         <w:tblInd w:w="0" w:type="dxa"/>
         <w:tblLayout w:type="fixed"/>
@@ -704,9 +752,9 @@
         </w:tblCellMar>
       </w:tblPr>
       <w:tblGrid>
-        <w:gridCol w:w="1996"/>
-        <w:gridCol w:w="7418"/>
-        <w:gridCol w:w="1925"/>
+        <w:gridCol w:w="1681"/>
+        <w:gridCol w:w="2998"/>
+        <w:gridCol w:w="1384"/>
       </w:tblGrid>
       <w:tr>
         <w:trPr>
@@ -714,7 +762,7 @@
         </w:trPr>
         <w:tc>
           <w:tcPr>
-            <w:tcW w:w="1996" w:type="dxa"/>
+            <w:tcW w:w="1681" w:type="dxa"/>
             <w:tcBorders/>
             <w:vAlign w:val="center"/>
           </w:tcPr>
@@ -735,7 +783,7 @@
         </w:tc>
         <w:tc>
           <w:tcPr>
-            <w:tcW w:w="7418" w:type="dxa"/>
+            <w:tcW w:w="2998" w:type="dxa"/>
             <w:tcBorders/>
             <w:vAlign w:val="center"/>
           </w:tcPr>
@@ -756,7 +804,7 @@
         </w:tc>
         <w:tc>
           <w:tcPr>
-            <w:tcW w:w="1925" w:type="dxa"/>
+            <w:tcW w:w="1384" w:type="dxa"/>
             <w:tcBorders/>
             <w:vAlign w:val="center"/>
           </w:tcPr>
@@ -780,7 +828,7 @@
         <w:trPr/>
         <w:tc>
           <w:tcPr>
-            <w:tcW w:w="1996" w:type="dxa"/>
+            <w:tcW w:w="1681" w:type="dxa"/>
             <w:tcBorders/>
             <w:vAlign w:val="center"/>
           </w:tcPr>
@@ -800,7 +848,7 @@
         </w:tc>
         <w:tc>
           <w:tcPr>
-            <w:tcW w:w="7418" w:type="dxa"/>
+            <w:tcW w:w="2998" w:type="dxa"/>
             <w:tcBorders/>
             <w:vAlign w:val="center"/>
           </w:tcPr>
@@ -836,7 +884,7 @@
         </w:tc>
         <w:tc>
           <w:tcPr>
-            <w:tcW w:w="1925" w:type="dxa"/>
+            <w:tcW w:w="1384" w:type="dxa"/>
             <w:tcBorders/>
             <w:vAlign w:val="center"/>
           </w:tcPr>
@@ -859,7 +907,7 @@
         <w:trPr/>
         <w:tc>
           <w:tcPr>
-            <w:tcW w:w="1996" w:type="dxa"/>
+            <w:tcW w:w="1681" w:type="dxa"/>
             <w:tcBorders/>
             <w:vAlign w:val="center"/>
           </w:tcPr>
@@ -879,7 +927,7 @@
         </w:tc>
         <w:tc>
           <w:tcPr>
-            <w:tcW w:w="7418" w:type="dxa"/>
+            <w:tcW w:w="2998" w:type="dxa"/>
             <w:tcBorders/>
             <w:vAlign w:val="center"/>
           </w:tcPr>
@@ -935,7 +983,7 @@
         </w:tc>
         <w:tc>
           <w:tcPr>
-            <w:tcW w:w="1925" w:type="dxa"/>
+            <w:tcW w:w="1384" w:type="dxa"/>
             <w:tcBorders/>
             <w:vAlign w:val="center"/>
           </w:tcPr>
@@ -958,7 +1006,7 @@
         <w:trPr/>
         <w:tc>
           <w:tcPr>
-            <w:tcW w:w="1996" w:type="dxa"/>
+            <w:tcW w:w="1681" w:type="dxa"/>
             <w:tcBorders/>
             <w:vAlign w:val="center"/>
           </w:tcPr>
@@ -978,7 +1026,7 @@
         </w:tc>
         <w:tc>
           <w:tcPr>
-            <w:tcW w:w="7418" w:type="dxa"/>
+            <w:tcW w:w="2998" w:type="dxa"/>
             <w:tcBorders/>
             <w:vAlign w:val="center"/>
           </w:tcPr>
@@ -1024,7 +1072,7 @@
         </w:tc>
         <w:tc>
           <w:tcPr>
-            <w:tcW w:w="1925" w:type="dxa"/>
+            <w:tcW w:w="1384" w:type="dxa"/>
             <w:tcBorders/>
             <w:vAlign w:val="center"/>
           </w:tcPr>
@@ -1047,7 +1095,7 @@
         <w:trPr/>
         <w:tc>
           <w:tcPr>
-            <w:tcW w:w="1996" w:type="dxa"/>
+            <w:tcW w:w="1681" w:type="dxa"/>
             <w:tcBorders/>
             <w:vAlign w:val="center"/>
           </w:tcPr>
@@ -1067,7 +1115,7 @@
         </w:tc>
         <w:tc>
           <w:tcPr>
-            <w:tcW w:w="7418" w:type="dxa"/>
+            <w:tcW w:w="2998" w:type="dxa"/>
             <w:tcBorders/>
             <w:vAlign w:val="center"/>
           </w:tcPr>
@@ -1143,7 +1191,7 @@
         </w:tc>
         <w:tc>
           <w:tcPr>
-            <w:tcW w:w="1925" w:type="dxa"/>
+            <w:tcW w:w="1384" w:type="dxa"/>
             <w:tcBorders/>
             <w:vAlign w:val="center"/>
           </w:tcPr>
@@ -1176,7 +1224,7 @@
         <w:trPr/>
         <w:tc>
           <w:tcPr>
-            <w:tcW w:w="1996" w:type="dxa"/>
+            <w:tcW w:w="1681" w:type="dxa"/>
             <w:tcBorders/>
             <w:vAlign w:val="center"/>
           </w:tcPr>
@@ -1196,7 +1244,7 @@
         </w:tc>
         <w:tc>
           <w:tcPr>
-            <w:tcW w:w="7418" w:type="dxa"/>
+            <w:tcW w:w="2998" w:type="dxa"/>
             <w:tcBorders/>
             <w:vAlign w:val="center"/>
           </w:tcPr>
@@ -1268,7 +1316,7 @@
         </w:tc>
         <w:tc>
           <w:tcPr>
-            <w:tcW w:w="1925" w:type="dxa"/>
+            <w:tcW w:w="1384" w:type="dxa"/>
             <w:tcBorders/>
             <w:vAlign w:val="center"/>
           </w:tcPr>
@@ -1291,7 +1339,7 @@
         <w:trPr/>
         <w:tc>
           <w:tcPr>
-            <w:tcW w:w="1996" w:type="dxa"/>
+            <w:tcW w:w="1681" w:type="dxa"/>
             <w:tcBorders/>
             <w:vAlign w:val="center"/>
           </w:tcPr>
@@ -1311,7 +1359,7 @@
         </w:tc>
         <w:tc>
           <w:tcPr>
-            <w:tcW w:w="7418" w:type="dxa"/>
+            <w:tcW w:w="2998" w:type="dxa"/>
             <w:tcBorders/>
             <w:vAlign w:val="center"/>
           </w:tcPr>
@@ -1357,7 +1405,7 @@
         </w:tc>
         <w:tc>
           <w:tcPr>
-            <w:tcW w:w="1925" w:type="dxa"/>
+            <w:tcW w:w="1384" w:type="dxa"/>
             <w:tcBorders/>
             <w:vAlign w:val="center"/>
           </w:tcPr>
@@ -1380,7 +1428,7 @@
         <w:trPr/>
         <w:tc>
           <w:tcPr>
-            <w:tcW w:w="1996" w:type="dxa"/>
+            <w:tcW w:w="1681" w:type="dxa"/>
             <w:tcBorders/>
             <w:vAlign w:val="center"/>
           </w:tcPr>
@@ -1400,7 +1448,7 @@
         </w:tc>
         <w:tc>
           <w:tcPr>
-            <w:tcW w:w="7418" w:type="dxa"/>
+            <w:tcW w:w="2998" w:type="dxa"/>
             <w:tcBorders/>
             <w:vAlign w:val="center"/>
           </w:tcPr>
@@ -1456,7 +1504,7 @@
         </w:tc>
         <w:tc>
           <w:tcPr>
-            <w:tcW w:w="1925" w:type="dxa"/>
+            <w:tcW w:w="1384" w:type="dxa"/>
             <w:tcBorders/>
             <w:vAlign w:val="center"/>
           </w:tcPr>
@@ -1479,7 +1527,7 @@
         <w:trPr/>
         <w:tc>
           <w:tcPr>
-            <w:tcW w:w="1996" w:type="dxa"/>
+            <w:tcW w:w="1681" w:type="dxa"/>
             <w:tcBorders/>
             <w:vAlign w:val="center"/>
           </w:tcPr>
@@ -1499,7 +1547,7 @@
         </w:tc>
         <w:tc>
           <w:tcPr>
-            <w:tcW w:w="7418" w:type="dxa"/>
+            <w:tcW w:w="2998" w:type="dxa"/>
             <w:tcBorders/>
             <w:vAlign w:val="center"/>
           </w:tcPr>
@@ -1545,7 +1593,7 @@
         </w:tc>
         <w:tc>
           <w:tcPr>
-            <w:tcW w:w="1925" w:type="dxa"/>
+            <w:tcW w:w="1384" w:type="dxa"/>
             <w:tcBorders/>
             <w:vAlign w:val="center"/>
           </w:tcPr>
@@ -1568,7 +1616,7 @@
         <w:trPr/>
         <w:tc>
           <w:tcPr>
-            <w:tcW w:w="1996" w:type="dxa"/>
+            <w:tcW w:w="1681" w:type="dxa"/>
             <w:tcBorders/>
             <w:vAlign w:val="center"/>
           </w:tcPr>
@@ -1588,7 +1636,7 @@
         </w:tc>
         <w:tc>
           <w:tcPr>
-            <w:tcW w:w="7418" w:type="dxa"/>
+            <w:tcW w:w="2998" w:type="dxa"/>
             <w:tcBorders/>
             <w:vAlign w:val="center"/>
           </w:tcPr>
@@ -1644,7 +1692,7 @@
         </w:tc>
         <w:tc>
           <w:tcPr>
-            <w:tcW w:w="1925" w:type="dxa"/>
+            <w:tcW w:w="1384" w:type="dxa"/>
             <w:tcBorders/>
             <w:vAlign w:val="center"/>
           </w:tcPr>
@@ -1678,7 +1726,7 @@
     </w:p>
     <w:tbl>
       <w:tblPr>
-        <w:tblW w:w="11339" w:type="dxa"/>
+        <w:tblW w:w="6063" w:type="dxa"/>
         <w:jc w:val="left"/>
         <w:tblInd w:w="0" w:type="dxa"/>
         <w:tblLayout w:type="fixed"/>
@@ -1690,9 +1738,9 @@
         </w:tblCellMar>
       </w:tblPr>
       <w:tblGrid>
-        <w:gridCol w:w="855"/>
-        <w:gridCol w:w="4434"/>
-        <w:gridCol w:w="6050"/>
+        <w:gridCol w:w="676"/>
+        <w:gridCol w:w="2356"/>
+        <w:gridCol w:w="3031"/>
       </w:tblGrid>
       <w:tr>
         <w:trPr>
@@ -1700,7 +1748,7 @@
         </w:trPr>
         <w:tc>
           <w:tcPr>
-            <w:tcW w:w="855" w:type="dxa"/>
+            <w:tcW w:w="676" w:type="dxa"/>
             <w:tcBorders/>
             <w:vAlign w:val="center"/>
           </w:tcPr>
@@ -1721,7 +1769,7 @@
         </w:tc>
         <w:tc>
           <w:tcPr>
-            <w:tcW w:w="4434" w:type="dxa"/>
+            <w:tcW w:w="2356" w:type="dxa"/>
             <w:tcBorders/>
             <w:vAlign w:val="center"/>
           </w:tcPr>
@@ -1742,7 +1790,7 @@
         </w:tc>
         <w:tc>
           <w:tcPr>
-            <w:tcW w:w="6050" w:type="dxa"/>
+            <w:tcW w:w="3031" w:type="dxa"/>
             <w:tcBorders/>
             <w:vAlign w:val="center"/>
           </w:tcPr>
@@ -1766,7 +1814,7 @@
         <w:trPr/>
         <w:tc>
           <w:tcPr>
-            <w:tcW w:w="855" w:type="dxa"/>
+            <w:tcW w:w="676" w:type="dxa"/>
             <w:tcBorders/>
             <w:vAlign w:val="center"/>
           </w:tcPr>
@@ -1786,7 +1834,7 @@
         </w:tc>
         <w:tc>
           <w:tcPr>
-            <w:tcW w:w="4434" w:type="dxa"/>
+            <w:tcW w:w="2356" w:type="dxa"/>
             <w:tcBorders/>
             <w:vAlign w:val="center"/>
           </w:tcPr>
@@ -1806,7 +1854,7 @@
         </w:tc>
         <w:tc>
           <w:tcPr>
-            <w:tcW w:w="6050" w:type="dxa"/>
+            <w:tcW w:w="3031" w:type="dxa"/>
             <w:tcBorders/>
             <w:vAlign w:val="center"/>
           </w:tcPr>
@@ -1829,7 +1877,7 @@
         <w:trPr/>
         <w:tc>
           <w:tcPr>
-            <w:tcW w:w="855" w:type="dxa"/>
+            <w:tcW w:w="676" w:type="dxa"/>
             <w:tcBorders/>
             <w:vAlign w:val="center"/>
           </w:tcPr>
@@ -1849,7 +1897,7 @@
         </w:tc>
         <w:tc>
           <w:tcPr>
-            <w:tcW w:w="4434" w:type="dxa"/>
+            <w:tcW w:w="2356" w:type="dxa"/>
             <w:tcBorders/>
             <w:vAlign w:val="center"/>
           </w:tcPr>
@@ -1863,13 +1911,13 @@
             </w:pPr>
             <w:r>
               <w:rPr/>
-              <w:t>Unavailable-by-default + positive availability</w:t>
+              <w:t>Availability Mode (Standard vs Explicit); positive availability</w:t>
             </w:r>
           </w:p>
         </w:tc>
         <w:tc>
           <w:tcPr>
-            <w:tcW w:w="6050" w:type="dxa"/>
+            <w:tcW w:w="3031" w:type="dxa"/>
             <w:tcBorders/>
             <w:vAlign w:val="center"/>
           </w:tcPr>
@@ -1883,7 +1931,7 @@
             </w:pPr>
             <w:r>
               <w:rPr/>
-              <w:t xml:space="preserve">Small extension — service mapping declarations to </w:t>
+              <w:t xml:space="preserve">Small extension — mode field + service mapping declarations to </w:t>
             </w:r>
             <w:r>
               <w:rPr>
@@ -1902,7 +1950,7 @@
         <w:trPr/>
         <w:tc>
           <w:tcPr>
-            <w:tcW w:w="855" w:type="dxa"/>
+            <w:tcW w:w="676" w:type="dxa"/>
             <w:tcBorders/>
             <w:vAlign w:val="center"/>
           </w:tcPr>
@@ -1916,13 +1964,13 @@
             </w:pPr>
             <w:r>
               <w:rPr/>
-              <w:t>§4A/B/C</w:t>
+              <w:t>§3b</w:t>
             </w:r>
           </w:p>
         </w:tc>
         <w:tc>
           <w:tcPr>
-            <w:tcW w:w="4434" w:type="dxa"/>
+            <w:tcW w:w="2356" w:type="dxa"/>
             <w:tcBorders/>
             <w:vAlign w:val="center"/>
           </w:tcPr>
@@ -1935,14 +1983,20 @@
               <w:rPr/>
             </w:pPr>
             <w:r>
-              <w:rPr/>
-              <w:t>Request from Project / Task / Period</w:t>
+              <w:rPr>
+                <w:rStyle w:val="Strong"/>
+              </w:rPr>
+              <w:t>Mandatory</w:t>
+            </w:r>
+            <w:r>
+              <w:rPr/>
+              <w:t xml:space="preserve"> rolling explicit-availability horizon</w:t>
             </w:r>
           </w:p>
         </w:tc>
         <w:tc>
           <w:tcPr>
-            <w:tcW w:w="6050" w:type="dxa"/>
+            <w:tcW w:w="3031" w:type="dxa"/>
             <w:tcBorders/>
             <w:vAlign w:val="center"/>
           </w:tcPr>
@@ -1956,7 +2010,17 @@
             </w:pPr>
             <w:r>
               <w:rPr/>
-              <w:t>Custom (request model) + prefill from standard</w:t>
+              <w:t xml:space="preserve">Custom, </w:t>
+            </w:r>
+            <w:r>
+              <w:rPr>
+                <w:rStyle w:val="Strong"/>
+              </w:rPr>
+              <w:t>mandatory</w:t>
+            </w:r>
+            <w:r>
+              <w:rPr/>
+              <w:t xml:space="preserve"> scheduled mechanism (see D.4)</w:t>
             </w:r>
           </w:p>
         </w:tc>
@@ -1965,7 +2029,7 @@
         <w:trPr/>
         <w:tc>
           <w:tcPr>
-            <w:tcW w:w="855" w:type="dxa"/>
+            <w:tcW w:w="676" w:type="dxa"/>
             <w:tcBorders/>
             <w:vAlign w:val="center"/>
           </w:tcPr>
@@ -1979,13 +2043,13 @@
             </w:pPr>
             <w:r>
               <w:rPr/>
-              <w:t>§4D</w:t>
+              <w:t>§4A/B/C</w:t>
             </w:r>
           </w:p>
         </w:tc>
         <w:tc>
           <w:tcPr>
-            <w:tcW w:w="4434" w:type="dxa"/>
+            <w:tcW w:w="2356" w:type="dxa"/>
             <w:tcBorders/>
             <w:vAlign w:val="center"/>
           </w:tcPr>
@@ -1999,13 +2063,13 @@
             </w:pPr>
             <w:r>
               <w:rPr/>
-              <w:t>Crew self-service availability</w:t>
+              <w:t>Request from Project / Task / Period</w:t>
             </w:r>
           </w:p>
         </w:tc>
         <w:tc>
           <w:tcPr>
-            <w:tcW w:w="6050" w:type="dxa"/>
+            <w:tcW w:w="3031" w:type="dxa"/>
             <w:tcBorders/>
             <w:vAlign w:val="center"/>
           </w:tcPr>
@@ -2019,7 +2083,7 @@
             </w:pPr>
             <w:r>
               <w:rPr/>
-              <w:t>Custom portal page → same leaves engine</w:t>
+              <w:t>Custom (request model) + prefill from standard</w:t>
             </w:r>
           </w:p>
         </w:tc>
@@ -2028,7 +2092,7 @@
         <w:trPr/>
         <w:tc>
           <w:tcPr>
-            <w:tcW w:w="855" w:type="dxa"/>
+            <w:tcW w:w="676" w:type="dxa"/>
             <w:tcBorders/>
             <w:vAlign w:val="center"/>
           </w:tcPr>
@@ -2042,13 +2106,13 @@
             </w:pPr>
             <w:r>
               <w:rPr/>
-              <w:t>§4E</w:t>
+              <w:t>§4D</w:t>
             </w:r>
           </w:p>
         </w:tc>
         <w:tc>
           <w:tcPr>
-            <w:tcW w:w="4434" w:type="dxa"/>
+            <w:tcW w:w="2356" w:type="dxa"/>
             <w:tcBorders/>
             <w:vAlign w:val="center"/>
           </w:tcPr>
@@ -2062,13 +2126,13 @@
             </w:pPr>
             <w:r>
               <w:rPr/>
-              <w:t>Planner enters availability</w:t>
+              <w:t>Crew self-service availability</w:t>
             </w:r>
           </w:p>
         </w:tc>
         <w:tc>
           <w:tcPr>
-            <w:tcW w:w="6050" w:type="dxa"/>
+            <w:tcW w:w="3031" w:type="dxa"/>
             <w:tcBorders/>
             <w:vAlign w:val="center"/>
           </w:tcPr>
@@ -2082,7 +2146,7 @@
             </w:pPr>
             <w:r>
               <w:rPr/>
-              <w:t>Small extension — button on employee → leaves service</w:t>
+              <w:t>Custom portal page → same leaves engine</w:t>
             </w:r>
           </w:p>
         </w:tc>
@@ -2091,7 +2155,7 @@
         <w:trPr/>
         <w:tc>
           <w:tcPr>
-            <w:tcW w:w="855" w:type="dxa"/>
+            <w:tcW w:w="676" w:type="dxa"/>
             <w:tcBorders/>
             <w:vAlign w:val="center"/>
           </w:tcPr>
@@ -2105,13 +2169,13 @@
             </w:pPr>
             <w:r>
               <w:rPr/>
-              <w:t>§5</w:t>
+              <w:t>§4E</w:t>
             </w:r>
           </w:p>
         </w:tc>
         <w:tc>
           <w:tcPr>
-            <w:tcW w:w="4434" w:type="dxa"/>
+            <w:tcW w:w="2356" w:type="dxa"/>
             <w:tcBorders/>
             <w:vAlign w:val="center"/>
           </w:tcPr>
@@ -2125,13 +2189,13 @@
             </w:pPr>
             <w:r>
               <w:rPr/>
-              <w:t>Audit log of availability changes</w:t>
+              <w:t>Planner enters availability</w:t>
             </w:r>
           </w:p>
         </w:tc>
         <w:tc>
           <w:tcPr>
-            <w:tcW w:w="6050" w:type="dxa"/>
+            <w:tcW w:w="3031" w:type="dxa"/>
             <w:tcBorders/>
             <w:vAlign w:val="center"/>
           </w:tcPr>
@@ -2145,7 +2209,7 @@
             </w:pPr>
             <w:r>
               <w:rPr/>
-              <w:t>Custom (lightweight log model)</w:t>
+              <w:t>Small extension — button on employee → leaves service</w:t>
             </w:r>
           </w:p>
         </w:tc>
@@ -2154,7 +2218,7 @@
         <w:trPr/>
         <w:tc>
           <w:tcPr>
-            <w:tcW w:w="855" w:type="dxa"/>
+            <w:tcW w:w="676" w:type="dxa"/>
             <w:tcBorders/>
             <w:vAlign w:val="center"/>
           </w:tcPr>
@@ -2168,13 +2232,13 @@
             </w:pPr>
             <w:r>
               <w:rPr/>
-              <w:t>§6</w:t>
+              <w:t>§5</w:t>
             </w:r>
           </w:p>
         </w:tc>
         <w:tc>
           <w:tcPr>
-            <w:tcW w:w="4434" w:type="dxa"/>
+            <w:tcW w:w="2356" w:type="dxa"/>
             <w:tcBorders/>
             <w:vAlign w:val="center"/>
           </w:tcPr>
@@ -2188,13 +2252,13 @@
             </w:pPr>
             <w:r>
               <w:rPr/>
-              <w:t>Don't re-ask known periods; available/partial/declined</w:t>
+              <w:t>Audit log of availability changes</w:t>
             </w:r>
           </w:p>
         </w:tc>
         <w:tc>
           <w:tcPr>
-            <w:tcW w:w="6050" w:type="dxa"/>
+            <w:tcW w:w="3031" w:type="dxa"/>
             <w:tcBorders/>
             <w:vAlign w:val="center"/>
           </w:tcPr>
@@ -2208,7 +2272,17 @@
             </w:pPr>
             <w:r>
               <w:rPr/>
-              <w:t>Custom (log drives targeting; engine stays authoritative)</w:t>
+              <w:t>Custom (</w:t>
+            </w:r>
+            <w:r>
+              <w:rPr>
+                <w:rStyle w:val="SourceText"/>
+              </w:rPr>
+              <w:t>crew.availability.log</w:t>
+            </w:r>
+            <w:r>
+              <w:rPr/>
+              <w:t>, audit only)</w:t>
             </w:r>
           </w:p>
         </w:tc>
@@ -2217,7 +2291,7 @@
         <w:trPr/>
         <w:tc>
           <w:tcPr>
-            <w:tcW w:w="855" w:type="dxa"/>
+            <w:tcW w:w="676" w:type="dxa"/>
             <w:tcBorders/>
             <w:vAlign w:val="center"/>
           </w:tcPr>
@@ -2231,13 +2305,13 @@
             </w:pPr>
             <w:r>
               <w:rPr/>
-              <w:t>§7</w:t>
+              <w:t>§6</w:t>
             </w:r>
           </w:p>
         </w:tc>
         <w:tc>
           <w:tcPr>
-            <w:tcW w:w="4434" w:type="dxa"/>
+            <w:tcW w:w="2356" w:type="dxa"/>
             <w:tcBorders/>
             <w:vAlign w:val="center"/>
           </w:tcPr>
@@ -2251,13 +2325,13 @@
             </w:pPr>
             <w:r>
               <w:rPr/>
-              <w:t>Validity rules + "can no longer work"</w:t>
+              <w:t>Don't re-ask known periods; available/partial/declined</w:t>
             </w:r>
           </w:p>
         </w:tc>
         <w:tc>
           <w:tcPr>
-            <w:tcW w:w="6050" w:type="dxa"/>
+            <w:tcW w:w="3031" w:type="dxa"/>
             <w:tcBorders/>
             <w:vAlign w:val="center"/>
           </w:tcPr>
@@ -2271,7 +2345,7 @@
             </w:pPr>
             <w:r>
               <w:rPr/>
-              <w:t>Small extension + custom workflow (replace portal self-unassign)</w:t>
+              <w:t>Custom (log drives targeting; engine stays authoritative)</w:t>
             </w:r>
           </w:p>
         </w:tc>
@@ -2280,7 +2354,7 @@
         <w:trPr/>
         <w:tc>
           <w:tcPr>
-            <w:tcW w:w="855" w:type="dxa"/>
+            <w:tcW w:w="676" w:type="dxa"/>
             <w:tcBorders/>
             <w:vAlign w:val="center"/>
           </w:tcPr>
@@ -2294,13 +2368,13 @@
             </w:pPr>
             <w:r>
               <w:rPr/>
-              <w:t>§8</w:t>
+              <w:t>§7</w:t>
             </w:r>
           </w:p>
         </w:tc>
         <w:tc>
           <w:tcPr>
-            <w:tcW w:w="4434" w:type="dxa"/>
+            <w:tcW w:w="2356" w:type="dxa"/>
             <w:tcBorders/>
             <w:vAlign w:val="center"/>
           </w:tcPr>
@@ -2314,13 +2388,13 @@
             </w:pPr>
             <w:r>
               <w:rPr/>
-              <w:t>Candidate selection by skill/level/role</w:t>
+              <w:t>Validity rules + "can no longer work"</w:t>
             </w:r>
           </w:p>
         </w:tc>
         <w:tc>
           <w:tcPr>
-            <w:tcW w:w="6050" w:type="dxa"/>
+            <w:tcW w:w="3031" w:type="dxa"/>
             <w:tcBorders/>
             <w:vAlign w:val="center"/>
           </w:tcPr>
@@ -2334,7 +2408,7 @@
             </w:pPr>
             <w:r>
               <w:rPr/>
-              <w:t>Standard + config (skills domains) wrapped in a wizard</w:t>
+              <w:t>Small extension + custom workflow (replace portal self-unassign)</w:t>
             </w:r>
           </w:p>
         </w:tc>
@@ -2343,7 +2417,7 @@
         <w:trPr/>
         <w:tc>
           <w:tcPr>
-            <w:tcW w:w="855" w:type="dxa"/>
+            <w:tcW w:w="676" w:type="dxa"/>
             <w:tcBorders/>
             <w:vAlign w:val="center"/>
           </w:tcPr>
@@ -2357,13 +2431,13 @@
             </w:pPr>
             <w:r>
               <w:rPr/>
-              <w:t>§9</w:t>
+              <w:t>§8</w:t>
             </w:r>
           </w:p>
         </w:tc>
         <w:tc>
           <w:tcPr>
-            <w:tcW w:w="4434" w:type="dxa"/>
+            <w:tcW w:w="2356" w:type="dxa"/>
             <w:tcBorders/>
             <w:vAlign w:val="center"/>
           </w:tcPr>
@@ -2377,13 +2451,13 @@
             </w:pPr>
             <w:r>
               <w:rPr/>
-              <w:t>Invitation waves</w:t>
+              <w:t>Candidate selection by skill/level/role</w:t>
             </w:r>
           </w:p>
         </w:tc>
         <w:tc>
           <w:tcPr>
-            <w:tcW w:w="6050" w:type="dxa"/>
+            <w:tcW w:w="3031" w:type="dxa"/>
             <w:tcBorders/>
             <w:vAlign w:val="center"/>
           </w:tcPr>
@@ -2397,7 +2471,17 @@
             </w:pPr>
             <w:r>
               <w:rPr/>
-              <w:t>Custom (invitation model + wave tracking)</w:t>
+              <w:t xml:space="preserve">Standard + config (skills domains) wrapped in a </w:t>
+            </w:r>
+            <w:r>
+              <w:rPr>
+                <w:rStyle w:val="Strong"/>
+              </w:rPr>
+              <w:t>transient</w:t>
+            </w:r>
+            <w:r>
+              <w:rPr/>
+              <w:t xml:space="preserve"> wizard</w:t>
             </w:r>
           </w:p>
         </w:tc>
@@ -2406,7 +2490,7 @@
         <w:trPr/>
         <w:tc>
           <w:tcPr>
-            <w:tcW w:w="855" w:type="dxa"/>
+            <w:tcW w:w="676" w:type="dxa"/>
             <w:tcBorders/>
             <w:vAlign w:val="center"/>
           </w:tcPr>
@@ -2420,13 +2504,13 @@
             </w:pPr>
             <w:r>
               <w:rPr/>
-              <w:t>§10</w:t>
+              <w:t>§9</w:t>
             </w:r>
           </w:p>
         </w:tc>
         <w:tc>
           <w:tcPr>
-            <w:tcW w:w="4434" w:type="dxa"/>
+            <w:tcW w:w="2356" w:type="dxa"/>
             <w:tcBorders/>
             <w:vAlign w:val="center"/>
           </w:tcPr>
@@ -2440,13 +2524,13 @@
             </w:pPr>
             <w:r>
               <w:rPr/>
-              <w:t>Request overview + KPIs</w:t>
+              <w:t>Invitation waves</w:t>
             </w:r>
           </w:p>
         </w:tc>
         <w:tc>
           <w:tcPr>
-            <w:tcW w:w="6050" w:type="dxa"/>
+            <w:tcW w:w="3031" w:type="dxa"/>
             <w:tcBorders/>
             <w:vAlign w:val="center"/>
           </w:tcPr>
@@ -2460,7 +2544,7 @@
             </w:pPr>
             <w:r>
               <w:rPr/>
-              <w:t>Custom (views on request/invitation)</w:t>
+              <w:t>Custom (invitation model + wave tracking; invitation created only on Invite)</w:t>
             </w:r>
           </w:p>
         </w:tc>
@@ -2469,7 +2553,7 @@
         <w:trPr/>
         <w:tc>
           <w:tcPr>
-            <w:tcW w:w="855" w:type="dxa"/>
+            <w:tcW w:w="676" w:type="dxa"/>
             <w:tcBorders/>
             <w:vAlign w:val="center"/>
           </w:tcPr>
@@ -2483,13 +2567,13 @@
             </w:pPr>
             <w:r>
               <w:rPr/>
-              <w:t>§11</w:t>
+              <w:t>§10</w:t>
             </w:r>
           </w:p>
         </w:tc>
         <w:tc>
           <w:tcPr>
-            <w:tcW w:w="4434" w:type="dxa"/>
+            <w:tcW w:w="2356" w:type="dxa"/>
             <w:tcBorders/>
             <w:vAlign w:val="center"/>
           </w:tcPr>
@@ -2503,13 +2587,13 @@
             </w:pPr>
             <w:r>
               <w:rPr/>
-              <w:t>Email + WhatsApp invitations, reminders</w:t>
+              <w:t>Request overview + KPIs (coverage vs staffing)</w:t>
             </w:r>
           </w:p>
         </w:tc>
         <w:tc>
           <w:tcPr>
-            <w:tcW w:w="6050" w:type="dxa"/>
+            <w:tcW w:w="3031" w:type="dxa"/>
             <w:tcBorders/>
             <w:vAlign w:val="center"/>
           </w:tcPr>
@@ -2523,7 +2607,7 @@
             </w:pPr>
             <w:r>
               <w:rPr/>
-              <w:t>Standard (mail + whatsapp) + custom orchestration</w:t>
+              <w:t>Custom (views on request/invitation)</w:t>
             </w:r>
           </w:p>
         </w:tc>
@@ -2532,7 +2616,7 @@
         <w:trPr/>
         <w:tc>
           <w:tcPr>
-            <w:tcW w:w="855" w:type="dxa"/>
+            <w:tcW w:w="676" w:type="dxa"/>
             <w:tcBorders/>
             <w:vAlign w:val="center"/>
           </w:tcPr>
@@ -2546,13 +2630,13 @@
             </w:pPr>
             <w:r>
               <w:rPr/>
-              <w:t>§12</w:t>
+              <w:t>§11</w:t>
             </w:r>
           </w:p>
         </w:tc>
         <w:tc>
           <w:tcPr>
-            <w:tcW w:w="4434" w:type="dxa"/>
+            <w:tcW w:w="2356" w:type="dxa"/>
             <w:tcBorders/>
             <w:vAlign w:val="center"/>
           </w:tcPr>
@@ -2566,23 +2650,13 @@
             </w:pPr>
             <w:r>
               <w:rPr/>
-              <w:t xml:space="preserve">Assignment = </w:t>
-            </w:r>
-            <w:r>
-              <w:rPr>
-                <w:rStyle w:val="SourceText"/>
-              </w:rPr>
-              <w:t>planning.slot</w:t>
-            </w:r>
-            <w:r>
-              <w:rPr/>
-              <w:t>; scheduling = confirmation</w:t>
+              <w:t>Email + WhatsApp invitations, reminders</w:t>
             </w:r>
           </w:p>
         </w:tc>
         <w:tc>
           <w:tcPr>
-            <w:tcW w:w="6050" w:type="dxa"/>
+            <w:tcW w:w="3031" w:type="dxa"/>
             <w:tcBorders/>
             <w:vAlign w:val="center"/>
           </w:tcPr>
@@ -2596,7 +2670,7 @@
             </w:pPr>
             <w:r>
               <w:rPr/>
-              <w:t>Standard planning; small notification wording tweak</w:t>
+              <w:t>Standard (mail + whatsapp) + custom orchestration</w:t>
             </w:r>
           </w:p>
         </w:tc>
@@ -2605,7 +2679,7 @@
         <w:trPr/>
         <w:tc>
           <w:tcPr>
-            <w:tcW w:w="855" w:type="dxa"/>
+            <w:tcW w:w="676" w:type="dxa"/>
             <w:tcBorders/>
             <w:vAlign w:val="center"/>
           </w:tcPr>
@@ -2619,13 +2693,13 @@
             </w:pPr>
             <w:r>
               <w:rPr/>
-              <w:t>§13–15</w:t>
+              <w:t>§12</w:t>
             </w:r>
           </w:p>
         </w:tc>
         <w:tc>
           <w:tcPr>
-            <w:tcW w:w="4434" w:type="dxa"/>
+            <w:tcW w:w="2356" w:type="dxa"/>
             <w:tcBorders/>
             <w:vAlign w:val="center"/>
           </w:tcPr>
@@ -2639,13 +2713,23 @@
             </w:pPr>
             <w:r>
               <w:rPr/>
-              <w:t>Project→Task→Slot→Timesheet→SOL</w:t>
+              <w:t xml:space="preserve">Assignment = </w:t>
+            </w:r>
+            <w:r>
+              <w:rPr>
+                <w:rStyle w:val="SourceText"/>
+              </w:rPr>
+              <w:t>planning.slot</w:t>
+            </w:r>
+            <w:r>
+              <w:rPr/>
+              <w:t>; scheduling = confirmation</w:t>
             </w:r>
           </w:p>
         </w:tc>
         <w:tc>
           <w:tcPr>
-            <w:tcW w:w="6050" w:type="dxa"/>
+            <w:tcW w:w="3031" w:type="dxa"/>
             <w:tcBorders/>
             <w:vAlign w:val="center"/>
           </w:tcPr>
@@ -2659,7 +2743,7 @@
             </w:pPr>
             <w:r>
               <w:rPr/>
-              <w:t>Standard (reuse whole chain)</w:t>
+              <w:t>Standard planning; small notification wording tweak</w:t>
             </w:r>
           </w:p>
         </w:tc>
@@ -2668,7 +2752,7 @@
         <w:trPr/>
         <w:tc>
           <w:tcPr>
-            <w:tcW w:w="855" w:type="dxa"/>
+            <w:tcW w:w="676" w:type="dxa"/>
             <w:tcBorders/>
             <w:vAlign w:val="center"/>
           </w:tcPr>
@@ -2682,13 +2766,13 @@
             </w:pPr>
             <w:r>
               <w:rPr/>
-              <w:t>§16</w:t>
+              <w:t>§13–15</w:t>
             </w:r>
           </w:p>
         </w:tc>
         <w:tc>
           <w:tcPr>
-            <w:tcW w:w="4434" w:type="dxa"/>
+            <w:tcW w:w="2356" w:type="dxa"/>
             <w:tcBorders/>
             <w:vAlign w:val="center"/>
           </w:tcPr>
@@ -2702,13 +2786,13 @@
             </w:pPr>
             <w:r>
               <w:rPr/>
-              <w:t>Work Declaration layer → Timesheet</w:t>
+              <w:t>Project→Task→Slot→Timesheet→SOL</w:t>
             </w:r>
           </w:p>
         </w:tc>
         <w:tc>
           <w:tcPr>
-            <w:tcW w:w="6050" w:type="dxa"/>
+            <w:tcW w:w="3031" w:type="dxa"/>
             <w:tcBorders/>
             <w:vAlign w:val="center"/>
           </w:tcPr>
@@ -2722,7 +2806,7 @@
             </w:pPr>
             <w:r>
               <w:rPr/>
-              <w:t>Custom (thin model) + standard timesheet write</w:t>
+              <w:t>Standard (reuse whole chain)</w:t>
             </w:r>
           </w:p>
         </w:tc>
@@ -2731,7 +2815,7 @@
         <w:trPr/>
         <w:tc>
           <w:tcPr>
-            <w:tcW w:w="855" w:type="dxa"/>
+            <w:tcW w:w="676" w:type="dxa"/>
             <w:tcBorders/>
             <w:vAlign w:val="center"/>
           </w:tcPr>
@@ -2745,13 +2829,13 @@
             </w:pPr>
             <w:r>
               <w:rPr/>
-              <w:t>§17</w:t>
+              <w:t>§16</w:t>
             </w:r>
           </w:p>
         </w:tc>
         <w:tc>
           <w:tcPr>
-            <w:tcW w:w="4434" w:type="dxa"/>
+            <w:tcW w:w="2356" w:type="dxa"/>
             <w:tcBorders/>
             <w:vAlign w:val="center"/>
           </w:tcPr>
@@ -2765,13 +2849,13 @@
             </w:pPr>
             <w:r>
               <w:rPr/>
-              <w:t>Crew Portal</w:t>
+              <w:t>Work Declaration layer → Timesheet (immutable after approval)</w:t>
             </w:r>
           </w:p>
         </w:tc>
         <w:tc>
           <w:tcPr>
-            <w:tcW w:w="6050" w:type="dxa"/>
+            <w:tcW w:w="3031" w:type="dxa"/>
             <w:tcBorders/>
             <w:vAlign w:val="center"/>
           </w:tcPr>
@@ -2785,7 +2869,7 @@
             </w:pPr>
             <w:r>
               <w:rPr/>
-              <w:t>Custom controllers/pages reusing standard data</w:t>
+              <w:t>Custom (thin model) + standard timesheet write</w:t>
             </w:r>
           </w:p>
         </w:tc>
@@ -2794,7 +2878,7 @@
         <w:trPr/>
         <w:tc>
           <w:tcPr>
-            <w:tcW w:w="855" w:type="dxa"/>
+            <w:tcW w:w="676" w:type="dxa"/>
             <w:tcBorders/>
             <w:vAlign w:val="center"/>
           </w:tcPr>
@@ -2808,13 +2892,13 @@
             </w:pPr>
             <w:r>
               <w:rPr/>
-              <w:t>§18</w:t>
+              <w:t>§17</w:t>
             </w:r>
           </w:p>
         </w:tc>
         <w:tc>
           <w:tcPr>
-            <w:tcW w:w="4434" w:type="dxa"/>
+            <w:tcW w:w="2356" w:type="dxa"/>
             <w:tcBorders/>
             <w:vAlign w:val="center"/>
           </w:tcPr>
@@ -2828,13 +2912,13 @@
             </w:pPr>
             <w:r>
               <w:rPr/>
-              <w:t>Portal security</w:t>
+              <w:t>Crew Portal</w:t>
             </w:r>
           </w:p>
         </w:tc>
         <w:tc>
           <w:tcPr>
-            <w:tcW w:w="6050" w:type="dxa"/>
+            <w:tcW w:w="3031" w:type="dxa"/>
             <w:tcBorders/>
             <w:vAlign w:val="center"/>
           </w:tcPr>
@@ -2848,6 +2932,69 @@
             </w:pPr>
             <w:r>
               <w:rPr/>
+              <w:t>Custom controllers/pages reusing standard data</w:t>
+            </w:r>
+          </w:p>
+        </w:tc>
+      </w:tr>
+      <w:tr>
+        <w:trPr/>
+        <w:tc>
+          <w:tcPr>
+            <w:tcW w:w="676" w:type="dxa"/>
+            <w:tcBorders/>
+            <w:vAlign w:val="center"/>
+          </w:tcPr>
+          <w:p>
+            <w:pPr>
+              <w:pStyle w:val="TableContents"/>
+              <w:bidi w:val="0"/>
+              <w:spacing w:before="0" w:after="283"/>
+              <w:jc w:val="left"/>
+              <w:rPr/>
+            </w:pPr>
+            <w:r>
+              <w:rPr/>
+              <w:t>§18</w:t>
+            </w:r>
+          </w:p>
+        </w:tc>
+        <w:tc>
+          <w:tcPr>
+            <w:tcW w:w="2356" w:type="dxa"/>
+            <w:tcBorders/>
+            <w:vAlign w:val="center"/>
+          </w:tcPr>
+          <w:p>
+            <w:pPr>
+              <w:pStyle w:val="TableContents"/>
+              <w:bidi w:val="0"/>
+              <w:spacing w:before="0" w:after="283"/>
+              <w:jc w:val="left"/>
+              <w:rPr/>
+            </w:pPr>
+            <w:r>
+              <w:rPr/>
+              <w:t>Portal security</w:t>
+            </w:r>
+          </w:p>
+        </w:tc>
+        <w:tc>
+          <w:tcPr>
+            <w:tcW w:w="3031" w:type="dxa"/>
+            <w:tcBorders/>
+            <w:vAlign w:val="center"/>
+          </w:tcPr>
+          <w:p>
+            <w:pPr>
+              <w:pStyle w:val="TableContents"/>
+              <w:bidi w:val="0"/>
+              <w:spacing w:before="0" w:after="283"/>
+              <w:jc w:val="left"/>
+              <w:rPr/>
+            </w:pPr>
+            <w:r>
+              <w:rPr/>
               <w:t>Standard (</w:t>
             </w:r>
             <w:r>
@@ -2889,7 +3036,7 @@
       </w:r>
       <w:r>
         <w:rPr/>
-        <w:t xml:space="preserve"> (requests, invitations, availability log, work declaration, portal) — the "customise around Odoo, not the engines" principle.</w:t>
+        <w:t xml:space="preserve"> (requests, invitations, availability knowledge log, work declaration, portal) — the "customise around Odoo, not the engines" principle.</w:t>
       </w:r>
     </w:p>
     <w:p>
@@ -3139,7 +3286,37 @@
       </w:r>
       <w:r>
         <w:rPr/>
-        <w:t xml:space="preserve">, crew type), "enter availability" action (portal </w:t>
+        <w:t xml:space="preserve">, crew type) and </w:t>
+      </w:r>
+      <w:r>
+        <w:rPr>
+          <w:rStyle w:val="SourceText"/>
+        </w:rPr>
+        <w:t>crew_availability_mode</w:t>
+      </w:r>
+      <w:r>
+        <w:rPr/>
+        <w:t xml:space="preserve"> (</w:t>
+      </w:r>
+      <w:r>
+        <w:rPr>
+          <w:rStyle w:val="SourceText"/>
+        </w:rPr>
+        <w:t>standard</w:t>
+      </w:r>
+      <w:r>
+        <w:rPr/>
+        <w:t xml:space="preserve"> / </w:t>
+      </w:r>
+      <w:r>
+        <w:rPr>
+          <w:rStyle w:val="SourceText"/>
+        </w:rPr>
+        <w:t>explicit</w:t>
+      </w:r>
+      <w:r>
+        <w:rPr/>
+        <w:t xml:space="preserve">, see D.1); "enter availability" action (portal </w:t>
       </w:r>
       <w:r>
         <w:rPr>
@@ -3159,7 +3336,17 @@
       </w:r>
       <w:r>
         <w:rPr/>
-        <w:t xml:space="preserve"> — "report I can't work" action + link to work declarations; </w:t>
+        <w:t xml:space="preserve"> — "report I can't work" action + link to work declarations; optional </w:t>
+      </w:r>
+      <w:r>
+        <w:rPr>
+          <w:rStyle w:val="SourceText"/>
+        </w:rPr>
+        <w:t>crew_request_id</w:t>
+      </w:r>
+      <w:r>
+        <w:rPr/>
+        <w:t xml:space="preserve"> for precise staffing counts; </w:t>
       </w:r>
       <w:r>
         <w:rPr>
@@ -3243,11 +3430,21 @@
         <w:rPr>
           <w:rStyle w:val="SourceText"/>
         </w:rPr>
+        <w:t>crew.availability.log</w:t>
+      </w:r>
+      <w:r>
+        <w:rPr/>
+        <w:t xml:space="preserve"> (audit/declaration — renamed from </w:t>
+      </w:r>
+      <w:r>
+        <w:rPr>
+          <w:rStyle w:val="SourceText"/>
+        </w:rPr>
         <w:t>crew.availability</w:t>
       </w:r>
       <w:r>
         <w:rPr/>
-        <w:t xml:space="preserve"> (log/declaration), </w:t>
+        <w:t xml:space="preserve">), </w:t>
       </w:r>
       <w:r>
         <w:rPr>
@@ -3271,11 +3468,21 @@
         <w:rPr>
           <w:rStyle w:val="Strong"/>
         </w:rPr>
-        <w:t>Wizards:</w:t>
-      </w:r>
-      <w:r>
-        <w:rPr/>
-        <w:t xml:space="preserve"> candidate-selection/invite; "enter availability on behalf"; "report can't work".</w:t>
+        <w:t>Wizards (transient):</w:t>
+      </w:r>
+      <w:r>
+        <w:rPr/>
+        <w:t xml:space="preserve"> candidate-selection/invite (persists nothing — an invitation is only created on </w:t>
+      </w:r>
+      <w:r>
+        <w:rPr>
+          <w:rStyle w:val="Emphasis"/>
+        </w:rPr>
+        <w:t>Invite Selected</w:t>
+      </w:r>
+      <w:r>
+        <w:rPr/>
+        <w:t>); "enter availability on behalf"; "report can't work".</w:t>
       </w:r>
     </w:p>
     <w:p>
@@ -3383,7 +3590,27 @@
       </w:r>
       <w:r>
         <w:rPr/>
-        <w:t xml:space="preserve"> invitation reminder cron; optional close-expired-requests; optional nightly log ↔ leaves consistency check.</w:t>
+        <w:t xml:space="preserve"> - </w:t>
+      </w:r>
+      <w:r>
+        <w:rPr>
+          <w:rStyle w:val="Strong"/>
+        </w:rPr>
+        <w:t>Mandatory:</w:t>
+      </w:r>
+      <w:r>
+        <w:rPr/>
+        <w:t xml:space="preserve"> </w:t>
+      </w:r>
+      <w:r>
+        <w:rPr>
+          <w:rStyle w:val="Emphasis"/>
+        </w:rPr>
+        <w:t>explicit-availability horizon roll + idempotent consistency repair</w:t>
+      </w:r>
+      <w:r>
+        <w:rPr/>
+        <w:t xml:space="preserve"> (D.4). - invitation reminder cron; optional close-expired-requests.</w:t>
       </w:r>
     </w:p>
     <w:p>
@@ -3400,62 +3627,36 @@
     </w:p>
     <w:p>
       <w:pPr>
+        <w:pStyle w:val="Heading2"/>
+        <w:bidi w:val="0"/>
+        <w:jc w:val="left"/>
+        <w:rPr/>
+      </w:pPr>
+      <w:r>
+        <w:rPr/>
+        <w:t>D.1 Availability Mode</w:t>
+      </w:r>
+    </w:p>
+    <w:p>
+      <w:pPr>
         <w:pStyle w:val="BodyText"/>
         <w:bidi w:val="0"/>
         <w:jc w:val="left"/>
         <w:rPr/>
       </w:pPr>
       <w:r>
-        <w:rPr>
-          <w:rStyle w:val="Strong"/>
-        </w:rPr>
-        <w:t>Chosen mechanism (the only viable standard one):</w:t>
-      </w:r>
-      <w:r>
-        <w:rPr/>
-        <w:t xml:space="preserve"> a </w:t>
-      </w:r>
-      <w:r>
-        <w:rPr>
-          <w:rStyle w:val="Strong"/>
-        </w:rPr>
-        <w:t xml:space="preserve">broad shared "Crew" </w:t>
-      </w:r>
-      <w:r>
-        <w:rPr>
-          <w:rStyle w:val="SourceText"/>
-        </w:rPr>
-        <w:t>resource.calendar</w:t>
-      </w:r>
-      <w:r>
-        <w:rPr/>
-        <w:t xml:space="preserve"> (generous / 24×7 attendance) + </w:t>
-      </w:r>
-      <w:r>
-        <w:rPr>
-          <w:rStyle w:val="Strong"/>
-        </w:rPr>
-        <w:t xml:space="preserve">per-resource </w:t>
-      </w:r>
-      <w:r>
-        <w:rPr>
-          <w:rStyle w:val="SourceText"/>
-        </w:rPr>
-        <w:t>resource.calendar.leaves</w:t>
-      </w:r>
-      <w:r>
-        <w:rPr/>
-        <w:t xml:space="preserve"> for everything else. Positive availability = </w:t>
-      </w:r>
-      <w:r>
-        <w:rPr>
-          <w:rStyle w:val="Strong"/>
-        </w:rPr>
-        <w:t>absence</w:t>
-      </w:r>
-      <w:r>
-        <w:rPr/>
-        <w:t xml:space="preserve"> of a leave inside the broad attendance.</w:t>
+        <w:rPr/>
+        <w:t xml:space="preserve">A neutral setting decides </w:t>
+      </w:r>
+      <w:r>
+        <w:rPr>
+          <w:rStyle w:val="Emphasis"/>
+        </w:rPr>
+        <w:t>how</w:t>
+      </w:r>
+      <w:r>
+        <w:rPr/>
+        <w:t xml:space="preserve"> a crew member's operational availability is maintained — not who they are (never "freelancer").</w:t>
       </w:r>
     </w:p>
     <w:p>
@@ -3466,274 +3667,10 @@
         <w:rPr/>
       </w:pPr>
       <w:r>
-        <w:rPr/>
-        <w:t xml:space="preserve">Alternatives, all investigated and rejected: - </w:t>
-      </w:r>
-      <w:r>
-        <w:rPr>
-          <w:rStyle w:val="Emphasis"/>
-        </w:rPr>
-        <w:t>No calendar</w:t>
-      </w:r>
-      <w:r>
-        <w:rPr/>
-        <w:t xml:space="preserve"> → "fully flexible" → </w:t>
-      </w:r>
-      <w:r>
-        <w:rPr>
-          <w:rStyle w:val="Strong"/>
-        </w:rPr>
-        <w:t>always available</w:t>
-      </w:r>
-      <w:r>
-        <w:rPr/>
-        <w:t xml:space="preserve"> (wrong default). - </w:t>
-      </w:r>
-      <w:r>
-        <w:rPr>
-          <w:rStyle w:val="Emphasis"/>
-        </w:rPr>
-        <w:t>Empty-attendance calendar</w:t>
-      </w:r>
-      <w:r>
-        <w:rPr/>
-        <w:t xml:space="preserve"> → never available, but leaves only </w:t>
-      </w:r>
-      <w:r>
-        <w:rPr>
-          <w:rStyle w:val="Strong"/>
-        </w:rPr>
-        <w:t>subtract</w:t>
-      </w:r>
-      <w:r>
-        <w:rPr/>
-        <w:t xml:space="preserve"> and attendances are </w:t>
-      </w:r>
-      <w:r>
-        <w:rPr>
-          <w:rStyle w:val="Strong"/>
-        </w:rPr>
-        <w:t>weekly-recurring</w:t>
-      </w:r>
-      <w:r>
-        <w:rPr/>
-        <w:t xml:space="preserve"> — </w:t>
-      </w:r>
-      <w:r>
-        <w:rPr>
-          <w:rStyle w:val="Strong"/>
-        </w:rPr>
-        <w:t>no native way to add a single-date availability.</w:t>
-      </w:r>
-      <w:r>
-        <w:rPr/>
-        <w:t xml:space="preserve"> Dead end. - </w:t>
-      </w:r>
-      <w:r>
-        <w:rPr>
-          <w:rStyle w:val="SourceText"/>
-        </w:rPr>
-        <w:t>time_type='other'</w:t>
-      </w:r>
-      <w:r>
-        <w:rPr>
-          <w:rStyle w:val="Emphasis"/>
-        </w:rPr>
-        <w:t xml:space="preserve"> leaves</w:t>
-      </w:r>
-      <w:r>
-        <w:rPr/>
-        <w:t xml:space="preserve"> do not </w:t>
-      </w:r>
-      <w:r>
-        <w:rPr>
-          <w:rStyle w:val="Strong"/>
-        </w:rPr>
-        <w:t>add</w:t>
-      </w:r>
-      <w:r>
-        <w:rPr/>
-        <w:t xml:space="preserve"> availability where no attendance exists. Dead end. - Therefore </w:t>
-      </w:r>
-      <w:r>
-        <w:rPr>
-          <w:rStyle w:val="Strong"/>
-        </w:rPr>
-        <w:t>broad attendance + carve leaves</w:t>
-      </w:r>
-      <w:r>
-        <w:rPr/>
-        <w:t xml:space="preserve"> is the only standard route; </w:t>
-      </w:r>
-      <w:r>
-        <w:rPr>
-          <w:rStyle w:val="SourceText"/>
-        </w:rPr>
-        <w:t>_leave_intervals_batch</w:t>
-      </w:r>
-      <w:r>
-        <w:rPr/>
-        <w:t xml:space="preserve"> already filters by </w:t>
-      </w:r>
-      <w:r>
-        <w:rPr>
-          <w:rStyle w:val="SourceText"/>
-        </w:rPr>
-        <w:t>resource_id</w:t>
-      </w:r>
-      <w:r>
-        <w:rPr/>
-        <w:t xml:space="preserve"> and merges overlaps.</w:t>
-      </w:r>
-    </w:p>
-    <w:p>
-      <w:pPr>
-        <w:pStyle w:val="BodyText"/>
-        <w:bidi w:val="0"/>
-        <w:jc w:val="left"/>
-        <w:rPr/>
-      </w:pPr>
-      <w:r>
-        <w:rPr>
-          <w:rStyle w:val="Strong"/>
-        </w:rPr>
-        <w:t>Semantics:</w:t>
-      </w:r>
-      <w:r>
-        <w:rPr/>
-        <w:t xml:space="preserve"> - </w:t>
-      </w:r>
-      <w:r>
-        <w:rPr>
-          <w:rStyle w:val="Strong"/>
-        </w:rPr>
-        <w:t>Unknown / not-yet-confirmed</w:t>
-      </w:r>
-      <w:r>
-        <w:rPr/>
-        <w:t xml:space="preserve"> = a standing "blanket" leave → engine sees </w:t>
-      </w:r>
-      <w:r>
-        <w:rPr>
-          <w:rStyle w:val="Emphasis"/>
-        </w:rPr>
-        <w:t>unavailable</w:t>
-      </w:r>
-      <w:r>
-        <w:rPr/>
-        <w:t xml:space="preserve">, so standard </w:t>
-      </w:r>
-      <w:r>
-        <w:rPr>
-          <w:rStyle w:val="Strong"/>
-        </w:rPr>
-        <w:t>Auto-Plan will not schedule</w:t>
-      </w:r>
-      <w:r>
-        <w:rPr/>
-        <w:t xml:space="preserve"> an unconfirmed crew member (critical for §2/§12). - </w:t>
-      </w:r>
-      <w:r>
-        <w:rPr>
-          <w:rStyle w:val="Strong"/>
-        </w:rPr>
-        <w:t>Available</w:t>
-      </w:r>
-      <w:r>
-        <w:rPr/>
-        <w:t xml:space="preserve"> = split/remove the leave to expose the window (a hole). - </w:t>
-      </w:r>
-      <w:r>
-        <w:rPr>
-          <w:rStyle w:val="Strong"/>
-        </w:rPr>
-        <w:t>Definitely unavailable</w:t>
-      </w:r>
-      <w:r>
-        <w:rPr/>
-        <w:t xml:space="preserve"> = a leave that persists, tagged with a </w:t>
-      </w:r>
-      <w:r>
-        <w:rPr>
-          <w:rStyle w:val="Emphasis"/>
-        </w:rPr>
-        <w:t>declined</w:t>
-      </w:r>
-      <w:r>
-        <w:rPr/>
-        <w:t xml:space="preserve"> reason.</w:t>
-      </w:r>
-    </w:p>
-    <w:p>
-      <w:pPr>
-        <w:pStyle w:val="BodyText"/>
-        <w:bidi w:val="0"/>
-        <w:jc w:val="left"/>
-        <w:rPr/>
-      </w:pPr>
-      <w:r>
-        <w:rPr/>
-        <w:t xml:space="preserve">The engine cannot distinguish </w:t>
-      </w:r>
-      <w:r>
-        <w:rPr>
-          <w:rStyle w:val="Emphasis"/>
-        </w:rPr>
-        <w:t>unknown</w:t>
-      </w:r>
-      <w:r>
-        <w:rPr/>
-        <w:t xml:space="preserve"> vs </w:t>
-      </w:r>
-      <w:r>
-        <w:rPr>
-          <w:rStyle w:val="Emphasis"/>
-        </w:rPr>
-        <w:t>declined</w:t>
-      </w:r>
-      <w:r>
-        <w:rPr/>
-        <w:t xml:space="preserve"> (both are "leave"). That distinction lives in the </w:t>
-      </w:r>
-      <w:r>
-        <w:rPr>
-          <w:rStyle w:val="SourceText"/>
-        </w:rPr>
-        <w:t>crew.availability</w:t>
-      </w:r>
-      <w:r>
-        <w:rPr>
-          <w:rStyle w:val="Strong"/>
-        </w:rPr>
-        <w:t xml:space="preserve"> log</w:t>
-      </w:r>
-      <w:r>
-        <w:rPr/>
-        <w:t xml:space="preserve">, which drives §6 "don't re-ask" — </w:t>
-      </w:r>
-      <w:r>
-        <w:rPr>
-          <w:rStyle w:val="Strong"/>
-        </w:rPr>
-        <w:t>not</w:t>
-      </w:r>
-      <w:r>
-        <w:rPr/>
-        <w:t xml:space="preserve"> the engine. Effective availability stays 100% standard; the log is advisory/audit only.</w:t>
-      </w:r>
-    </w:p>
-    <w:p>
-      <w:pPr>
-        <w:pStyle w:val="BodyText"/>
-        <w:bidi w:val="0"/>
-        <w:jc w:val="left"/>
-        <w:rPr/>
-      </w:pPr>
-      <w:r>
-        <w:rPr>
-          <w:rStyle w:val="Strong"/>
-        </w:rPr>
-        <w:t>One idempotent service</w:t>
+        <w:rPr>
+          <w:rStyle w:val="Strong"/>
+        </w:rPr>
+        <w:t>Field:</w:t>
       </w:r>
       <w:r>
         <w:rPr/>
@@ -3743,787 +3680,51 @@
         <w:rPr>
           <w:rStyle w:val="SourceText"/>
         </w:rPr>
-        <w:t>_apply_availability(resource, start, end, state, origin, refs)</w:t>
-      </w:r>
-      <w:r>
-        <w:rPr/>
-        <w:t xml:space="preserve"> owns all leave create/split/merge, so overlaps (§6) are handled in one place: - store </w:t>
-      </w:r>
-      <w:r>
-        <w:rPr>
-          <w:rStyle w:val="Strong"/>
-        </w:rPr>
-        <w:t>UTC</w:t>
-      </w:r>
-      <w:r>
-        <w:rPr/>
-        <w:t xml:space="preserve">, compute in </w:t>
-      </w:r>
-      <w:r>
-        <w:rPr>
-          <w:rStyle w:val="Strong"/>
-        </w:rPr>
-        <w:t>resource.tz</w:t>
-      </w:r>
-      <w:r>
-        <w:rPr/>
-        <w:t xml:space="preserve"> (resource tz overrides calendar tz); - </w:t>
-      </w:r>
-      <w:r>
-        <w:rPr>
-          <w:rStyle w:val="Strong"/>
-        </w:rPr>
-        <w:t>DST</w:t>
-      </w:r>
-      <w:r>
-        <w:rPr/>
-        <w:t xml:space="preserve">: </w:t>
-      </w:r>
-      <w:r>
-        <w:rPr>
-          <w:rStyle w:val="SourceText"/>
-        </w:rPr>
-        <w:t>pytz.localize</w:t>
-      </w:r>
-      <w:r>
-        <w:rPr/>
-        <w:t xml:space="preserve"> fold/gap is the main sharp edge (standard raises on ambiguous times) — documented and tested; - overlaps normalised to non-overlapping intervals before writing (interval algebra like </w:t>
-      </w:r>
-      <w:r>
-        <w:rPr>
-          <w:rStyle w:val="SourceText"/>
-        </w:rPr>
-        <w:t>odoo.tools.intervals</w:t>
-      </w:r>
-      <w:r>
-        <w:rPr/>
-        <w:t>).</w:t>
-      </w:r>
-    </w:p>
-    <w:p>
-      <w:pPr>
-        <w:pStyle w:val="BodyText"/>
-        <w:bidi w:val="0"/>
-        <w:jc w:val="left"/>
-        <w:rPr/>
-      </w:pPr>
-      <w:r>
-        <w:rPr/>
-        <w:t xml:space="preserve">Planning </w:t>
-      </w:r>
-      <w:r>
-        <w:rPr>
-          <w:rStyle w:val="SourceText"/>
-        </w:rPr>
-        <w:t>auto_plan_ids()</w:t>
-      </w:r>
-      <w:r>
-        <w:rPr/>
-        <w:t xml:space="preserve">, </w:t>
-      </w:r>
-      <w:r>
-        <w:rPr>
-          <w:rStyle w:val="SourceText"/>
-        </w:rPr>
-        <w:t>allocated_hours</w:t>
-      </w:r>
-      <w:r>
-        <w:rPr/>
-        <w:t xml:space="preserve"> and conflict detection all read </w:t>
-      </w:r>
-      <w:r>
-        <w:rPr>
-          <w:rStyle w:val="SourceText"/>
-        </w:rPr>
-        <w:t>_work_intervals_batch</w:t>
-      </w:r>
-      <w:r>
-        <w:rPr/>
-        <w:t xml:space="preserve">, so they respect these leaves automatically — </w:t>
-      </w:r>
-      <w:r>
-        <w:rPr>
-          <w:rStyle w:val="Strong"/>
-        </w:rPr>
-        <w:t>no parallel engine.</w:t>
-      </w:r>
-      <w:r>
-        <w:rPr/>
-        <w:t xml:space="preserve"> </w:t>
-      </w:r>
-      <w:r>
-        <w:rPr>
-          <w:rStyle w:val="Emphasis"/>
-        </w:rPr>
-        <w:t>Caveat:</w:t>
-      </w:r>
-      <w:r>
-        <w:rPr/>
-        <w:t xml:space="preserve"> a 24×7 base calendar makes </w:t>
-      </w:r>
-      <w:r>
-        <w:rPr>
-          <w:rStyle w:val="SourceText"/>
-        </w:rPr>
-        <w:t>allocated_percentage</w:t>
-      </w:r>
-      <w:r>
-        <w:rPr/>
-        <w:t xml:space="preserve"> meaningless for utilisation reporting — acceptable for event crew (flagged).</w:t>
-      </w:r>
-    </w:p>
-    <w:p>
-      <w:pPr>
-        <w:pStyle w:val="Heading1"/>
-        <w:bidi w:val="0"/>
-        <w:jc w:val="left"/>
-        <w:rPr/>
-      </w:pPr>
-      <w:r>
-        <w:rPr/>
-        <w:t>E. Data model (custom)</w:t>
-      </w:r>
-    </w:p>
-    <w:p>
-      <w:pPr>
-        <w:pStyle w:val="BodyText"/>
-        <w:bidi w:val="0"/>
-        <w:jc w:val="left"/>
-        <w:rPr/>
-      </w:pPr>
-      <w:r>
-        <w:rPr>
-          <w:rStyle w:val="SourceText"/>
-        </w:rPr>
-        <w:t>crew.availability.request</w:t>
-      </w:r>
-      <w:r>
-        <w:rPr/>
-        <w:t xml:space="preserve"> — </w:t>
-      </w:r>
-      <w:r>
-        <w:rPr>
-          <w:rStyle w:val="SourceText"/>
-        </w:rPr>
-        <w:t>name</w:t>
-      </w:r>
-      <w:r>
-        <w:rPr/>
-        <w:t xml:space="preserve">, </w:t>
-      </w:r>
-      <w:r>
-        <w:rPr>
-          <w:rStyle w:val="SourceText"/>
-        </w:rPr>
-        <w:t>request_type</w:t>
-      </w:r>
-      <w:r>
-        <w:rPr/>
-        <w:t xml:space="preserve"> (task/project/period), </w:t>
-      </w:r>
-      <w:r>
-        <w:rPr>
-          <w:rStyle w:val="SourceText"/>
-        </w:rPr>
-        <w:t>project_id</w:t>
-      </w:r>
-      <w:r>
-        <w:rPr/>
-        <w:t xml:space="preserve">, </w:t>
-      </w:r>
-      <w:r>
-        <w:rPr>
-          <w:rStyle w:val="SourceText"/>
-        </w:rPr>
-        <w:t>task_id</w:t>
-      </w:r>
-      <w:r>
-        <w:rPr/>
-        <w:t xml:space="preserve">, </w:t>
-      </w:r>
-      <w:r>
-        <w:rPr>
-          <w:rStyle w:val="SourceText"/>
-        </w:rPr>
-        <w:t>date_start</w:t>
-      </w:r>
-      <w:r>
-        <w:rPr/>
-        <w:t xml:space="preserve">, </w:t>
-      </w:r>
-      <w:r>
-        <w:rPr>
-          <w:rStyle w:val="SourceText"/>
-        </w:rPr>
-        <w:t>date_end</w:t>
-      </w:r>
-      <w:r>
-        <w:rPr/>
-        <w:t xml:space="preserve">, </w:t>
-      </w:r>
-      <w:r>
-        <w:rPr>
-          <w:rStyle w:val="SourceText"/>
-        </w:rPr>
-        <w:t>role_id</w:t>
-      </w:r>
-      <w:r>
-        <w:rPr/>
-        <w:t xml:space="preserve">, </w:t>
-      </w:r>
-      <w:r>
-        <w:rPr>
-          <w:rStyle w:val="SourceText"/>
-        </w:rPr>
-        <w:t>skill_requirement_ids</w:t>
-      </w:r>
-      <w:r>
-        <w:rPr/>
-        <w:t xml:space="preserve">, </w:t>
-      </w:r>
-      <w:r>
-        <w:rPr>
-          <w:rStyle w:val="SourceText"/>
-        </w:rPr>
-        <w:t>headcount_needed</w:t>
-      </w:r>
-      <w:r>
-        <w:rPr/>
-        <w:t xml:space="preserve">, </w:t>
-      </w:r>
-      <w:r>
-        <w:rPr>
-          <w:rStyle w:val="SourceText"/>
-        </w:rPr>
-        <w:t>state</w:t>
-      </w:r>
-      <w:r>
-        <w:rPr/>
-        <w:t xml:space="preserve">, </w:t>
-      </w:r>
-      <w:r>
-        <w:rPr>
-          <w:rStyle w:val="SourceText"/>
-        </w:rPr>
-        <w:t>company_id</w:t>
-      </w:r>
-      <w:r>
-        <w:rPr/>
-        <w:t>; KPI computes (invited / available / partial / unavailable / pending).</w:t>
-      </w:r>
-    </w:p>
-    <w:p>
-      <w:pPr>
-        <w:pStyle w:val="BodyText"/>
-        <w:bidi w:val="0"/>
-        <w:jc w:val="left"/>
-        <w:rPr/>
-      </w:pPr>
-      <w:r>
-        <w:rPr>
-          <w:rStyle w:val="SourceText"/>
-        </w:rPr>
-        <w:t>crew.availability.invitation</w:t>
-      </w:r>
-      <w:r>
-        <w:rPr/>
-        <w:t xml:space="preserve"> — </w:t>
-      </w:r>
-      <w:r>
-        <w:rPr>
-          <w:rStyle w:val="SourceText"/>
-        </w:rPr>
-        <w:t>request_id</w:t>
-      </w:r>
-      <w:r>
-        <w:rPr/>
-        <w:t xml:space="preserve">, </w:t>
-      </w:r>
-      <w:r>
-        <w:rPr>
-          <w:rStyle w:val="SourceText"/>
-        </w:rPr>
-        <w:t>employee_id</w:t>
-      </w:r>
-      <w:r>
-        <w:rPr/>
-        <w:t xml:space="preserve">, </w:t>
-      </w:r>
-      <w:r>
-        <w:rPr>
-          <w:rStyle w:val="SourceText"/>
-        </w:rPr>
-        <w:t>wave</w:t>
-      </w:r>
-      <w:r>
-        <w:rPr/>
-        <w:t xml:space="preserve"> (int), </w:t>
-      </w:r>
-      <w:r>
-        <w:rPr>
-          <w:rStyle w:val="SourceText"/>
-        </w:rPr>
-        <w:t>channel</w:t>
-      </w:r>
-      <w:r>
-        <w:rPr/>
-        <w:t xml:space="preserve"> (email/whatsapp/both), </w:t>
-      </w:r>
-      <w:r>
-        <w:rPr>
-          <w:rStyle w:val="SourceText"/>
-        </w:rPr>
-        <w:t>state</w:t>
-      </w:r>
-      <w:r>
-        <w:rPr/>
-        <w:t xml:space="preserve"> (selected/sent/reminded/responded/expired), </w:t>
-      </w:r>
-      <w:r>
-        <w:rPr>
-          <w:rStyle w:val="SourceText"/>
-        </w:rPr>
-        <w:t>sent_on</w:t>
-      </w:r>
-      <w:r>
-        <w:rPr/>
-        <w:t xml:space="preserve">, </w:t>
-      </w:r>
-      <w:r>
-        <w:rPr>
-          <w:rStyle w:val="SourceText"/>
-        </w:rPr>
-        <w:t>last_reminder_on</w:t>
-      </w:r>
-      <w:r>
-        <w:rPr/>
-        <w:t xml:space="preserve">, </w:t>
-      </w:r>
-      <w:r>
-        <w:rPr>
-          <w:rStyle w:val="SourceText"/>
-        </w:rPr>
-        <w:t>response</w:t>
-      </w:r>
-      <w:r>
-        <w:rPr/>
-        <w:t xml:space="preserve"> (available/partial/unavailable/pending), </w:t>
-      </w:r>
-      <w:r>
-        <w:rPr>
-          <w:rStyle w:val="SourceText"/>
-        </w:rPr>
-        <w:t>response_start</w:t>
-      </w:r>
-      <w:r>
-        <w:rPr/>
-        <w:t xml:space="preserve">/ </w:t>
-      </w:r>
-      <w:r>
-        <w:rPr>
-          <w:rStyle w:val="SourceText"/>
-        </w:rPr>
-        <w:t>response_end</w:t>
-      </w:r>
-      <w:r>
-        <w:rPr/>
-        <w:t xml:space="preserve"> (partial), </w:t>
-      </w:r>
-      <w:r>
-        <w:rPr>
-          <w:rStyle w:val="SourceText"/>
-        </w:rPr>
-        <w:t>mail_message_ids</w:t>
-      </w:r>
-      <w:r>
-        <w:rPr/>
-        <w:t xml:space="preserve">. Uniqueness </w:t>
-      </w:r>
-      <w:r>
-        <w:rPr>
-          <w:rStyle w:val="SourceText"/>
-        </w:rPr>
-        <w:t>(request_id, employee_id)</w:t>
-      </w:r>
-      <w:r>
-        <w:rPr/>
-        <w:t xml:space="preserve"> blocks duplicate invitations across waves.</w:t>
-      </w:r>
-    </w:p>
-    <w:p>
-      <w:pPr>
-        <w:pStyle w:val="BodyText"/>
-        <w:bidi w:val="0"/>
-        <w:jc w:val="left"/>
-        <w:rPr/>
-      </w:pPr>
-      <w:r>
-        <w:rPr>
-          <w:rStyle w:val="SourceText"/>
-        </w:rPr>
-        <w:t>crew.availability</w:t>
-      </w:r>
-      <w:r>
-        <w:rPr/>
-        <w:t xml:space="preserve"> (log/declaration) — </w:t>
-      </w:r>
-      <w:r>
-        <w:rPr>
-          <w:rStyle w:val="SourceText"/>
-        </w:rPr>
-        <w:t>employee_id</w:t>
-      </w:r>
-      <w:r>
-        <w:rPr/>
-        <w:t>/</w:t>
-      </w:r>
-      <w:r>
-        <w:rPr>
-          <w:rStyle w:val="SourceText"/>
-        </w:rPr>
-        <w:t>resource_id</w:t>
-      </w:r>
-      <w:r>
-        <w:rPr/>
-        <w:t xml:space="preserve">, </w:t>
-      </w:r>
-      <w:r>
-        <w:rPr>
-          <w:rStyle w:val="SourceText"/>
-        </w:rPr>
-        <w:t>date_start</w:t>
-      </w:r>
-      <w:r>
-        <w:rPr/>
-        <w:t xml:space="preserve">, </w:t>
-      </w:r>
-      <w:r>
-        <w:rPr>
-          <w:rStyle w:val="SourceText"/>
-        </w:rPr>
-        <w:t>date_end</w:t>
-      </w:r>
-      <w:r>
-        <w:rPr/>
-        <w:t xml:space="preserve">, </w:t>
-      </w:r>
-      <w:r>
-        <w:rPr>
-          <w:rStyle w:val="SourceText"/>
-        </w:rPr>
-        <w:t>state</w:t>
-      </w:r>
-      <w:r>
-        <w:rPr/>
-        <w:t xml:space="preserve"> (available/unavailable), </w:t>
-      </w:r>
-      <w:r>
-        <w:rPr>
-          <w:rStyle w:val="SourceText"/>
-        </w:rPr>
-        <w:t>origin</w:t>
-      </w:r>
-      <w:r>
-        <w:rPr/>
-        <w:t xml:space="preserve"> (self_portal/task_request/project_request/ period_request/planner), </w:t>
-      </w:r>
-      <w:r>
-        <w:rPr>
-          <w:rStyle w:val="SourceText"/>
-        </w:rPr>
-        <w:t>request_id</w:t>
-      </w:r>
-      <w:r>
-        <w:rPr/>
-        <w:t xml:space="preserve">, </w:t>
-      </w:r>
-      <w:r>
-        <w:rPr>
-          <w:rStyle w:val="SourceText"/>
-        </w:rPr>
-        <w:t>project_id</w:t>
-      </w:r>
-      <w:r>
-        <w:rPr/>
-        <w:t xml:space="preserve">, </w:t>
-      </w:r>
-      <w:r>
-        <w:rPr>
-          <w:rStyle w:val="SourceText"/>
-        </w:rPr>
-        <w:t>task_id</w:t>
-      </w:r>
-      <w:r>
-        <w:rPr/>
-        <w:t xml:space="preserve">, </w:t>
-      </w:r>
-      <w:r>
-        <w:rPr>
-          <w:rStyle w:val="SourceText"/>
-        </w:rPr>
-        <w:t>changed_by</w:t>
-      </w:r>
-      <w:r>
-        <w:rPr/>
-        <w:t xml:space="preserve">, </w:t>
-      </w:r>
-      <w:r>
-        <w:rPr>
-          <w:rStyle w:val="SourceText"/>
-        </w:rPr>
-        <w:t>create_date</w:t>
-      </w:r>
-      <w:r>
-        <w:rPr/>
-        <w:t xml:space="preserve">, </w:t>
-      </w:r>
-      <w:r>
-        <w:rPr>
-          <w:rStyle w:val="SourceText"/>
-        </w:rPr>
-        <w:t>previous_state</w:t>
-      </w:r>
-      <w:r>
-        <w:rPr/>
-        <w:t xml:space="preserve">, </w:t>
-      </w:r>
-      <w:r>
-        <w:rPr>
-          <w:rStyle w:val="SourceText"/>
-        </w:rPr>
-        <w:t>new_state</w:t>
-      </w:r>
-      <w:r>
-        <w:rPr/>
-        <w:t xml:space="preserve">, </w:t>
-      </w:r>
-      <w:r>
-        <w:rPr>
-          <w:rStyle w:val="SourceText"/>
-        </w:rPr>
-        <w:t>leave_ids</w:t>
-      </w:r>
-      <w:r>
-        <w:rPr/>
-        <w:t>. Append-only for audit; "current" view derived.</w:t>
-      </w:r>
-    </w:p>
-    <w:p>
-      <w:pPr>
-        <w:pStyle w:val="BodyText"/>
-        <w:bidi w:val="0"/>
-        <w:jc w:val="left"/>
-        <w:rPr/>
-      </w:pPr>
-      <w:r>
-        <w:rPr>
-          <w:rStyle w:val="SourceText"/>
-        </w:rPr>
-        <w:t>crew.work.declaration</w:t>
-      </w:r>
-      <w:r>
-        <w:rPr/>
-        <w:t xml:space="preserve"> — </w:t>
-      </w:r>
-      <w:r>
-        <w:rPr>
-          <w:rStyle w:val="SourceText"/>
-        </w:rPr>
-        <w:t>slot_id</w:t>
-      </w:r>
-      <w:r>
-        <w:rPr/>
-        <w:t xml:space="preserve"> (unique), </w:t>
-      </w:r>
-      <w:r>
-        <w:rPr>
-          <w:rStyle w:val="SourceText"/>
-        </w:rPr>
-        <w:t>employee_id</w:t>
-      </w:r>
-      <w:r>
-        <w:rPr/>
-        <w:t>/</w:t>
-      </w:r>
-      <w:r>
-        <w:rPr>
-          <w:rStyle w:val="SourceText"/>
-        </w:rPr>
-        <w:t>project_id</w:t>
-      </w:r>
-      <w:r>
-        <w:rPr/>
-        <w:t>/</w:t>
-      </w:r>
-      <w:r>
-        <w:rPr>
-          <w:rStyle w:val="SourceText"/>
-        </w:rPr>
-        <w:t>task_id</w:t>
-      </w:r>
-      <w:r>
-        <w:rPr/>
-        <w:t xml:space="preserve">/ </w:t>
-      </w:r>
-      <w:r>
-        <w:rPr>
-          <w:rStyle w:val="SourceText"/>
-        </w:rPr>
-        <w:t>sale_line_id</w:t>
-      </w:r>
-      <w:r>
-        <w:rPr/>
-        <w:t xml:space="preserve"> (related from slot), </w:t>
-      </w:r>
-      <w:r>
-        <w:rPr>
-          <w:rStyle w:val="SourceText"/>
-        </w:rPr>
-        <w:t>planned_start/end/duration</w:t>
-      </w:r>
-      <w:r>
-        <w:rPr/>
-        <w:t xml:space="preserve"> (from slot), </w:t>
-      </w:r>
-      <w:r>
-        <w:rPr>
-          <w:rStyle w:val="SourceText"/>
-        </w:rPr>
-        <w:t>actual_start</w:t>
-      </w:r>
-      <w:r>
-        <w:rPr/>
-        <w:t xml:space="preserve">, </w:t>
-      </w:r>
-      <w:r>
-        <w:rPr>
-          <w:rStyle w:val="SourceText"/>
-        </w:rPr>
-        <w:t>actual_end</w:t>
-      </w:r>
-      <w:r>
-        <w:rPr/>
-        <w:t xml:space="preserve">, </w:t>
-      </w:r>
-      <w:r>
-        <w:rPr>
-          <w:rStyle w:val="SourceText"/>
-        </w:rPr>
-        <w:t>break_minutes</w:t>
-      </w:r>
-      <w:r>
-        <w:rPr/>
-        <w:t xml:space="preserve">, </w:t>
-      </w:r>
-      <w:r>
-        <w:rPr>
-          <w:rStyle w:val="SourceText"/>
-        </w:rPr>
-        <w:t>worked_hours</w:t>
-      </w:r>
-      <w:r>
-        <w:rPr/>
-        <w:t xml:space="preserve"> (computed), </w:t>
-      </w:r>
-      <w:r>
-        <w:rPr>
-          <w:rStyle w:val="SourceText"/>
-        </w:rPr>
-        <w:t>comment</w:t>
-      </w:r>
-      <w:r>
-        <w:rPr/>
-        <w:t xml:space="preserve">, </w:t>
-      </w:r>
-      <w:r>
-        <w:rPr>
-          <w:rStyle w:val="SourceText"/>
-        </w:rPr>
-        <w:t>state</w:t>
-      </w:r>
-      <w:r>
-        <w:rPr/>
-        <w:t xml:space="preserve"> (draft/submitted/approved/rejected), </w:t>
-      </w:r>
-      <w:r>
-        <w:rPr>
-          <w:rStyle w:val="SourceText"/>
-        </w:rPr>
-        <w:t>timesheet_id</w:t>
-      </w:r>
-      <w:r>
-        <w:rPr/>
-        <w:t xml:space="preserve"> (the created </w:t>
-      </w:r>
-      <w:r>
-        <w:rPr>
-          <w:rStyle w:val="SourceText"/>
-        </w:rPr>
-        <w:t>account.analytic.line</w:t>
-      </w:r>
-      <w:r>
-        <w:rPr/>
-        <w:t>, for idempotency).</w:t>
-      </w:r>
-    </w:p>
-    <w:p>
-      <w:pPr>
-        <w:pStyle w:val="BodyText"/>
-        <w:bidi w:val="0"/>
-        <w:jc w:val="left"/>
-        <w:rPr/>
-      </w:pPr>
-      <w:r>
-        <w:rPr>
-          <w:rStyle w:val="Strong"/>
-        </w:rPr>
-        <w:t>Skill requirement line</w:t>
-      </w:r>
-      <w:r>
-        <w:rPr/>
-        <w:t xml:space="preserve"> (embedded) — </w:t>
-      </w:r>
-      <w:r>
-        <w:rPr>
-          <w:rStyle w:val="SourceText"/>
-        </w:rPr>
-        <w:t>skill_id</w:t>
-      </w:r>
-      <w:r>
-        <w:rPr/>
-        <w:t xml:space="preserve">, </w:t>
-      </w:r>
-      <w:r>
-        <w:rPr>
-          <w:rStyle w:val="SourceText"/>
-        </w:rPr>
-        <w:t>min_skill_level_id</w:t>
-      </w:r>
-      <w:r>
-        <w:rPr/>
-        <w:t xml:space="preserve"> (compared via </w:t>
-      </w:r>
-      <w:r>
-        <w:rPr>
-          <w:rStyle w:val="SourceText"/>
-        </w:rPr>
-        <w:t>level_progress &gt;=</w:t>
-      </w:r>
-      <w:r>
-        <w:rPr/>
-        <w:t>).</w:t>
-      </w:r>
-    </w:p>
-    <w:p>
-      <w:pPr>
-        <w:pStyle w:val="Heading1"/>
-        <w:bidi w:val="0"/>
-        <w:jc w:val="left"/>
-        <w:rPr/>
-      </w:pPr>
-      <w:r>
-        <w:rPr/>
-        <w:t>F. State machines</w:t>
+        <w:t>hr.employee.crew_availability_mode</w:t>
+      </w:r>
+      <w:r>
+        <w:rPr/>
+        <w:t xml:space="preserve"> — Selection </w:t>
+      </w:r>
+      <w:r>
+        <w:rPr>
+          <w:rStyle w:val="SourceText"/>
+        </w:rPr>
+        <w:t>[('standard','Standard Working Schedule'), ('explicit','Explicit Availability')]</w:t>
+      </w:r>
+      <w:r>
+        <w:rPr/>
+        <w:t xml:space="preserve">, default </w:t>
+      </w:r>
+      <w:r>
+        <w:rPr>
+          <w:rStyle w:val="SourceText"/>
+        </w:rPr>
+        <w:t>standard</w:t>
+      </w:r>
+      <w:r>
+        <w:rPr/>
+        <w:t xml:space="preserve">. It lives on </w:t>
+      </w:r>
+      <w:r>
+        <w:rPr>
+          <w:rStyle w:val="SourceText"/>
+        </w:rPr>
+        <w:t>hr.employee</w:t>
+      </w:r>
+      <w:r>
+        <w:rPr/>
+        <w:t xml:space="preserve"> (a business/HR decision); the availability service reaches the engine via </w:t>
+      </w:r>
+      <w:r>
+        <w:rPr>
+          <w:rStyle w:val="SourceText"/>
+        </w:rPr>
+        <w:t>employee.resource_id</w:t>
+      </w:r>
+      <w:r>
+        <w:rPr/>
+        <w:t>.</w:t>
       </w:r>
     </w:p>
     <w:p>
@@ -4547,31 +3748,31 @@
         <w:rPr>
           <w:rStyle w:val="Strong"/>
         </w:rPr>
-        <w:t>Availability Request:</w:t>
-      </w:r>
-      <w:r>
-        <w:rPr/>
-        <w:t xml:space="preserve"> </w:t>
-      </w:r>
-      <w:r>
-        <w:rPr>
-          <w:rStyle w:val="SourceText"/>
-        </w:rPr>
-        <w:t>draft → open → (partially_fulfilled) → fulfilled → closed</w:t>
-      </w:r>
-      <w:r>
-        <w:rPr/>
-        <w:t xml:space="preserve"> (+ </w:t>
-      </w:r>
-      <w:r>
-        <w:rPr>
-          <w:rStyle w:val="SourceText"/>
-        </w:rPr>
-        <w:t>cancelled</w:t>
-      </w:r>
-      <w:r>
-        <w:rPr/>
-        <w:t xml:space="preserve">). Fulfilled when confirmed-available ≥ headcount. </w:t>
+        <w:t>Standard Working Schedule</w:t>
+      </w:r>
+      <w:r>
+        <w:rPr/>
+        <w:t xml:space="preserve"> — normal Odoo behaviour: the resource's working </w:t>
+      </w:r>
+      <w:r>
+        <w:rPr>
+          <w:rStyle w:val="SourceText"/>
+        </w:rPr>
+        <w:t>resource.calendar</w:t>
+      </w:r>
+      <w:r>
+        <w:rPr/>
+        <w:t xml:space="preserve"> + normal Time Off leaves. Available by schedule unless on leave. This is the mode for </w:t>
+      </w:r>
+      <w:r>
+        <w:rPr>
+          <w:rStyle w:val="Strong"/>
+        </w:rPr>
+        <w:t>internal employees who only use the Crew Portal</w:t>
+      </w:r>
+      <w:r>
+        <w:rPr/>
+        <w:t xml:space="preserve"> but are otherwise normally scheduled. No blanket leave. </w:t>
       </w:r>
     </w:p>
     <w:p>
@@ -4586,7 +3787,6 @@
           <w:tab w:val="left" w:pos="709" w:leader="none"/>
         </w:tabs>
         <w:bidi w:val="0"/>
-        <w:spacing w:before="0" w:after="0"/>
         <w:ind w:hanging="283" w:left="709"/>
         <w:jc w:val="left"/>
         <w:rPr/>
@@ -4595,7 +3795,345 @@
         <w:rPr>
           <w:rStyle w:val="Strong"/>
         </w:rPr>
-        <w:t>Invitation:</w:t>
+        <w:t>Explicit Availability</w:t>
+      </w:r>
+      <w:r>
+        <w:rPr/>
+        <w:t xml:space="preserve"> — the broad-calendar + per-resource </w:t>
+      </w:r>
+      <w:r>
+        <w:rPr>
+          <w:rStyle w:val="Strong"/>
+        </w:rPr>
+        <w:t>blanket-unavailability</w:t>
+      </w:r>
+      <w:r>
+        <w:rPr/>
+        <w:t xml:space="preserve"> leaves mechanism: unavailable unless a hole has been punched by an explicit declaration. </w:t>
+      </w:r>
+    </w:p>
+    <w:p>
+      <w:pPr>
+        <w:pStyle w:val="BodyText"/>
+        <w:bidi w:val="0"/>
+        <w:jc w:val="left"/>
+        <w:rPr/>
+      </w:pPr>
+      <w:r>
+        <w:rPr>
+          <w:rStyle w:val="Strong"/>
+        </w:rPr>
+        <w:t>Staffing stays standard in both modes:</w:t>
+      </w:r>
+      <w:r>
+        <w:rPr/>
+        <w:t xml:space="preserve"> both modes express availability </w:t>
+      </w:r>
+      <w:r>
+        <w:rPr>
+          <w:rStyle w:val="Emphasis"/>
+        </w:rPr>
+        <w:t>only</w:t>
+      </w:r>
+      <w:r>
+        <w:rPr/>
+        <w:t xml:space="preserve"> through </w:t>
+      </w:r>
+      <w:r>
+        <w:rPr>
+          <w:rStyle w:val="SourceText"/>
+        </w:rPr>
+        <w:t>resource.calendar</w:t>
+      </w:r>
+      <w:r>
+        <w:rPr/>
+        <w:t xml:space="preserve"> attendance + </w:t>
+      </w:r>
+      <w:r>
+        <w:rPr>
+          <w:rStyle w:val="SourceText"/>
+        </w:rPr>
+        <w:t>resource.calendar.leaves</w:t>
+      </w:r>
+      <w:r>
+        <w:rPr/>
+        <w:t xml:space="preserve">. </w:t>
+      </w:r>
+      <w:r>
+        <w:rPr>
+          <w:rStyle w:val="SourceText"/>
+        </w:rPr>
+        <w:t>_work_intervals_batch</w:t>
+      </w:r>
+      <w:r>
+        <w:rPr/>
+        <w:t xml:space="preserve">, </w:t>
+      </w:r>
+      <w:r>
+        <w:rPr>
+          <w:rStyle w:val="SourceText"/>
+        </w:rPr>
+        <w:t>auto_plan_ids()</w:t>
+      </w:r>
+      <w:r>
+        <w:rPr/>
+        <w:t xml:space="preserve">, </w:t>
+      </w:r>
+      <w:r>
+        <w:rPr>
+          <w:rStyle w:val="SourceText"/>
+        </w:rPr>
+        <w:t>allocated_hours</w:t>
+      </w:r>
+      <w:r>
+        <w:rPr/>
+        <w:t xml:space="preserve"> and conflict detection read that identically and are </w:t>
+      </w:r>
+      <w:r>
+        <w:rPr>
+          <w:rStyle w:val="Strong"/>
+        </w:rPr>
+        <w:t>mode-agnostic</w:t>
+      </w:r>
+      <w:r>
+        <w:rPr/>
+        <w:t xml:space="preserve">. The mode only selects which </w:t>
+      </w:r>
+      <w:r>
+        <w:rPr>
+          <w:rStyle w:val="Emphasis"/>
+        </w:rPr>
+        <w:t>leaves-maintenance policy</w:t>
+      </w:r>
+      <w:r>
+        <w:rPr/>
+        <w:t xml:space="preserve"> the crew service applies (do nothing vs maintain blanket coverage). Auto Plan and the candidate "available in window?" check never branch on mode.</w:t>
+      </w:r>
+    </w:p>
+    <w:p>
+      <w:pPr>
+        <w:pStyle w:val="BodyText"/>
+        <w:bidi w:val="0"/>
+        <w:jc w:val="left"/>
+        <w:rPr/>
+      </w:pPr>
+      <w:r>
+        <w:rPr>
+          <w:rStyle w:val="Strong"/>
+        </w:rPr>
+        <w:t>Candidate selection consequence:</w:t>
+      </w:r>
+      <w:r>
+        <w:rPr/>
+        <w:t xml:space="preserve"> the wizard's "available in window" filter uses operational availability the same way for everyone — a </w:t>
+      </w:r>
+      <w:r>
+        <w:rPr>
+          <w:rStyle w:val="SourceText"/>
+        </w:rPr>
+        <w:t>standard</w:t>
+      </w:r>
+      <w:r>
+        <w:rPr/>
+        <w:t xml:space="preserve"> crew member is available by working schedule; an </w:t>
+      </w:r>
+      <w:r>
+        <w:rPr>
+          <w:rStyle w:val="SourceText"/>
+        </w:rPr>
+        <w:t>explicit</w:t>
+      </w:r>
+      <w:r>
+        <w:rPr/>
+        <w:t xml:space="preserve"> crew member is available only where registered (unknown windows are blanket-covered → not available). The </w:t>
+      </w:r>
+      <w:r>
+        <w:rPr>
+          <w:rStyle w:val="Emphasis"/>
+        </w:rPr>
+        <w:t>availability knowledge</w:t>
+      </w:r>
+      <w:r>
+        <w:rPr/>
+        <w:t xml:space="preserve"> log (D.3) is used separately to decide </w:t>
+      </w:r>
+      <w:r>
+        <w:rPr>
+          <w:rStyle w:val="Strong"/>
+        </w:rPr>
+        <w:t>whom to ask</w:t>
+      </w:r>
+      <w:r>
+        <w:rPr/>
+        <w:t>, never whom the engine considers available.</w:t>
+      </w:r>
+    </w:p>
+    <w:p>
+      <w:pPr>
+        <w:pStyle w:val="Heading2"/>
+        <w:bidi w:val="0"/>
+        <w:jc w:val="left"/>
+        <w:rPr/>
+      </w:pPr>
+      <w:r>
+        <w:rPr/>
+        <w:t>D.2 Mechanism (Explicit mode)</w:t>
+      </w:r>
+    </w:p>
+    <w:p>
+      <w:pPr>
+        <w:pStyle w:val="BodyText"/>
+        <w:bidi w:val="0"/>
+        <w:jc w:val="left"/>
+        <w:rPr/>
+      </w:pPr>
+      <w:r>
+        <w:rPr/>
+        <w:t xml:space="preserve">Broad shared "Crew" </w:t>
+      </w:r>
+      <w:r>
+        <w:rPr>
+          <w:rStyle w:val="SourceText"/>
+        </w:rPr>
+        <w:t>resource.calendar</w:t>
+      </w:r>
+      <w:r>
+        <w:rPr/>
+        <w:t xml:space="preserve"> (generous / 24×7 attendance) + per-resource </w:t>
+      </w:r>
+      <w:r>
+        <w:rPr>
+          <w:rStyle w:val="SourceText"/>
+        </w:rPr>
+        <w:t>resource.calendar.leaves</w:t>
+      </w:r>
+      <w:r>
+        <w:rPr/>
+        <w:t xml:space="preserve">. Positive availability = </w:t>
+      </w:r>
+      <w:r>
+        <w:rPr>
+          <w:rStyle w:val="Strong"/>
+        </w:rPr>
+        <w:t>absence</w:t>
+      </w:r>
+      <w:r>
+        <w:rPr/>
+        <w:t xml:space="preserve"> of a leave inside the broad attendance. Alternatives rejected (all investigated): </w:t>
+      </w:r>
+      <w:r>
+        <w:rPr>
+          <w:rStyle w:val="Emphasis"/>
+        </w:rPr>
+        <w:t>no calendar</w:t>
+      </w:r>
+      <w:r>
+        <w:rPr/>
+        <w:t xml:space="preserve"> → always available (wrong default); </w:t>
+      </w:r>
+      <w:r>
+        <w:rPr>
+          <w:rStyle w:val="Emphasis"/>
+        </w:rPr>
+        <w:t>empty-attendance calendar</w:t>
+      </w:r>
+      <w:r>
+        <w:rPr/>
+        <w:t xml:space="preserve"> → leaves only subtract and attendances are weekly-recurring so single-date availability is impossible; </w:t>
+      </w:r>
+      <w:r>
+        <w:rPr>
+          <w:rStyle w:val="SourceText"/>
+        </w:rPr>
+        <w:t>time_type='other'</w:t>
+      </w:r>
+      <w:r>
+        <w:rPr>
+          <w:rStyle w:val="Emphasis"/>
+        </w:rPr>
+        <w:t xml:space="preserve"> leaves</w:t>
+      </w:r>
+      <w:r>
+        <w:rPr/>
+        <w:t xml:space="preserve"> do not add availability where no attendance exists. Only </w:t>
+      </w:r>
+      <w:r>
+        <w:rPr>
+          <w:rStyle w:val="Strong"/>
+        </w:rPr>
+        <w:t>broad attendance + carve leaves</w:t>
+      </w:r>
+      <w:r>
+        <w:rPr/>
+        <w:t xml:space="preserve"> works with the standard engine (</w:t>
+      </w:r>
+      <w:r>
+        <w:rPr>
+          <w:rStyle w:val="SourceText"/>
+        </w:rPr>
+        <w:t>_leave_intervals_batch</w:t>
+      </w:r>
+      <w:r>
+        <w:rPr/>
+        <w:t xml:space="preserve"> already filters by </w:t>
+      </w:r>
+      <w:r>
+        <w:rPr>
+          <w:rStyle w:val="SourceText"/>
+        </w:rPr>
+        <w:t>resource_id</w:t>
+      </w:r>
+      <w:r>
+        <w:rPr/>
+        <w:t xml:space="preserve"> and merges overlaps).</w:t>
+      </w:r>
+    </w:p>
+    <w:p>
+      <w:pPr>
+        <w:pStyle w:val="BodyText"/>
+        <w:bidi w:val="0"/>
+        <w:jc w:val="left"/>
+        <w:rPr/>
+      </w:pPr>
+      <w:r>
+        <w:rPr/>
+        <w:t xml:space="preserve">A single idempotent service </w:t>
+      </w:r>
+      <w:r>
+        <w:rPr>
+          <w:rStyle w:val="SourceText"/>
+        </w:rPr>
+        <w:t>_apply_availability(resource, start, end, state, origin, refs)</w:t>
+      </w:r>
+      <w:r>
+        <w:rPr/>
+        <w:t xml:space="preserve"> owns all leave create/split/merge: store </w:t>
+      </w:r>
+      <w:r>
+        <w:rPr>
+          <w:rStyle w:val="Strong"/>
+        </w:rPr>
+        <w:t>UTC</w:t>
+      </w:r>
+      <w:r>
+        <w:rPr/>
+        <w:t xml:space="preserve">, compute in </w:t>
+      </w:r>
+      <w:r>
+        <w:rPr>
+          <w:rStyle w:val="Strong"/>
+        </w:rPr>
+        <w:t>resource.tz</w:t>
+      </w:r>
+      <w:r>
+        <w:rPr/>
+        <w:t xml:space="preserve"> (resource tz overrides calendar tz), handle </w:t>
+      </w:r>
+      <w:r>
+        <w:rPr>
+          <w:rStyle w:val="Strong"/>
+        </w:rPr>
+        <w:t>DST</w:t>
       </w:r>
       <w:r>
         <w:rPr/>
@@ -4605,128 +4143,43 @@
         <w:rPr>
           <w:rStyle w:val="SourceText"/>
         </w:rPr>
-        <w:t>selected → sent → reminded* → responded → expired</w:t>
-      </w:r>
-      <w:r>
-        <w:rPr/>
-        <w:t xml:space="preserve">. Reminder is a transition on an </w:t>
+        <w:t>pytz</w:t>
+      </w:r>
+      <w:r>
+        <w:rPr/>
+        <w:t xml:space="preserve"> fold/gap explicitly, normalise overlaps to non-overlapping intervals before writing. </w:t>
       </w:r>
       <w:r>
         <w:rPr>
           <w:rStyle w:val="Emphasis"/>
         </w:rPr>
-        <w:t>existing</w:t>
-      </w:r>
-      <w:r>
-        <w:rPr/>
-        <w:t xml:space="preserve"> invitation, never a new record (§9/§11). </w:t>
-      </w:r>
-    </w:p>
-    <w:p>
-      <w:pPr>
-        <w:pStyle w:val="BodyText"/>
-        <w:numPr>
-          <w:ilvl w:val="0"/>
-          <w:numId w:val="1"/>
-        </w:numPr>
-        <w:tabs>
-          <w:tab w:val="clear" w:pos="1134"/>
-          <w:tab w:val="left" w:pos="709" w:leader="none"/>
-        </w:tabs>
-        <w:bidi w:val="0"/>
-        <w:spacing w:before="0" w:after="0"/>
-        <w:ind w:hanging="283" w:left="709"/>
-        <w:jc w:val="left"/>
-        <w:rPr/>
-      </w:pPr>
-      <w:r>
-        <w:rPr>
-          <w:rStyle w:val="Strong"/>
-        </w:rPr>
-        <w:t>Availability Response:</w:t>
-      </w:r>
-      <w:r>
-        <w:rPr/>
-        <w:t xml:space="preserve"> </w:t>
-      </w:r>
-      <w:r>
-        <w:rPr>
-          <w:rStyle w:val="SourceText"/>
-        </w:rPr>
-        <w:t>pending → available | partial | unavailable</w:t>
-      </w:r>
-      <w:r>
-        <w:rPr/>
-        <w:t xml:space="preserve">. </w:t>
-      </w:r>
-    </w:p>
-    <w:p>
-      <w:pPr>
-        <w:pStyle w:val="BodyText"/>
-        <w:numPr>
-          <w:ilvl w:val="0"/>
-          <w:numId w:val="1"/>
-        </w:numPr>
-        <w:tabs>
-          <w:tab w:val="clear" w:pos="1134"/>
-          <w:tab w:val="left" w:pos="709" w:leader="none"/>
-        </w:tabs>
-        <w:bidi w:val="0"/>
-        <w:ind w:hanging="283" w:left="709"/>
-        <w:jc w:val="left"/>
-        <w:rPr/>
-      </w:pPr>
-      <w:r>
-        <w:rPr>
-          <w:rStyle w:val="Strong"/>
-        </w:rPr>
-        <w:t>Work Declaration:</w:t>
-      </w:r>
-      <w:r>
-        <w:rPr/>
-        <w:t xml:space="preserve"> </w:t>
-      </w:r>
-      <w:r>
-        <w:rPr>
-          <w:rStyle w:val="SourceText"/>
-        </w:rPr>
-        <w:t>draft → submitted → approved (→ timesheet written)</w:t>
-      </w:r>
-      <w:r>
-        <w:rPr/>
-        <w:t xml:space="preserve">; </w:t>
-      </w:r>
-      <w:r>
-        <w:rPr>
-          <w:rStyle w:val="SourceText"/>
-        </w:rPr>
-        <w:t>→ rejected → draft</w:t>
-      </w:r>
-      <w:r>
-        <w:rPr/>
-        <w:t xml:space="preserve">. Approval is idempotent: create the timesheet if </w:t>
-      </w:r>
-      <w:r>
-        <w:rPr>
-          <w:rStyle w:val="SourceText"/>
-        </w:rPr>
-        <w:t>timesheet_id</w:t>
-      </w:r>
-      <w:r>
-        <w:rPr/>
-        <w:t xml:space="preserve"> empty, else update it. </w:t>
-      </w:r>
-    </w:p>
-    <w:p>
-      <w:pPr>
-        <w:pStyle w:val="Heading1"/>
-        <w:bidi w:val="0"/>
-        <w:jc w:val="left"/>
-        <w:rPr/>
-      </w:pPr>
-      <w:r>
-        <w:rPr/>
-        <w:t>G. End-to-end workflows</w:t>
+        <w:t>Caveat:</w:t>
+      </w:r>
+      <w:r>
+        <w:rPr/>
+        <w:t xml:space="preserve"> a 24×7 base calendar makes </w:t>
+      </w:r>
+      <w:r>
+        <w:rPr>
+          <w:rStyle w:val="SourceText"/>
+        </w:rPr>
+        <w:t>allocated_percentage</w:t>
+      </w:r>
+      <w:r>
+        <w:rPr/>
+        <w:t xml:space="preserve"> meaningless for utilisation reporting — acceptable for event crew (flagged).</w:t>
+      </w:r>
+    </w:p>
+    <w:p>
+      <w:pPr>
+        <w:pStyle w:val="Heading2"/>
+        <w:bidi w:val="0"/>
+        <w:jc w:val="left"/>
+        <w:rPr/>
+      </w:pPr>
+      <w:r>
+        <w:rPr/>
+        <w:t>D.3 Two clearly separated concepts</w:t>
       </w:r>
     </w:p>
     <w:p>
@@ -4750,51 +4203,41 @@
         <w:rPr>
           <w:rStyle w:val="Strong"/>
         </w:rPr>
-        <w:t>Task-based invitation:</w:t>
-      </w:r>
-      <w:r>
-        <w:rPr/>
-        <w:t xml:space="preserve"> Task → "Request Availability" (prefills project/task/start/end/SOL) → candidate wizard (skills/role) → select wave-1 → Invite (email/WA: </w:t>
-      </w:r>
-      <w:r>
-        <w:rPr>
-          <w:rStyle w:val="Emphasis"/>
-        </w:rPr>
-        <w:t>"availability only, not scheduled"</w:t>
-      </w:r>
-      <w:r>
-        <w:rPr/>
-        <w:t xml:space="preserve">) → responses become </w:t>
-      </w:r>
-      <w:r>
-        <w:rPr>
-          <w:rStyle w:val="SourceText"/>
-        </w:rPr>
-        <w:t>crew.availability</w:t>
-      </w:r>
-      <w:r>
-        <w:rPr/>
-        <w:t xml:space="preserve"> (holes in leaves) → planner schedules → </w:t>
-      </w:r>
-      <w:r>
-        <w:rPr>
-          <w:rStyle w:val="SourceText"/>
-        </w:rPr>
-        <w:t>planning.slot</w:t>
-      </w:r>
-      <w:r>
-        <w:rPr/>
-        <w:t xml:space="preserve"> (task_id set) → publish notifies (</w:t>
-      </w:r>
-      <w:r>
-        <w:rPr>
-          <w:rStyle w:val="Emphasis"/>
-        </w:rPr>
-        <w:t>"you're scheduled…"</w:t>
+        <w:t>Operational availability</w:t>
+      </w:r>
+      <w:r>
+        <w:rPr/>
+        <w:t xml:space="preserve"> = standard Odoo resource availability (</w:t>
+      </w:r>
+      <w:r>
+        <w:rPr>
+          <w:rStyle w:val="SourceText"/>
+        </w:rPr>
+        <w:t>resource.calendar</w:t>
+      </w:r>
+      <w:r>
+        <w:rPr/>
+        <w:t xml:space="preserve"> + </w:t>
+      </w:r>
+      <w:r>
+        <w:rPr>
+          <w:rStyle w:val="SourceText"/>
+        </w:rPr>
+        <w:t>.leaves</w:t>
       </w:r>
       <w:r>
         <w:rPr/>
         <w:t xml:space="preserve">). </w:t>
+      </w:r>
+      <w:r>
+        <w:rPr>
+          <w:rStyle w:val="Strong"/>
+        </w:rPr>
+        <w:t>Authoritative for staffing / Auto-Plan.</w:t>
+      </w:r>
+      <w:r>
+        <w:rPr/>
+        <w:t xml:space="preserve"> Nothing custom is consulted here. </w:t>
       </w:r>
     </w:p>
     <w:p>
@@ -4809,7 +4252,6 @@
           <w:tab w:val="left" w:pos="709" w:leader="none"/>
         </w:tabs>
         <w:bidi w:val="0"/>
-        <w:spacing w:before="0" w:after="0"/>
         <w:ind w:hanging="283" w:left="709"/>
         <w:jc w:val="left"/>
         <w:rPr/>
@@ -4818,320 +4260,197 @@
         <w:rPr>
           <w:rStyle w:val="Strong"/>
         </w:rPr>
-        <w:t>Project-based:</w:t>
-      </w:r>
-      <w:r>
-        <w:rPr/>
-        <w:t xml:space="preserve"> identical, prefilled from project period; task chosen later on the slot. </w:t>
+        <w:t>Availability knowledge / declaration</w:t>
+      </w:r>
+      <w:r>
+        <w:rPr/>
+        <w:t xml:space="preserve"> = </w:t>
+      </w:r>
+      <w:r>
+        <w:rPr>
+          <w:rStyle w:val="SourceText"/>
+        </w:rPr>
+        <w:t>crew.availability.log</w:t>
+      </w:r>
+      <w:r>
+        <w:rPr/>
+        <w:t xml:space="preserve"> (renamed from </w:t>
+      </w:r>
+      <w:r>
+        <w:rPr>
+          <w:rStyle w:val="SourceText"/>
+        </w:rPr>
+        <w:t>crew.availability</w:t>
+      </w:r>
+      <w:r>
+        <w:rPr/>
+        <w:t xml:space="preserve">). Pure audit: </w:t>
+      </w:r>
+      <w:r>
+        <w:rPr>
+          <w:rStyle w:val="Emphasis"/>
+        </w:rPr>
+        <w:t>what the crew member or planner explicitly communicated</w:t>
+      </w:r>
+      <w:r>
+        <w:rPr/>
+        <w:t xml:space="preserve">, used only to decide </w:t>
+      </w:r>
+      <w:r>
+        <w:rPr>
+          <w:rStyle w:val="Strong"/>
+        </w:rPr>
+        <w:t>whether to ask again</w:t>
+      </w:r>
+      <w:r>
+        <w:rPr/>
+        <w:t xml:space="preserve"> and to trace origin. It is written </w:t>
+      </w:r>
+      <w:r>
+        <w:rPr>
+          <w:rStyle w:val="Strong"/>
+        </w:rPr>
+        <w:t>from</w:t>
+      </w:r>
+      <w:r>
+        <w:rPr/>
+        <w:t xml:space="preserve"> availability actions and records the leaves it produced, but is </w:t>
+      </w:r>
+      <w:r>
+        <w:rPr>
+          <w:rStyle w:val="Strong"/>
+        </w:rPr>
+        <w:t>never read by staffing</w:t>
+      </w:r>
+      <w:r>
+        <w:rPr/>
+        <w:t xml:space="preserve"> and must never become a parallel availability engine. </w:t>
       </w:r>
     </w:p>
     <w:p>
       <w:pPr>
         <w:pStyle w:val="BodyText"/>
-        <w:numPr>
-          <w:ilvl w:val="0"/>
-          <w:numId w:val="2"/>
-        </w:numPr>
-        <w:tabs>
-          <w:tab w:val="clear" w:pos="1134"/>
-          <w:tab w:val="left" w:pos="709" w:leader="none"/>
-        </w:tabs>
-        <w:bidi w:val="0"/>
-        <w:spacing w:before="0" w:after="0"/>
-        <w:ind w:hanging="283" w:left="709"/>
-        <w:jc w:val="left"/>
-        <w:rPr/>
-      </w:pPr>
-      <w:r>
-        <w:rPr>
-          <w:rStyle w:val="Strong"/>
-        </w:rPr>
-        <w:t>General period:</w:t>
-      </w:r>
-      <w:r>
-        <w:rPr/>
-        <w:t xml:space="preserve"> request with no project/task; pure availability harvesting. </w:t>
+        <w:bidi w:val="0"/>
+        <w:jc w:val="left"/>
+        <w:rPr/>
+      </w:pPr>
+      <w:r>
+        <w:rPr/>
+        <w:t xml:space="preserve">The engine cannot distinguish </w:t>
+      </w:r>
+      <w:r>
+        <w:rPr>
+          <w:rStyle w:val="Emphasis"/>
+        </w:rPr>
+        <w:t>unknown</w:t>
+      </w:r>
+      <w:r>
+        <w:rPr/>
+        <w:t xml:space="preserve"> vs </w:t>
+      </w:r>
+      <w:r>
+        <w:rPr>
+          <w:rStyle w:val="Emphasis"/>
+        </w:rPr>
+        <w:t>definitely-unavailable</w:t>
+      </w:r>
+      <w:r>
+        <w:rPr/>
+        <w:t xml:space="preserve"> (both are "leave"). That distinction lives in </w:t>
+      </w:r>
+      <w:r>
+        <w:rPr>
+          <w:rStyle w:val="SourceText"/>
+        </w:rPr>
+        <w:t>crew.availability.log</w:t>
+      </w:r>
+      <w:r>
+        <w:rPr/>
+        <w:t>, which drives §6 "don't re-ask" — not the engine.</w:t>
+      </w:r>
+    </w:p>
+    <w:p>
+      <w:pPr>
+        <w:pStyle w:val="Heading2"/>
+        <w:bidi w:val="0"/>
+        <w:jc w:val="left"/>
+        <w:rPr/>
+      </w:pPr>
+      <w:r>
+        <w:rPr/>
+        <w:t>D.4 Mandatory explicit-availability horizon</w:t>
       </w:r>
     </w:p>
     <w:p>
       <w:pPr>
         <w:pStyle w:val="BodyText"/>
-        <w:numPr>
-          <w:ilvl w:val="0"/>
-          <w:numId w:val="2"/>
-        </w:numPr>
-        <w:tabs>
-          <w:tab w:val="clear" w:pos="1134"/>
-          <w:tab w:val="left" w:pos="709" w:leader="none"/>
-        </w:tabs>
-        <w:bidi w:val="0"/>
-        <w:spacing w:before="0" w:after="0"/>
-        <w:ind w:hanging="283" w:left="709"/>
-        <w:jc w:val="left"/>
-        <w:rPr/>
-      </w:pPr>
-      <w:r>
-        <w:rPr>
-          <w:rStyle w:val="Strong"/>
-        </w:rPr>
-        <w:t>Self-service:</w:t>
-      </w:r>
-      <w:r>
-        <w:rPr/>
-        <w:t xml:space="preserve"> crew opens </w:t>
-      </w:r>
-      <w:r>
-        <w:rPr>
-          <w:rStyle w:val="SourceText"/>
-        </w:rPr>
-        <w:t>/my/availability</w:t>
-      </w:r>
-      <w:r>
-        <w:rPr/>
-        <w:t xml:space="preserve">, marks available/unavailable → same service → log </w:t>
-      </w:r>
-      <w:r>
-        <w:rPr>
-          <w:rStyle w:val="SourceText"/>
-        </w:rPr>
-        <w:t>origin=self_portal</w:t>
-      </w:r>
-      <w:r>
-        <w:rPr/>
-        <w:t xml:space="preserve">. </w:t>
-      </w:r>
-    </w:p>
-    <w:p>
-      <w:pPr>
-        <w:pStyle w:val="BodyText"/>
-        <w:numPr>
-          <w:ilvl w:val="0"/>
-          <w:numId w:val="2"/>
-        </w:numPr>
-        <w:tabs>
-          <w:tab w:val="clear" w:pos="1134"/>
-          <w:tab w:val="left" w:pos="709" w:leader="none"/>
-        </w:tabs>
-        <w:bidi w:val="0"/>
-        <w:spacing w:before="0" w:after="0"/>
-        <w:ind w:hanging="283" w:left="709"/>
-        <w:jc w:val="left"/>
-        <w:rPr/>
-      </w:pPr>
-      <w:r>
-        <w:rPr>
-          <w:rStyle w:val="Strong"/>
-        </w:rPr>
-        <w:t>Planner-entered:</w:t>
-      </w:r>
-      <w:r>
-        <w:rPr/>
-        <w:t xml:space="preserve"> button on employee/resource → same service → </w:t>
-      </w:r>
-      <w:r>
-        <w:rPr>
-          <w:rStyle w:val="SourceText"/>
-        </w:rPr>
-        <w:t>origin=planner</w:t>
-      </w:r>
-      <w:r>
-        <w:rPr/>
-        <w:t xml:space="preserve">. </w:t>
-      </w:r>
-    </w:p>
-    <w:p>
-      <w:pPr>
-        <w:pStyle w:val="BodyText"/>
-        <w:numPr>
-          <w:ilvl w:val="0"/>
-          <w:numId w:val="2"/>
-        </w:numPr>
-        <w:tabs>
-          <w:tab w:val="clear" w:pos="1134"/>
-          <w:tab w:val="left" w:pos="709" w:leader="none"/>
-        </w:tabs>
-        <w:bidi w:val="0"/>
-        <w:spacing w:before="0" w:after="0"/>
-        <w:ind w:hanging="283" w:left="709"/>
-        <w:jc w:val="left"/>
-        <w:rPr/>
-      </w:pPr>
-      <w:r>
-        <w:rPr>
-          <w:rStyle w:val="Strong"/>
-        </w:rPr>
-        <w:t>Multi-wave:</w:t>
-      </w:r>
-      <w:r>
-        <w:rPr/>
-        <w:t xml:space="preserve"> wave-1 of 10 invited; reopen wizard → previously-invited </w:t>
-      </w:r>
-      <w:r>
-        <w:rPr>
-          <w:rStyle w:val="Strong"/>
-        </w:rPr>
-        <w:t>excluded</w:t>
-      </w:r>
-      <w:r>
-        <w:rPr/>
-        <w:t xml:space="preserve"> → wave-2; reminders don't duplicate. </w:t>
-      </w:r>
-    </w:p>
-    <w:p>
-      <w:pPr>
-        <w:pStyle w:val="BodyText"/>
-        <w:numPr>
-          <w:ilvl w:val="0"/>
-          <w:numId w:val="2"/>
-        </w:numPr>
-        <w:tabs>
-          <w:tab w:val="clear" w:pos="1134"/>
-          <w:tab w:val="left" w:pos="709" w:leader="none"/>
-        </w:tabs>
-        <w:bidi w:val="0"/>
-        <w:spacing w:before="0" w:after="0"/>
-        <w:ind w:hanging="283" w:left="709"/>
-        <w:jc w:val="left"/>
-        <w:rPr/>
-      </w:pPr>
-      <w:r>
-        <w:rPr>
-          <w:rStyle w:val="Strong"/>
-        </w:rPr>
-        <w:t>Planning notification:</w:t>
-      </w:r>
-      <w:r>
-        <w:rPr/>
-        <w:t xml:space="preserve"> standard </w:t>
-      </w:r>
-      <w:r>
-        <w:rPr>
-          <w:rStyle w:val="SourceText"/>
-        </w:rPr>
-        <w:t>action_send</w:t>
-      </w:r>
-      <w:r>
-        <w:rPr/>
-        <w:t xml:space="preserve">; reword template to "scheduled, tell us ASAP if you can't"; </w:t>
-      </w:r>
-      <w:r>
-        <w:rPr>
-          <w:rStyle w:val="Strong"/>
-        </w:rPr>
-        <w:t>no</w:t>
-      </w:r>
-      <w:r>
-        <w:rPr/>
-        <w:t xml:space="preserve"> second confirmation. </w:t>
-      </w:r>
-    </w:p>
-    <w:p>
-      <w:pPr>
-        <w:pStyle w:val="BodyText"/>
-        <w:numPr>
-          <w:ilvl w:val="0"/>
-          <w:numId w:val="2"/>
-        </w:numPr>
-        <w:tabs>
-          <w:tab w:val="clear" w:pos="1134"/>
-          <w:tab w:val="left" w:pos="709" w:leader="none"/>
-        </w:tabs>
-        <w:bidi w:val="0"/>
-        <w:ind w:hanging="283" w:left="709"/>
-        <w:jc w:val="left"/>
-        <w:rPr/>
-      </w:pPr>
-      <w:r>
-        <w:rPr>
-          <w:rStyle w:val="Strong"/>
-        </w:rPr>
-        <w:t>Work Declaration → Timesheet → SOL:</w:t>
-      </w:r>
-      <w:r>
-        <w:rPr/>
-        <w:t xml:space="preserve"> slot → crew confirms/edits actuals in </w:t>
-      </w:r>
-      <w:r>
-        <w:rPr>
-          <w:rStyle w:val="SourceText"/>
-        </w:rPr>
-        <w:t>/my/hours</w:t>
-      </w:r>
-      <w:r>
-        <w:rPr/>
-        <w:t xml:space="preserve"> → submit → planner approves → write </w:t>
-      </w:r>
-      <w:r>
-        <w:rPr>
-          <w:rStyle w:val="SourceText"/>
-        </w:rPr>
-        <w:t>account.analytic.line(task_id, unit_amount, employee_id)</w:t>
-      </w:r>
-      <w:r>
-        <w:rPr/>
-        <w:t xml:space="preserve"> → standard </w:t>
-      </w:r>
-      <w:r>
-        <w:rPr>
-          <w:rStyle w:val="SourceText"/>
-        </w:rPr>
-        <w:t>_timesheet_determine_sale_line()</w:t>
-      </w:r>
-      <w:r>
-        <w:rPr/>
-        <w:t xml:space="preserve"> sets </w:t>
-      </w:r>
-      <w:r>
-        <w:rPr>
-          <w:rStyle w:val="SourceText"/>
-        </w:rPr>
-        <w:t>so_line</w:t>
-      </w:r>
-      <w:r>
-        <w:rPr/>
-        <w:t xml:space="preserve"> from </w:t>
-      </w:r>
-      <w:r>
-        <w:rPr>
-          <w:rStyle w:val="SourceText"/>
-        </w:rPr>
-        <w:t>task.sale_line_id</w:t>
-      </w:r>
-      <w:r>
-        <w:rPr/>
-        <w:t xml:space="preserve"> → </w:t>
-      </w:r>
-      <w:r>
-        <w:rPr>
-          <w:rStyle w:val="SourceText"/>
-        </w:rPr>
-        <w:t>qty_delivered</w:t>
-      </w:r>
-      <w:r>
-        <w:rPr/>
-        <w:t xml:space="preserve"> on the correct SOL for billing. </w:t>
-      </w:r>
-      <w:r>
-        <w:rPr>
-          <w:rStyle w:val="Strong"/>
-        </w:rPr>
-        <w:t>No manual project/task/SOL reselection.</w:t>
-      </w:r>
-      <w:r>
-        <w:rPr/>
-        <w:t xml:space="preserve"> </w:t>
-      </w:r>
-    </w:p>
-    <w:p>
-      <w:pPr>
-        <w:pStyle w:val="Heading1"/>
-        <w:bidi w:val="0"/>
-        <w:jc w:val="left"/>
-        <w:rPr/>
-      </w:pPr>
-      <w:r>
-        <w:rPr/>
-        <w:t>H. Risks &amp; edge cases</w:t>
+        <w:bidi w:val="0"/>
+        <w:jc w:val="left"/>
+        <w:rPr/>
+      </w:pPr>
+      <w:r>
+        <w:rPr/>
+        <w:t xml:space="preserve">Because </w:t>
+      </w:r>
+      <w:r>
+        <w:rPr>
+          <w:rStyle w:val="SourceText"/>
+        </w:rPr>
+        <w:t>resource.calendar.leaves</w:t>
+      </w:r>
+      <w:r>
+        <w:rPr/>
+        <w:t xml:space="preserve"> have finite </w:t>
+      </w:r>
+      <w:r>
+        <w:rPr>
+          <w:rStyle w:val="SourceText"/>
+        </w:rPr>
+        <w:t>date_from</w:t>
+      </w:r>
+      <w:r>
+        <w:rPr/>
+        <w:t>/</w:t>
+      </w:r>
+      <w:r>
+        <w:rPr>
+          <w:rStyle w:val="SourceText"/>
+        </w:rPr>
+        <w:t>date_to</w:t>
+      </w:r>
+      <w:r>
+        <w:rPr/>
+        <w:t xml:space="preserve">, the blanket unavailability must be </w:t>
+      </w:r>
+      <w:r>
+        <w:rPr>
+          <w:rStyle w:val="Strong"/>
+        </w:rPr>
+        <w:t>actively kept rolling forward</w:t>
+      </w:r>
+      <w:r>
+        <w:rPr/>
+        <w:t xml:space="preserve">, or an </w:t>
+      </w:r>
+      <w:r>
+        <w:rPr>
+          <w:rStyle w:val="SourceText"/>
+        </w:rPr>
+        <w:t>explicit</w:t>
+      </w:r>
+      <w:r>
+        <w:rPr/>
+        <w:t xml:space="preserve"> crew member silently becomes available once coverage runs out. This is </w:t>
+      </w:r>
+      <w:r>
+        <w:rPr>
+          <w:rStyle w:val="Strong"/>
+        </w:rPr>
+        <w:t>mandatory</w:t>
+      </w:r>
+      <w:r>
+        <w:rPr/>
+        <w:t>, not an optional consistency cron.</w:t>
       </w:r>
     </w:p>
     <w:p>
@@ -5155,11 +4474,23 @@
         <w:rPr>
           <w:rStyle w:val="Strong"/>
         </w:rPr>
-        <w:t>Overlapping/partial availability</w:t>
-      </w:r>
-      <w:r>
-        <w:rPr/>
-        <w:t xml:space="preserve"> — resolved to non-overlapping intervals in the single leaves service; partial responses punch a hole only for the offered sub-window. </w:t>
+        <w:t xml:space="preserve">Config (per company / </w:t>
+      </w:r>
+      <w:r>
+        <w:rPr>
+          <w:rStyle w:val="SourceText"/>
+        </w:rPr>
+        <w:t>ir.config_parameter</w:t>
+      </w:r>
+      <w:r>
+        <w:rPr>
+          <w:rStyle w:val="Strong"/>
+        </w:rPr>
+        <w:t>), all numbers configurable:</w:t>
+      </w:r>
+      <w:r>
+        <w:rPr/>
+        <w:t xml:space="preserve"> </w:t>
       </w:r>
     </w:p>
     <w:p>
@@ -5181,23 +4512,23 @@
       </w:pPr>
       <w:r>
         <w:rPr>
-          <w:rStyle w:val="Strong"/>
-        </w:rPr>
-        <w:t>DST/timezones</w:t>
-      </w:r>
-      <w:r>
-        <w:rPr/>
-        <w:t xml:space="preserve"> — store UTC, compute in resource tz; </w:t>
-      </w:r>
-      <w:r>
-        <w:rPr>
-          <w:rStyle w:val="SourceText"/>
-        </w:rPr>
-        <w:t>pytz</w:t>
-      </w:r>
-      <w:r>
-        <w:rPr/>
-        <w:t xml:space="preserve"> fold/gap is the main sharp edge. </w:t>
+          <w:rStyle w:val="SourceText"/>
+        </w:rPr>
+        <w:t>crew.unavailability_horizon_months</w:t>
+      </w:r>
+      <w:r>
+        <w:rPr/>
+        <w:t xml:space="preserve"> (e.g. </w:t>
+      </w:r>
+      <w:r>
+        <w:rPr>
+          <w:rStyle w:val="Strong"/>
+        </w:rPr>
+        <w:t>12</w:t>
+      </w:r>
+      <w:r>
+        <w:rPr/>
+        <w:t xml:space="preserve">) — how far ahead blanket coverage is guaranteed; </w:t>
       </w:r>
     </w:p>
     <w:p>
@@ -5219,23 +4550,43 @@
       </w:pPr>
       <w:r>
         <w:rPr>
-          <w:rStyle w:val="Strong"/>
-        </w:rPr>
-        <w:t>Changed task/slot dates</w:t>
-      </w:r>
-      <w:r>
-        <w:rPr/>
-        <w:t xml:space="preserve"> — written leaves stay; slot changes raise standard </w:t>
-      </w:r>
-      <w:r>
-        <w:rPr>
-          <w:rStyle w:val="SourceText"/>
-        </w:rPr>
-        <w:t>publication_warning</w:t>
-      </w:r>
-      <w:r>
-        <w:rPr/>
-        <w:t xml:space="preserve">; the request keeps its own window (no retro-rewrite of the log). </w:t>
+          <w:rStyle w:val="SourceText"/>
+        </w:rPr>
+        <w:t>crew.availability_entry_horizon_months</w:t>
+      </w:r>
+      <w:r>
+        <w:rPr/>
+        <w:t xml:space="preserve"> (e.g. </w:t>
+      </w:r>
+      <w:r>
+        <w:rPr>
+          <w:rStyle w:val="Strong"/>
+        </w:rPr>
+        <w:t>6</w:t>
+      </w:r>
+      <w:r>
+        <w:rPr/>
+        <w:t xml:space="preserve">) — separate </w:t>
+      </w:r>
+      <w:r>
+        <w:rPr>
+          <w:rStyle w:val="Emphasis"/>
+        </w:rPr>
+        <w:t>business rule</w:t>
+      </w:r>
+      <w:r>
+        <w:rPr/>
+        <w:t xml:space="preserve"> for how far ahead a crew member may </w:t>
+      </w:r>
+      <w:r>
+        <w:rPr>
+          <w:rStyle w:val="Strong"/>
+        </w:rPr>
+        <w:t>enter</w:t>
+      </w:r>
+      <w:r>
+        <w:rPr/>
+        <w:t xml:space="preserve"> availability (§7 validity); </w:t>
       </w:r>
     </w:p>
     <w:p>
@@ -5256,34 +4607,18 @@
         <w:rPr/>
       </w:pPr>
       <w:r>
-        <w:rPr>
-          <w:rStyle w:val="Strong"/>
-        </w:rPr>
-        <w:t>"Can no longer work" after planning</w:t>
-      </w:r>
-      <w:r>
-        <w:rPr/>
-        <w:t xml:space="preserve"> — must </w:t>
-      </w:r>
-      <w:r>
-        <w:rPr>
-          <w:rStyle w:val="Strong"/>
-        </w:rPr>
-        <w:t>not</w:t>
-      </w:r>
-      <w:r>
-        <w:rPr/>
-        <w:t xml:space="preserve"> use standard portal self-unassign (it silently blanks </w:t>
-      </w:r>
-      <w:r>
-        <w:rPr>
-          <w:rStyle w:val="SourceText"/>
-        </w:rPr>
-        <w:t>resource_id</w:t>
-      </w:r>
-      <w:r>
-        <w:rPr/>
-        <w:t xml:space="preserve">). Custom action keeps the slot, flags it, notifies the planner (§7/§12). </w:t>
+        <w:rPr/>
+        <w:t xml:space="preserve">hard invariant </w:t>
+      </w:r>
+      <w:r>
+        <w:rPr>
+          <w:rStyle w:val="SourceText"/>
+        </w:rPr>
+        <w:t>unavailability_horizon ≥ availability_entry_horizon</w:t>
+      </w:r>
+      <w:r>
+        <w:rPr/>
+        <w:t xml:space="preserve"> (validated). Beyond the entry horizon a crew member cannot have registered availability, yet blanket coverage still extends further, so they can never leak into "available". </w:t>
       </w:r>
     </w:p>
     <w:p>
@@ -5307,11 +4642,21 @@
         <w:rPr>
           <w:rStyle w:val="Strong"/>
         </w:rPr>
-        <w:t>Cancellation after planning</w:t>
-      </w:r>
-      <w:r>
-        <w:rPr/>
-        <w:t xml:space="preserve"> — never auto-cancel a published slot on availability withdrawal. </w:t>
+        <w:t>On enabling Explicit mode:</w:t>
+      </w:r>
+      <w:r>
+        <w:rPr/>
+        <w:t xml:space="preserve"> create blanket unavailability </w:t>
+      </w:r>
+      <w:r>
+        <w:rPr>
+          <w:rStyle w:val="SourceText"/>
+        </w:rPr>
+        <w:t>[now → today + horizon]</w:t>
+      </w:r>
+      <w:r>
+        <w:rPr/>
+        <w:t xml:space="preserve">. </w:t>
       </w:r>
     </w:p>
     <w:p>
@@ -5335,21 +4680,61 @@
         <w:rPr>
           <w:rStyle w:val="Strong"/>
         </w:rPr>
-        <w:t>Inactive employee</w:t>
-      </w:r>
-      <w:r>
-        <w:rPr/>
-        <w:t xml:space="preserve"> — archive resource → auto-excluded from </w:t>
-      </w:r>
-      <w:r>
-        <w:rPr>
-          <w:rStyle w:val="SourceText"/>
-        </w:rPr>
-        <w:t>_work_intervals_batch</w:t>
-      </w:r>
-      <w:r>
-        <w:rPr/>
-        <w:t xml:space="preserve"> and candidate search. </w:t>
+        <w:t>Scheduled action (mandatory, daily):</w:t>
+      </w:r>
+      <w:r>
+        <w:rPr/>
+        <w:t xml:space="preserve"> for every </w:t>
+      </w:r>
+      <w:r>
+        <w:rPr>
+          <w:rStyle w:val="SourceText"/>
+        </w:rPr>
+        <w:t>explicit</w:t>
+      </w:r>
+      <w:r>
+        <w:rPr/>
+        <w:t xml:space="preserve"> crew member, </w:t>
+      </w:r>
+      <w:r>
+        <w:rPr>
+          <w:rStyle w:val="Strong"/>
+        </w:rPr>
+        <w:t>idempotently extend</w:t>
+      </w:r>
+      <w:r>
+        <w:rPr/>
+        <w:t xml:space="preserve"> blanket coverage to </w:t>
+      </w:r>
+      <w:r>
+        <w:rPr>
+          <w:rStyle w:val="SourceText"/>
+        </w:rPr>
+        <w:t>today + horizon</w:t>
+      </w:r>
+      <w:r>
+        <w:rPr/>
+        <w:t xml:space="preserve">, and </w:t>
+      </w:r>
+      <w:r>
+        <w:rPr>
+          <w:rStyle w:val="Strong"/>
+        </w:rPr>
+        <w:t>repair</w:t>
+      </w:r>
+      <w:r>
+        <w:rPr/>
+        <w:t xml:space="preserve"> consistency = </w:t>
+      </w:r>
+      <w:r>
+        <w:rPr>
+          <w:rStyle w:val="SourceText"/>
+        </w:rPr>
+        <w:t>blanket_unavailable − registered_available_holes − declared_unavailable</w:t>
+      </w:r>
+      <w:r>
+        <w:rPr/>
+        <w:t xml:space="preserve">, re-normalising overlaps/gaps so no accidental hole appears. Re-running changes nothing if already correct. </w:t>
       </w:r>
     </w:p>
     <w:p>
@@ -5373,41 +4758,31 @@
         <w:rPr>
           <w:rStyle w:val="Strong"/>
         </w:rPr>
-        <w:t>Duplicate email/WhatsApp</w:t>
-      </w:r>
-      <w:r>
-        <w:rPr/>
-        <w:t xml:space="preserve"> — </w:t>
-      </w:r>
-      <w:r>
-        <w:rPr>
-          <w:rStyle w:val="SourceText"/>
-        </w:rPr>
-        <w:t>(request, employee)</w:t>
-      </w:r>
-      <w:r>
-        <w:rPr/>
-        <w:t xml:space="preserve"> uniqueness + wave/reminder counters; WA needs an </w:t>
-      </w:r>
-      <w:r>
-        <w:rPr>
-          <w:rStyle w:val="Strong"/>
-        </w:rPr>
-        <w:t>approved</w:t>
-      </w:r>
-      <w:r>
-        <w:rPr/>
-        <w:t xml:space="preserve"> template + </w:t>
-      </w:r>
-      <w:r>
-        <w:rPr>
-          <w:rStyle w:val="SourceText"/>
-        </w:rPr>
-        <w:t>whatsapp.account</w:t>
-      </w:r>
-      <w:r>
-        <w:rPr/>
-        <w:t xml:space="preserve">. </w:t>
+        <w:t>Mode transitions:</w:t>
+      </w:r>
+      <w:r>
+        <w:rPr/>
+        <w:t xml:space="preserve"> </w:t>
+      </w:r>
+      <w:r>
+        <w:rPr>
+          <w:rStyle w:val="SourceText"/>
+        </w:rPr>
+        <w:t>standard → explicit</w:t>
+      </w:r>
+      <w:r>
+        <w:rPr/>
+        <w:t xml:space="preserve"> seeds coverage; </w:t>
+      </w:r>
+      <w:r>
+        <w:rPr>
+          <w:rStyle w:val="SourceText"/>
+        </w:rPr>
+        <w:t>explicit → standard</w:t>
+      </w:r>
+      <w:r>
+        <w:rPr/>
+        <w:t xml:space="preserve"> removes the blanket leaves (normal schedule resumes). Both routed through the same service. </w:t>
       </w:r>
     </w:p>
     <w:p>
@@ -5422,7 +4797,6 @@
           <w:tab w:val="left" w:pos="709" w:leader="none"/>
         </w:tabs>
         <w:bidi w:val="0"/>
-        <w:spacing w:before="0" w:after="0"/>
         <w:ind w:hanging="283" w:left="709"/>
         <w:jc w:val="left"/>
         <w:rPr/>
@@ -5431,11 +4805,889 @@
         <w:rPr>
           <w:rStyle w:val="Strong"/>
         </w:rPr>
-        <w:t>Duplicate timesheets</w:t>
-      </w:r>
-      <w:r>
-        <w:rPr/>
-        <w:t xml:space="preserve"> — one WD per slot + </w:t>
+        <w:t>Invariant:</w:t>
+      </w:r>
+      <w:r>
+        <w:rPr/>
+        <w:t xml:space="preserve"> an </w:t>
+      </w:r>
+      <w:r>
+        <w:rPr>
+          <w:rStyle w:val="SourceText"/>
+        </w:rPr>
+        <w:t>explicit</w:t>
+      </w:r>
+      <w:r>
+        <w:rPr/>
+        <w:t xml:space="preserve"> resource is available </w:t>
+      </w:r>
+      <w:r>
+        <w:rPr>
+          <w:rStyle w:val="Strong"/>
+        </w:rPr>
+        <w:t>only</w:t>
+      </w:r>
+      <w:r>
+        <w:rPr/>
+        <w:t xml:space="preserve"> inside registered holes </w:t>
+      </w:r>
+      <w:r>
+        <w:rPr>
+          <w:rStyle w:val="Strong"/>
+        </w:rPr>
+        <w:t>and</w:t>
+      </w:r>
+      <w:r>
+        <w:rPr/>
+        <w:t xml:space="preserve"> only within the covered horizon; the cron must always keep coverage ahead of the planning window. </w:t>
+      </w:r>
+    </w:p>
+    <w:p>
+      <w:pPr>
+        <w:pStyle w:val="BodyText"/>
+        <w:bidi w:val="0"/>
+        <w:jc w:val="left"/>
+        <w:rPr/>
+      </w:pPr>
+      <w:r>
+        <w:rPr/>
+        <w:t xml:space="preserve">Planning </w:t>
+      </w:r>
+      <w:r>
+        <w:rPr>
+          <w:rStyle w:val="SourceText"/>
+        </w:rPr>
+        <w:t>auto_plan_ids()</w:t>
+      </w:r>
+      <w:r>
+        <w:rPr/>
+        <w:t xml:space="preserve">, </w:t>
+      </w:r>
+      <w:r>
+        <w:rPr>
+          <w:rStyle w:val="SourceText"/>
+        </w:rPr>
+        <w:t>allocated_hours</w:t>
+      </w:r>
+      <w:r>
+        <w:rPr/>
+        <w:t xml:space="preserve"> and conflict detection read </w:t>
+      </w:r>
+      <w:r>
+        <w:rPr>
+          <w:rStyle w:val="SourceText"/>
+        </w:rPr>
+        <w:t>_work_intervals_batch</w:t>
+      </w:r>
+      <w:r>
+        <w:rPr/>
+        <w:t xml:space="preserve"> and respect these leaves automatically — </w:t>
+      </w:r>
+      <w:r>
+        <w:rPr>
+          <w:rStyle w:val="Strong"/>
+        </w:rPr>
+        <w:t>no parallel engine.</w:t>
+      </w:r>
+    </w:p>
+    <w:p>
+      <w:pPr>
+        <w:pStyle w:val="Heading1"/>
+        <w:bidi w:val="0"/>
+        <w:jc w:val="left"/>
+        <w:rPr/>
+      </w:pPr>
+      <w:r>
+        <w:rPr/>
+        <w:t>E. Data model (custom)</w:t>
+      </w:r>
+    </w:p>
+    <w:p>
+      <w:pPr>
+        <w:pStyle w:val="BodyText"/>
+        <w:bidi w:val="0"/>
+        <w:jc w:val="left"/>
+        <w:rPr/>
+      </w:pPr>
+      <w:r>
+        <w:rPr>
+          <w:rStyle w:val="SourceText"/>
+        </w:rPr>
+        <w:t>crew.availability.request</w:t>
+      </w:r>
+      <w:r>
+        <w:rPr/>
+        <w:t xml:space="preserve"> — </w:t>
+      </w:r>
+      <w:r>
+        <w:rPr>
+          <w:rStyle w:val="SourceText"/>
+        </w:rPr>
+        <w:t>name</w:t>
+      </w:r>
+      <w:r>
+        <w:rPr/>
+        <w:t xml:space="preserve">, </w:t>
+      </w:r>
+      <w:r>
+        <w:rPr>
+          <w:rStyle w:val="SourceText"/>
+        </w:rPr>
+        <w:t>request_type</w:t>
+      </w:r>
+      <w:r>
+        <w:rPr/>
+        <w:t xml:space="preserve"> (task/project/period), </w:t>
+      </w:r>
+      <w:r>
+        <w:rPr>
+          <w:rStyle w:val="SourceText"/>
+        </w:rPr>
+        <w:t>project_id</w:t>
+      </w:r>
+      <w:r>
+        <w:rPr/>
+        <w:t xml:space="preserve">, </w:t>
+      </w:r>
+      <w:r>
+        <w:rPr>
+          <w:rStyle w:val="SourceText"/>
+        </w:rPr>
+        <w:t>task_id</w:t>
+      </w:r>
+      <w:r>
+        <w:rPr/>
+        <w:t xml:space="preserve">, </w:t>
+      </w:r>
+      <w:r>
+        <w:rPr>
+          <w:rStyle w:val="SourceText"/>
+        </w:rPr>
+        <w:t>date_start</w:t>
+      </w:r>
+      <w:r>
+        <w:rPr/>
+        <w:t xml:space="preserve">, </w:t>
+      </w:r>
+      <w:r>
+        <w:rPr>
+          <w:rStyle w:val="SourceText"/>
+        </w:rPr>
+        <w:t>date_end</w:t>
+      </w:r>
+      <w:r>
+        <w:rPr/>
+        <w:t xml:space="preserve">, </w:t>
+      </w:r>
+      <w:r>
+        <w:rPr>
+          <w:rStyle w:val="SourceText"/>
+        </w:rPr>
+        <w:t>role_id</w:t>
+      </w:r>
+      <w:r>
+        <w:rPr/>
+        <w:t xml:space="preserve">, </w:t>
+      </w:r>
+      <w:r>
+        <w:rPr>
+          <w:rStyle w:val="SourceText"/>
+        </w:rPr>
+        <w:t>skill_requirement_ids</w:t>
+      </w:r>
+      <w:r>
+        <w:rPr/>
+        <w:t xml:space="preserve">, </w:t>
+      </w:r>
+      <w:r>
+        <w:rPr>
+          <w:rStyle w:val="SourceText"/>
+        </w:rPr>
+        <w:t>headcount_needed</w:t>
+      </w:r>
+      <w:r>
+        <w:rPr/>
+        <w:t xml:space="preserve">, </w:t>
+      </w:r>
+      <w:r>
+        <w:rPr>
+          <w:rStyle w:val="SourceText"/>
+        </w:rPr>
+        <w:t>state</w:t>
+      </w:r>
+      <w:r>
+        <w:rPr/>
+        <w:t xml:space="preserve"> </w:t>
+      </w:r>
+      <w:r>
+        <w:rPr>
+          <w:rStyle w:val="SourceText"/>
+        </w:rPr>
+        <w:t>[draft, open, closed, cancelled]</w:t>
+      </w:r>
+      <w:r>
+        <w:rPr/>
+        <w:t xml:space="preserve">, </w:t>
+      </w:r>
+      <w:r>
+        <w:rPr>
+          <w:rStyle w:val="SourceText"/>
+        </w:rPr>
+        <w:t>company_id</w:t>
+      </w:r>
+      <w:r>
+        <w:rPr/>
+        <w:t xml:space="preserve">. </w:t>
+      </w:r>
+      <w:r>
+        <w:rPr>
+          <w:rStyle w:val="Strong"/>
+        </w:rPr>
+        <w:t>Computed, orthogonal indicators (not states):</w:t>
+      </w:r>
+      <w:r>
+        <w:rPr/>
+        <w:t xml:space="preserve"> </w:t>
+      </w:r>
+      <w:r>
+        <w:rPr>
+          <w:rStyle w:val="SourceText"/>
+        </w:rPr>
+        <w:t>available_count</w:t>
+      </w:r>
+      <w:r>
+        <w:rPr/>
+        <w:t xml:space="preserve"> (available/partial responses), </w:t>
+      </w:r>
+      <w:r>
+        <w:rPr>
+          <w:rStyle w:val="SourceText"/>
+        </w:rPr>
+        <w:t>availability_coverage</w:t>
+      </w:r>
+      <w:r>
+        <w:rPr/>
+        <w:t xml:space="preserve"> </w:t>
+      </w:r>
+      <w:r>
+        <w:rPr>
+          <w:rStyle w:val="SourceText"/>
+        </w:rPr>
+        <w:t>[insufficient, sufficient]</w:t>
+      </w:r>
+      <w:r>
+        <w:rPr/>
+        <w:t xml:space="preserve"> (= </w:t>
+      </w:r>
+      <w:r>
+        <w:rPr>
+          <w:rStyle w:val="SourceText"/>
+        </w:rPr>
+        <w:t>available_count ≥ headcount_needed</w:t>
+      </w:r>
+      <w:r>
+        <w:rPr/>
+        <w:t xml:space="preserve">), </w:t>
+      </w:r>
+      <w:r>
+        <w:rPr>
+          <w:rStyle w:val="SourceText"/>
+        </w:rPr>
+        <w:t>planned_headcount</w:t>
+      </w:r>
+      <w:r>
+        <w:rPr/>
+        <w:t xml:space="preserve"> (count of standard </w:t>
+      </w:r>
+      <w:r>
+        <w:rPr>
+          <w:rStyle w:val="SourceText"/>
+        </w:rPr>
+        <w:t>planning.slot</w:t>
+      </w:r>
+      <w:r>
+        <w:rPr/>
+        <w:t xml:space="preserve">s staffing this requirement — by </w:t>
+      </w:r>
+      <w:r>
+        <w:rPr>
+          <w:rStyle w:val="SourceText"/>
+        </w:rPr>
+        <w:t>task_id</w:t>
+      </w:r>
+      <w:r>
+        <w:rPr/>
+        <w:t xml:space="preserve"> for task requests, or optional </w:t>
+      </w:r>
+      <w:r>
+        <w:rPr>
+          <w:rStyle w:val="SourceText"/>
+        </w:rPr>
+        <w:t>slot.crew_request_id</w:t>
+      </w:r>
+      <w:r>
+        <w:rPr/>
+        <w:t xml:space="preserve">), </w:t>
+      </w:r>
+      <w:r>
+        <w:rPr>
+          <w:rStyle w:val="SourceText"/>
+        </w:rPr>
+        <w:t>staffing_display</w:t>
+      </w:r>
+      <w:r>
+        <w:rPr/>
+        <w:t xml:space="preserve"> = </w:t>
+      </w:r>
+      <w:r>
+        <w:rPr>
+          <w:rStyle w:val="SourceText"/>
+        </w:rPr>
+        <w:t>planned_headcount / headcount_needed</w:t>
+      </w:r>
+      <w:r>
+        <w:rPr/>
+        <w:t xml:space="preserve">. Coverage and Staffing are shown as </w:t>
+      </w:r>
+      <w:r>
+        <w:rPr>
+          <w:rStyle w:val="Strong"/>
+        </w:rPr>
+        <w:t>distinct</w:t>
+      </w:r>
+      <w:r>
+        <w:rPr/>
+        <w:t xml:space="preserve"> figures; a request is </w:t>
+      </w:r>
+      <w:r>
+        <w:rPr>
+          <w:rStyle w:val="Strong"/>
+        </w:rPr>
+        <w:t>never</w:t>
+      </w:r>
+      <w:r>
+        <w:rPr/>
+        <w:t xml:space="preserve"> "fulfilled" on availability alone.</w:t>
+      </w:r>
+    </w:p>
+    <w:p>
+      <w:pPr>
+        <w:pStyle w:val="BodyText"/>
+        <w:bidi w:val="0"/>
+        <w:jc w:val="left"/>
+        <w:rPr/>
+      </w:pPr>
+      <w:r>
+        <w:rPr>
+          <w:rStyle w:val="SourceText"/>
+        </w:rPr>
+        <w:t>crew.availability.invitation</w:t>
+      </w:r>
+      <w:r>
+        <w:rPr/>
+        <w:t xml:space="preserve"> — created </w:t>
+      </w:r>
+      <w:r>
+        <w:rPr>
+          <w:rStyle w:val="Strong"/>
+        </w:rPr>
+        <w:t>only</w:t>
+      </w:r>
+      <w:r>
+        <w:rPr/>
+        <w:t xml:space="preserve"> on "Invite Selected". </w:t>
+      </w:r>
+      <w:r>
+        <w:rPr>
+          <w:rStyle w:val="SourceText"/>
+        </w:rPr>
+        <w:t>request_id</w:t>
+      </w:r>
+      <w:r>
+        <w:rPr/>
+        <w:t xml:space="preserve">, </w:t>
+      </w:r>
+      <w:r>
+        <w:rPr>
+          <w:rStyle w:val="SourceText"/>
+        </w:rPr>
+        <w:t>employee_id</w:t>
+      </w:r>
+      <w:r>
+        <w:rPr/>
+        <w:t xml:space="preserve">, </w:t>
+      </w:r>
+      <w:r>
+        <w:rPr>
+          <w:rStyle w:val="SourceText"/>
+        </w:rPr>
+        <w:t>wave</w:t>
+      </w:r>
+      <w:r>
+        <w:rPr/>
+        <w:t xml:space="preserve"> (int), </w:t>
+      </w:r>
+      <w:r>
+        <w:rPr>
+          <w:rStyle w:val="SourceText"/>
+        </w:rPr>
+        <w:t>channel</w:t>
+      </w:r>
+      <w:r>
+        <w:rPr/>
+        <w:t xml:space="preserve"> (email/whatsapp/both), </w:t>
+      </w:r>
+      <w:r>
+        <w:rPr>
+          <w:rStyle w:val="SourceText"/>
+        </w:rPr>
+        <w:t>state</w:t>
+      </w:r>
+      <w:r>
+        <w:rPr/>
+        <w:t xml:space="preserve"> </w:t>
+      </w:r>
+      <w:r>
+        <w:rPr>
+          <w:rStyle w:val="SourceText"/>
+        </w:rPr>
+        <w:t>[sent, reminded, responded, expired, cancelled]</w:t>
+      </w:r>
+      <w:r>
+        <w:rPr/>
+        <w:t xml:space="preserve"> (</w:t>
+      </w:r>
+      <w:r>
+        <w:rPr>
+          <w:rStyle w:val="Strong"/>
+        </w:rPr>
+        <w:t xml:space="preserve">no persistent </w:t>
+      </w:r>
+      <w:r>
+        <w:rPr>
+          <w:rStyle w:val="SourceText"/>
+        </w:rPr>
+        <w:t>selected</w:t>
+      </w:r>
+      <w:r>
+        <w:rPr/>
+        <w:t xml:space="preserve">), </w:t>
+      </w:r>
+      <w:r>
+        <w:rPr>
+          <w:rStyle w:val="SourceText"/>
+        </w:rPr>
+        <w:t>sent_on</w:t>
+      </w:r>
+      <w:r>
+        <w:rPr/>
+        <w:t xml:space="preserve">, </w:t>
+      </w:r>
+      <w:r>
+        <w:rPr>
+          <w:rStyle w:val="SourceText"/>
+        </w:rPr>
+        <w:t>last_reminder_on</w:t>
+      </w:r>
+      <w:r>
+        <w:rPr/>
+        <w:t xml:space="preserve">, </w:t>
+      </w:r>
+      <w:r>
+        <w:rPr>
+          <w:rStyle w:val="SourceText"/>
+        </w:rPr>
+        <w:t>reminder_count</w:t>
+      </w:r>
+      <w:r>
+        <w:rPr/>
+        <w:t xml:space="preserve">, </w:t>
+      </w:r>
+      <w:r>
+        <w:rPr>
+          <w:rStyle w:val="SourceText"/>
+        </w:rPr>
+        <w:t>response</w:t>
+      </w:r>
+      <w:r>
+        <w:rPr/>
+        <w:t xml:space="preserve"> (available/partial/unavailable/pending), </w:t>
+      </w:r>
+      <w:r>
+        <w:rPr>
+          <w:rStyle w:val="SourceText"/>
+        </w:rPr>
+        <w:t>response_start</w:t>
+      </w:r>
+      <w:r>
+        <w:rPr/>
+        <w:t>/</w:t>
+      </w:r>
+      <w:r>
+        <w:rPr>
+          <w:rStyle w:val="SourceText"/>
+        </w:rPr>
+        <w:t>response_end</w:t>
+      </w:r>
+      <w:r>
+        <w:rPr/>
+        <w:t xml:space="preserve"> (partial), </w:t>
+      </w:r>
+      <w:r>
+        <w:rPr>
+          <w:rStyle w:val="SourceText"/>
+        </w:rPr>
+        <w:t>mail_message_ids</w:t>
+      </w:r>
+      <w:r>
+        <w:rPr/>
+        <w:t xml:space="preserve">. Uniqueness </w:t>
+      </w:r>
+      <w:r>
+        <w:rPr>
+          <w:rStyle w:val="SourceText"/>
+        </w:rPr>
+        <w:t>(request_id, employee_id)</w:t>
+      </w:r>
+      <w:r>
+        <w:rPr/>
+        <w:t xml:space="preserve"> blocks duplicate invitations across waves and re-inviting. A reminder mutates the existing record (</w:t>
+      </w:r>
+      <w:r>
+        <w:rPr>
+          <w:rStyle w:val="SourceText"/>
+        </w:rPr>
+        <w:t>reminder_count</w:t>
+      </w:r>
+      <w:r>
+        <w:rPr/>
+        <w:t xml:space="preserve">, </w:t>
+      </w:r>
+      <w:r>
+        <w:rPr>
+          <w:rStyle w:val="SourceText"/>
+        </w:rPr>
+        <w:t>last_reminder_on</w:t>
+      </w:r>
+      <w:r>
+        <w:rPr/>
+        <w:t>), never creating another.</w:t>
+      </w:r>
+    </w:p>
+    <w:p>
+      <w:pPr>
+        <w:pStyle w:val="BodyText"/>
+        <w:bidi w:val="0"/>
+        <w:jc w:val="left"/>
+        <w:rPr/>
+      </w:pPr>
+      <w:r>
+        <w:rPr>
+          <w:rStyle w:val="SourceText"/>
+        </w:rPr>
+        <w:t>crew.availability.log</w:t>
+      </w:r>
+      <w:r>
+        <w:rPr/>
+        <w:t xml:space="preserve"> (audit/declaration only) — </w:t>
+      </w:r>
+      <w:r>
+        <w:rPr>
+          <w:rStyle w:val="SourceText"/>
+        </w:rPr>
+        <w:t>employee_id</w:t>
+      </w:r>
+      <w:r>
+        <w:rPr/>
+        <w:t>/</w:t>
+      </w:r>
+      <w:r>
+        <w:rPr>
+          <w:rStyle w:val="SourceText"/>
+        </w:rPr>
+        <w:t>resource_id</w:t>
+      </w:r>
+      <w:r>
+        <w:rPr/>
+        <w:t xml:space="preserve">, </w:t>
+      </w:r>
+      <w:r>
+        <w:rPr>
+          <w:rStyle w:val="SourceText"/>
+        </w:rPr>
+        <w:t>date_start</w:t>
+      </w:r>
+      <w:r>
+        <w:rPr/>
+        <w:t xml:space="preserve">, </w:t>
+      </w:r>
+      <w:r>
+        <w:rPr>
+          <w:rStyle w:val="SourceText"/>
+        </w:rPr>
+        <w:t>date_end</w:t>
+      </w:r>
+      <w:r>
+        <w:rPr/>
+        <w:t xml:space="preserve">, </w:t>
+      </w:r>
+      <w:r>
+        <w:rPr>
+          <w:rStyle w:val="SourceText"/>
+        </w:rPr>
+        <w:t>declared_state</w:t>
+      </w:r>
+      <w:r>
+        <w:rPr/>
+        <w:t xml:space="preserve"> (available/unavailable), </w:t>
+      </w:r>
+      <w:r>
+        <w:rPr>
+          <w:rStyle w:val="SourceText"/>
+        </w:rPr>
+        <w:t>origin</w:t>
+      </w:r>
+      <w:r>
+        <w:rPr/>
+        <w:t xml:space="preserve"> (self_portal/ task_request/project_request/period_request/planner), </w:t>
+      </w:r>
+      <w:r>
+        <w:rPr>
+          <w:rStyle w:val="SourceText"/>
+        </w:rPr>
+        <w:t>request_id</w:t>
+      </w:r>
+      <w:r>
+        <w:rPr/>
+        <w:t xml:space="preserve">, </w:t>
+      </w:r>
+      <w:r>
+        <w:rPr>
+          <w:rStyle w:val="SourceText"/>
+        </w:rPr>
+        <w:t>project_id</w:t>
+      </w:r>
+      <w:r>
+        <w:rPr/>
+        <w:t xml:space="preserve">, </w:t>
+      </w:r>
+      <w:r>
+        <w:rPr>
+          <w:rStyle w:val="SourceText"/>
+        </w:rPr>
+        <w:t>task_id</w:t>
+      </w:r>
+      <w:r>
+        <w:rPr/>
+        <w:t xml:space="preserve">, </w:t>
+      </w:r>
+      <w:r>
+        <w:rPr>
+          <w:rStyle w:val="SourceText"/>
+        </w:rPr>
+        <w:t>changed_by</w:t>
+      </w:r>
+      <w:r>
+        <w:rPr/>
+        <w:t xml:space="preserve">, timestamp, </w:t>
+      </w:r>
+      <w:r>
+        <w:rPr>
+          <w:rStyle w:val="SourceText"/>
+        </w:rPr>
+        <w:t>previous_state</w:t>
+      </w:r>
+      <w:r>
+        <w:rPr/>
+        <w:t xml:space="preserve">, </w:t>
+      </w:r>
+      <w:r>
+        <w:rPr>
+          <w:rStyle w:val="SourceText"/>
+        </w:rPr>
+        <w:t>new_state</w:t>
+      </w:r>
+      <w:r>
+        <w:rPr/>
+        <w:t xml:space="preserve">, </w:t>
+      </w:r>
+      <w:r>
+        <w:rPr>
+          <w:rStyle w:val="SourceText"/>
+        </w:rPr>
+        <w:t>leave_ids</w:t>
+      </w:r>
+      <w:r>
+        <w:rPr/>
+        <w:t xml:space="preserve"> (the operational leaves it produced). Append-only; </w:t>
+      </w:r>
+      <w:r>
+        <w:rPr>
+          <w:rStyle w:val="Strong"/>
+        </w:rPr>
+        <w:t>never read by staffing</w:t>
+      </w:r>
+      <w:r>
+        <w:rPr/>
+        <w:t>.</w:t>
+      </w:r>
+    </w:p>
+    <w:p>
+      <w:pPr>
+        <w:pStyle w:val="BodyText"/>
+        <w:bidi w:val="0"/>
+        <w:jc w:val="left"/>
+        <w:rPr/>
+      </w:pPr>
+      <w:r>
+        <w:rPr>
+          <w:rStyle w:val="SourceText"/>
+        </w:rPr>
+        <w:t>crew.work.declaration</w:t>
+      </w:r>
+      <w:r>
+        <w:rPr/>
+        <w:t xml:space="preserve"> — </w:t>
+      </w:r>
+      <w:r>
+        <w:rPr>
+          <w:rStyle w:val="SourceText"/>
+        </w:rPr>
+        <w:t>slot_id</w:t>
+      </w:r>
+      <w:r>
+        <w:rPr/>
+        <w:t xml:space="preserve"> (unique), </w:t>
+      </w:r>
+      <w:r>
+        <w:rPr>
+          <w:rStyle w:val="SourceText"/>
+        </w:rPr>
+        <w:t>employee_id</w:t>
+      </w:r>
+      <w:r>
+        <w:rPr/>
+        <w:t>/</w:t>
+      </w:r>
+      <w:r>
+        <w:rPr>
+          <w:rStyle w:val="SourceText"/>
+        </w:rPr>
+        <w:t>project_id</w:t>
+      </w:r>
+      <w:r>
+        <w:rPr/>
+        <w:t>/</w:t>
+      </w:r>
+      <w:r>
+        <w:rPr>
+          <w:rStyle w:val="SourceText"/>
+        </w:rPr>
+        <w:t>task_id</w:t>
+      </w:r>
+      <w:r>
+        <w:rPr/>
+        <w:t xml:space="preserve">/ </w:t>
+      </w:r>
+      <w:r>
+        <w:rPr>
+          <w:rStyle w:val="SourceText"/>
+        </w:rPr>
+        <w:t>sale_line_id</w:t>
+      </w:r>
+      <w:r>
+        <w:rPr/>
+        <w:t xml:space="preserve"> (related from slot), </w:t>
+      </w:r>
+      <w:r>
+        <w:rPr>
+          <w:rStyle w:val="SourceText"/>
+        </w:rPr>
+        <w:t>planned_start/end/duration</w:t>
+      </w:r>
+      <w:r>
+        <w:rPr/>
+        <w:t xml:space="preserve"> (from slot), </w:t>
+      </w:r>
+      <w:r>
+        <w:rPr>
+          <w:rStyle w:val="SourceText"/>
+        </w:rPr>
+        <w:t>actual_start</w:t>
+      </w:r>
+      <w:r>
+        <w:rPr/>
+        <w:t xml:space="preserve">, </w:t>
+      </w:r>
+      <w:r>
+        <w:rPr>
+          <w:rStyle w:val="SourceText"/>
+        </w:rPr>
+        <w:t>actual_end</w:t>
+      </w:r>
+      <w:r>
+        <w:rPr/>
+        <w:t xml:space="preserve">, </w:t>
+      </w:r>
+      <w:r>
+        <w:rPr>
+          <w:rStyle w:val="SourceText"/>
+        </w:rPr>
+        <w:t>break_minutes</w:t>
+      </w:r>
+      <w:r>
+        <w:rPr/>
+        <w:t xml:space="preserve">, </w:t>
+      </w:r>
+      <w:r>
+        <w:rPr>
+          <w:rStyle w:val="SourceText"/>
+        </w:rPr>
+        <w:t>worked_hours</w:t>
+      </w:r>
+      <w:r>
+        <w:rPr/>
+        <w:t xml:space="preserve"> (computed), </w:t>
+      </w:r>
+      <w:r>
+        <w:rPr>
+          <w:rStyle w:val="SourceText"/>
+        </w:rPr>
+        <w:t>comment</w:t>
+      </w:r>
+      <w:r>
+        <w:rPr/>
+        <w:t xml:space="preserve">, </w:t>
+      </w:r>
+      <w:r>
+        <w:rPr>
+          <w:rStyle w:val="SourceText"/>
+        </w:rPr>
+        <w:t>state</w:t>
+      </w:r>
+      <w:r>
+        <w:rPr/>
+        <w:t xml:space="preserve"> </w:t>
+      </w:r>
+      <w:r>
+        <w:rPr>
+          <w:rStyle w:val="SourceText"/>
+        </w:rPr>
+        <w:t>[draft, submitted, approved, reopened, rejected]</w:t>
+      </w:r>
+      <w:r>
+        <w:rPr/>
+        <w:t xml:space="preserve">, </w:t>
+      </w:r>
+      <w:r>
+        <w:rPr>
+          <w:rStyle w:val="SourceText"/>
+        </w:rPr>
+        <w:t>locked</w:t>
+      </w:r>
+      <w:r>
+        <w:rPr/>
+        <w:t xml:space="preserve"> (bool, set on approval), </w:t>
       </w:r>
       <w:r>
         <w:rPr>
@@ -5445,92 +5697,113 @@
       </w:r>
       <w:r>
         <w:rPr/>
-        <w:t xml:space="preserve"> back-reference → approval is create-or-update. </w:t>
+        <w:t xml:space="preserve"> (the created </w:t>
+      </w:r>
+      <w:r>
+        <w:rPr>
+          <w:rStyle w:val="SourceText"/>
+        </w:rPr>
+        <w:t>account.analytic.line</w:t>
+      </w:r>
+      <w:r>
+        <w:rPr/>
+        <w:t xml:space="preserve">, for idempotency), </w:t>
+      </w:r>
+      <w:r>
+        <w:rPr>
+          <w:rStyle w:val="SourceText"/>
+        </w:rPr>
+        <w:t>timesheet_financially_locked</w:t>
+      </w:r>
+      <w:r>
+        <w:rPr/>
+        <w:t xml:space="preserve"> (computed — see F).</w:t>
       </w:r>
     </w:p>
     <w:p>
       <w:pPr>
         <w:pStyle w:val="BodyText"/>
-        <w:numPr>
-          <w:ilvl w:val="0"/>
-          <w:numId w:val="3"/>
-        </w:numPr>
-        <w:tabs>
-          <w:tab w:val="clear" w:pos="1134"/>
-          <w:tab w:val="left" w:pos="709" w:leader="none"/>
-        </w:tabs>
-        <w:bidi w:val="0"/>
-        <w:spacing w:before="0" w:after="0"/>
-        <w:ind w:hanging="283" w:left="709"/>
-        <w:jc w:val="left"/>
-        <w:rPr/>
-      </w:pPr>
-      <w:r>
-        <w:rPr>
-          <w:rStyle w:val="Strong"/>
-        </w:rPr>
-        <w:t>SOL/task change after hours submitted</w:t>
-      </w:r>
-      <w:r>
-        <w:rPr/>
-        <w:t xml:space="preserve"> — standard recomputes </w:t>
-      </w:r>
-      <w:r>
-        <w:rPr>
-          <w:rStyle w:val="SourceText"/>
-        </w:rPr>
-        <w:t>so_line</w:t>
-      </w:r>
-      <w:r>
-        <w:rPr/>
-        <w:t xml:space="preserve"> unless edited; lock </w:t>
-      </w:r>
-      <w:r>
-        <w:rPr>
-          <w:rStyle w:val="SourceText"/>
-        </w:rPr>
-        <w:t>so_line</w:t>
-      </w:r>
-      <w:r>
-        <w:rPr/>
-        <w:t xml:space="preserve">/hours on </w:t>
-      </w:r>
-      <w:r>
-        <w:rPr>
-          <w:rStyle w:val="Strong"/>
-        </w:rPr>
-        <w:t>approved</w:t>
-      </w:r>
-      <w:r>
-        <w:rPr/>
-        <w:t xml:space="preserve"> declarations to avoid silent re-billing. </w:t>
+        <w:bidi w:val="0"/>
+        <w:jc w:val="left"/>
+        <w:rPr/>
+      </w:pPr>
+      <w:r>
+        <w:rPr>
+          <w:rStyle w:val="Strong"/>
+        </w:rPr>
+        <w:t>Skill requirement line</w:t>
+      </w:r>
+      <w:r>
+        <w:rPr/>
+        <w:t xml:space="preserve"> (embedded) — </w:t>
+      </w:r>
+      <w:r>
+        <w:rPr>
+          <w:rStyle w:val="SourceText"/>
+        </w:rPr>
+        <w:t>skill_id</w:t>
+      </w:r>
+      <w:r>
+        <w:rPr/>
+        <w:t xml:space="preserve">, </w:t>
+      </w:r>
+      <w:r>
+        <w:rPr>
+          <w:rStyle w:val="SourceText"/>
+        </w:rPr>
+        <w:t>min_skill_level_id</w:t>
+      </w:r>
+      <w:r>
+        <w:rPr/>
+        <w:t xml:space="preserve"> (compared via </w:t>
+      </w:r>
+      <w:r>
+        <w:rPr>
+          <w:rStyle w:val="SourceText"/>
+        </w:rPr>
+        <w:t>level_progress &gt;=</w:t>
+      </w:r>
+      <w:r>
+        <w:rPr/>
+        <w:t>).</w:t>
       </w:r>
     </w:p>
     <w:p>
       <w:pPr>
         <w:pStyle w:val="BodyText"/>
-        <w:numPr>
-          <w:ilvl w:val="0"/>
-          <w:numId w:val="3"/>
-        </w:numPr>
-        <w:tabs>
-          <w:tab w:val="clear" w:pos="1134"/>
-          <w:tab w:val="left" w:pos="709" w:leader="none"/>
-        </w:tabs>
-        <w:bidi w:val="0"/>
-        <w:ind w:hanging="283" w:left="709"/>
-        <w:jc w:val="left"/>
-        <w:rPr/>
-      </w:pPr>
-      <w:r>
-        <w:rPr>
-          <w:rStyle w:val="Strong"/>
-        </w:rPr>
-        <w:t>Performance (thousands of crew)</w:t>
-      </w:r>
-      <w:r>
-        <w:rPr/>
-        <w:t xml:space="preserve"> — leaves batched/indexed; candidate search is a skills domain; blanket-leave punching is O(windows), not O(crew²). </w:t>
+        <w:bidi w:val="0"/>
+        <w:jc w:val="left"/>
+        <w:rPr/>
+      </w:pPr>
+      <w:r>
+        <w:rPr>
+          <w:rStyle w:val="Strong"/>
+        </w:rPr>
+        <w:t>Candidate-selection wizard</w:t>
+      </w:r>
+      <w:r>
+        <w:rPr/>
+        <w:t xml:space="preserve"> — </w:t>
+      </w:r>
+      <w:r>
+        <w:rPr>
+          <w:rStyle w:val="SourceText"/>
+        </w:rPr>
+        <w:t>TransientModel</w:t>
+      </w:r>
+      <w:r>
+        <w:rPr/>
+        <w:t xml:space="preserve"> with transient lines; persists nothing. Candidate = matches criteria (computed on the fly); Selected = transient wizard line; Invitation = persisted only on </w:t>
+      </w:r>
+      <w:r>
+        <w:rPr>
+          <w:rStyle w:val="Emphasis"/>
+        </w:rPr>
+        <w:t>Invite Selected</w:t>
+      </w:r>
+      <w:r>
+        <w:rPr/>
+        <w:t>; Reminder = communication on an existing invitation.</w:t>
       </w:r>
     </w:p>
     <w:p>
@@ -5542,7 +5815,7 @@
       </w:pPr>
       <w:r>
         <w:rPr/>
-        <w:t>I. Recommended module structure</w:t>
+        <w:t>F. State machines</w:t>
       </w:r>
     </w:p>
     <w:p>
@@ -5564,29 +5837,9 @@
       </w:pPr>
       <w:r>
         <w:rPr>
-          <w:rStyle w:val="SourceText"/>
-        </w:rPr>
-        <w:t>crew_planning</w:t>
-      </w:r>
-      <w:r>
-        <w:rPr/>
-        <w:t xml:space="preserve"> (backend core): availability leaves service, requests, invitations, candidate wizard, work declaration, </w:t>
-      </w:r>
-      <w:r>
-        <w:rPr>
-          <w:rStyle w:val="SourceText"/>
-        </w:rPr>
-        <w:t>planning.slot</w:t>
-      </w:r>
-      <w:r>
-        <w:rPr/>
-        <w:t xml:space="preserve"> glue, WhatsApp orchestration, KPIs. </w:t>
-      </w:r>
-      <w:r>
-        <w:rPr>
-          <w:rStyle w:val="Emphasis"/>
-        </w:rPr>
-        <w:t>Depends:</w:t>
+          <w:rStyle w:val="Strong"/>
+        </w:rPr>
+        <w:t>Availability Request:</w:t>
       </w:r>
       <w:r>
         <w:rPr/>
@@ -5596,71 +5849,51 @@
         <w:rPr>
           <w:rStyle w:val="SourceText"/>
         </w:rPr>
-        <w:t>planning</w:t>
-      </w:r>
-      <w:r>
-        <w:rPr/>
-        <w:t xml:space="preserve">, </w:t>
-      </w:r>
-      <w:r>
-        <w:rPr>
-          <w:rStyle w:val="SourceText"/>
-        </w:rPr>
-        <w:t>sale_project_forecast</w:t>
-      </w:r>
-      <w:r>
-        <w:rPr/>
-        <w:t xml:space="preserve">, </w:t>
-      </w:r>
-      <w:r>
-        <w:rPr>
-          <w:rStyle w:val="SourceText"/>
-        </w:rPr>
-        <w:t>sale_timesheet</w:t>
-      </w:r>
-      <w:r>
-        <w:rPr/>
-        <w:t xml:space="preserve">, </w:t>
-      </w:r>
-      <w:r>
-        <w:rPr>
-          <w:rStyle w:val="SourceText"/>
-        </w:rPr>
-        <w:t>hr_skills</w:t>
-      </w:r>
-      <w:r>
-        <w:rPr/>
-        <w:t xml:space="preserve">, </w:t>
-      </w:r>
-      <w:r>
-        <w:rPr>
-          <w:rStyle w:val="SourceText"/>
-        </w:rPr>
-        <w:t>hr_timesheet</w:t>
-      </w:r>
-      <w:r>
-        <w:rPr/>
-        <w:t xml:space="preserve">, </w:t>
-      </w:r>
-      <w:r>
-        <w:rPr>
-          <w:rStyle w:val="SourceText"/>
-        </w:rPr>
-        <w:t>whatsapp</w:t>
-      </w:r>
-      <w:r>
-        <w:rPr/>
-        <w:t xml:space="preserve">, </w:t>
-      </w:r>
-      <w:r>
-        <w:rPr>
-          <w:rStyle w:val="SourceText"/>
-        </w:rPr>
-        <w:t>resource</w:t>
-      </w:r>
-      <w:r>
-        <w:rPr/>
-        <w:t xml:space="preserve">. </w:t>
+        <w:t>draft → open → closed</w:t>
+      </w:r>
+      <w:r>
+        <w:rPr/>
+        <w:t xml:space="preserve"> (+ </w:t>
+      </w:r>
+      <w:r>
+        <w:rPr>
+          <w:rStyle w:val="SourceText"/>
+        </w:rPr>
+        <w:t>cancelled</w:t>
+      </w:r>
+      <w:r>
+        <w:rPr/>
+        <w:t xml:space="preserve">). </w:t>
+      </w:r>
+      <w:r>
+        <w:rPr>
+          <w:rStyle w:val="Strong"/>
+        </w:rPr>
+        <w:t>No "fulfilled".</w:t>
+      </w:r>
+      <w:r>
+        <w:rPr/>
+        <w:t xml:space="preserve"> </w:t>
+      </w:r>
+      <w:r>
+        <w:rPr>
+          <w:rStyle w:val="SourceText"/>
+        </w:rPr>
+        <w:t>availability_coverage</w:t>
+      </w:r>
+      <w:r>
+        <w:rPr/>
+        <w:t xml:space="preserve"> (insufficient/sufficient) and </w:t>
+      </w:r>
+      <w:r>
+        <w:rPr>
+          <w:rStyle w:val="SourceText"/>
+        </w:rPr>
+        <w:t>planned_headcount</w:t>
+      </w:r>
+      <w:r>
+        <w:rPr/>
+        <w:t xml:space="preserve"> are computed, orthogonal indicators — not states. Closing is explicit, never auto-triggered by coverage. </w:t>
       </w:r>
     </w:p>
     <w:p>
@@ -5682,29 +5915,9 @@
       </w:pPr>
       <w:r>
         <w:rPr>
-          <w:rStyle w:val="SourceText"/>
-        </w:rPr>
-        <w:t>crew_portal</w:t>
-      </w:r>
-      <w:r>
-        <w:rPr/>
-        <w:t xml:space="preserve"> (portal): controllers, pages, portal </w:t>
-      </w:r>
-      <w:r>
-        <w:rPr>
-          <w:rStyle w:val="SourceText"/>
-        </w:rPr>
-        <w:t>ir.rule</w:t>
-      </w:r>
-      <w:r>
-        <w:rPr/>
-        <w:t xml:space="preserve">/security, "report can't work". </w:t>
-      </w:r>
-      <w:r>
-        <w:rPr>
-          <w:rStyle w:val="Emphasis"/>
-        </w:rPr>
-        <w:t>Depends:</w:t>
+          <w:rStyle w:val="Strong"/>
+        </w:rPr>
+        <w:t>Invitation:</w:t>
       </w:r>
       <w:r>
         <w:rPr/>
@@ -5714,21 +5927,43 @@
         <w:rPr>
           <w:rStyle w:val="SourceText"/>
         </w:rPr>
-        <w:t>crew_planning</w:t>
-      </w:r>
-      <w:r>
-        <w:rPr/>
-        <w:t xml:space="preserve">, </w:t>
-      </w:r>
-      <w:r>
-        <w:rPr>
-          <w:rStyle w:val="SourceText"/>
-        </w:rPr>
-        <w:t>portal</w:t>
-      </w:r>
-      <w:r>
-        <w:rPr/>
-        <w:t xml:space="preserve">. </w:t>
+        <w:t>sent → reminded* → responded → expired</w:t>
+      </w:r>
+      <w:r>
+        <w:rPr/>
+        <w:t xml:space="preserve"> (+ </w:t>
+      </w:r>
+      <w:r>
+        <w:rPr>
+          <w:rStyle w:val="SourceText"/>
+        </w:rPr>
+        <w:t>cancelled</w:t>
+      </w:r>
+      <w:r>
+        <w:rPr/>
+        <w:t xml:space="preserve">). </w:t>
+      </w:r>
+      <w:r>
+        <w:rPr>
+          <w:rStyle w:val="Strong"/>
+        </w:rPr>
+        <w:t xml:space="preserve">No persistent </w:t>
+      </w:r>
+      <w:r>
+        <w:rPr>
+          <w:rStyle w:val="SourceText"/>
+        </w:rPr>
+        <w:t>selected</w:t>
+      </w:r>
+      <w:r>
+        <w:rPr>
+          <w:rStyle w:val="Strong"/>
+        </w:rPr>
+        <w:t>.</w:t>
+      </w:r>
+      <w:r>
+        <w:rPr/>
+        <w:t xml:space="preserve"> Reminder = transition on the existing record. </w:t>
       </w:r>
     </w:p>
     <w:p>
@@ -5743,53 +5978,369 @@
           <w:tab w:val="left" w:pos="709" w:leader="none"/>
         </w:tabs>
         <w:bidi w:val="0"/>
+        <w:spacing w:before="0" w:after="0"/>
         <w:ind w:hanging="283" w:left="709"/>
         <w:jc w:val="left"/>
         <w:rPr/>
       </w:pPr>
       <w:r>
         <w:rPr>
-          <w:rStyle w:val="SourceText"/>
-        </w:rPr>
-        <w:t>orentoo_crew</w:t>
-      </w:r>
-      <w:r>
-        <w:rPr/>
-        <w:t xml:space="preserve"> (optional, thin): org-specific config, calendar seeding, wording, data — keeps </w:t>
-      </w:r>
-      <w:r>
-        <w:rPr>
-          <w:rStyle w:val="SourceText"/>
-        </w:rPr>
-        <w:t>crew_planning</w:t>
-      </w:r>
-      <w:r>
-        <w:rPr/>
-        <w:t>/</w:t>
-      </w:r>
-      <w:r>
-        <w:rPr>
-          <w:rStyle w:val="SourceText"/>
-        </w:rPr>
-        <w:t>crew_portal</w:t>
-      </w:r>
-      <w:r>
-        <w:rPr/>
-        <w:t xml:space="preserve"> generic and reusable. </w:t>
+          <w:rStyle w:val="Strong"/>
+        </w:rPr>
+        <w:t>Availability Response:</w:t>
+      </w:r>
+      <w:r>
+        <w:rPr/>
+        <w:t xml:space="preserve"> </w:t>
+      </w:r>
+      <w:r>
+        <w:rPr>
+          <w:rStyle w:val="SourceText"/>
+        </w:rPr>
+        <w:t>pending → available | partial | unavailable</w:t>
+      </w:r>
+      <w:r>
+        <w:rPr/>
+        <w:t xml:space="preserve">. </w:t>
       </w:r>
     </w:p>
     <w:p>
       <w:pPr>
         <w:pStyle w:val="BodyText"/>
-        <w:bidi w:val="0"/>
-        <w:jc w:val="left"/>
-        <w:rPr/>
-      </w:pPr>
-      <w:r>
-        <w:rPr>
-          <w:rStyle w:val="Emphasis"/>
-        </w:rPr>
-        <w:t>(Names provisional. The heavy standard dependency tree is unavoidable given the greenfield DB — a deliberate "reuse standard" cost, not custom weight.)</w:t>
+        <w:numPr>
+          <w:ilvl w:val="0"/>
+          <w:numId w:val="4"/>
+        </w:numPr>
+        <w:tabs>
+          <w:tab w:val="clear" w:pos="1134"/>
+          <w:tab w:val="left" w:pos="709" w:leader="none"/>
+        </w:tabs>
+        <w:bidi w:val="0"/>
+        <w:spacing w:before="0" w:after="0"/>
+        <w:ind w:hanging="283" w:left="709"/>
+        <w:jc w:val="left"/>
+        <w:rPr/>
+      </w:pPr>
+      <w:r>
+        <w:rPr>
+          <w:rStyle w:val="Strong"/>
+        </w:rPr>
+        <w:t>Availability Knowledge (</w:t>
+      </w:r>
+      <w:r>
+        <w:rPr>
+          <w:rStyle w:val="SourceText"/>
+        </w:rPr>
+        <w:t>crew.availability.log</w:t>
+      </w:r>
+      <w:r>
+        <w:rPr>
+          <w:rStyle w:val="Strong"/>
+        </w:rPr>
+        <w:t>):</w:t>
+      </w:r>
+      <w:r>
+        <w:rPr/>
+        <w:t xml:space="preserve"> append-only audit; not a staffing state machine. </w:t>
+      </w:r>
+    </w:p>
+    <w:p>
+      <w:pPr>
+        <w:pStyle w:val="BodyText"/>
+        <w:numPr>
+          <w:ilvl w:val="0"/>
+          <w:numId w:val="4"/>
+        </w:numPr>
+        <w:tabs>
+          <w:tab w:val="clear" w:pos="1134"/>
+          <w:tab w:val="left" w:pos="709" w:leader="none"/>
+        </w:tabs>
+        <w:bidi w:val="0"/>
+        <w:spacing w:before="0" w:after="0"/>
+        <w:ind w:hanging="283" w:left="709"/>
+        <w:jc w:val="left"/>
+        <w:rPr/>
+      </w:pPr>
+      <w:r>
+        <w:rPr>
+          <w:rStyle w:val="Strong"/>
+        </w:rPr>
+        <w:t>Work Declaration (immutable after approval):</w:t>
+      </w:r>
+      <w:r>
+        <w:rPr/>
+        <w:t xml:space="preserve"> </w:t>
+      </w:r>
+    </w:p>
+    <w:p>
+      <w:pPr>
+        <w:pStyle w:val="BodyText"/>
+        <w:numPr>
+          <w:ilvl w:val="0"/>
+          <w:numId w:val="4"/>
+        </w:numPr>
+        <w:tabs>
+          <w:tab w:val="clear" w:pos="1134"/>
+          <w:tab w:val="left" w:pos="709" w:leader="none"/>
+        </w:tabs>
+        <w:bidi w:val="0"/>
+        <w:spacing w:before="0" w:after="0"/>
+        <w:ind w:hanging="283" w:left="709"/>
+        <w:jc w:val="left"/>
+        <w:rPr/>
+      </w:pPr>
+      <w:r>
+        <w:rPr>
+          <w:rStyle w:val="SourceText"/>
+        </w:rPr>
+        <w:t>draft ↔ submitted</w:t>
+      </w:r>
+      <w:r>
+        <w:rPr/>
+        <w:t xml:space="preserve"> — freely editable. </w:t>
+      </w:r>
+    </w:p>
+    <w:p>
+      <w:pPr>
+        <w:pStyle w:val="BodyText"/>
+        <w:numPr>
+          <w:ilvl w:val="0"/>
+          <w:numId w:val="4"/>
+        </w:numPr>
+        <w:tabs>
+          <w:tab w:val="clear" w:pos="1134"/>
+          <w:tab w:val="left" w:pos="709" w:leader="none"/>
+        </w:tabs>
+        <w:bidi w:val="0"/>
+        <w:spacing w:before="0" w:after="0"/>
+        <w:ind w:hanging="283" w:left="709"/>
+        <w:jc w:val="left"/>
+        <w:rPr/>
+      </w:pPr>
+      <w:r>
+        <w:rPr>
+          <w:rStyle w:val="SourceText"/>
+        </w:rPr>
+        <w:t>submitted → approved</w:t>
+      </w:r>
+      <w:r>
+        <w:rPr/>
+        <w:t xml:space="preserve"> — create/link the standard timesheet </w:t>
+      </w:r>
+      <w:r>
+        <w:rPr>
+          <w:rStyle w:val="Strong"/>
+        </w:rPr>
+        <w:t>exactly once</w:t>
+      </w:r>
+      <w:r>
+        <w:rPr/>
+        <w:t xml:space="preserve"> (guarded by </w:t>
+      </w:r>
+      <w:r>
+        <w:rPr>
+          <w:rStyle w:val="SourceText"/>
+        </w:rPr>
+        <w:t>timesheet_id</w:t>
+      </w:r>
+      <w:r>
+        <w:rPr/>
+        <w:t xml:space="preserve">); set </w:t>
+      </w:r>
+      <w:r>
+        <w:rPr>
+          <w:rStyle w:val="SourceText"/>
+        </w:rPr>
+        <w:t>locked = True</w:t>
+      </w:r>
+      <w:r>
+        <w:rPr/>
+        <w:t xml:space="preserve">. </w:t>
+      </w:r>
+      <w:r>
+        <w:rPr>
+          <w:rStyle w:val="Strong"/>
+        </w:rPr>
+        <w:t>After approval, declaration edits do NOT touch the timesheet.</w:t>
+      </w:r>
+      <w:r>
+        <w:rPr/>
+        <w:t xml:space="preserve"> </w:t>
+      </w:r>
+    </w:p>
+    <w:p>
+      <w:pPr>
+        <w:pStyle w:val="BodyText"/>
+        <w:numPr>
+          <w:ilvl w:val="0"/>
+          <w:numId w:val="4"/>
+        </w:numPr>
+        <w:tabs>
+          <w:tab w:val="clear" w:pos="1134"/>
+          <w:tab w:val="left" w:pos="709" w:leader="none"/>
+        </w:tabs>
+        <w:bidi w:val="0"/>
+        <w:spacing w:before="0" w:after="0"/>
+        <w:ind w:hanging="283" w:left="709"/>
+        <w:jc w:val="left"/>
+        <w:rPr/>
+      </w:pPr>
+      <w:r>
+        <w:rPr>
+          <w:rStyle w:val="SourceText"/>
+        </w:rPr>
+        <w:t>approved → reopened → draft</w:t>
+      </w:r>
+      <w:r>
+        <w:rPr/>
+        <w:t xml:space="preserve"> — an </w:t>
+      </w:r>
+      <w:r>
+        <w:rPr>
+          <w:rStyle w:val="Strong"/>
+        </w:rPr>
+        <w:t>explicit, permissioned</w:t>
+      </w:r>
+      <w:r>
+        <w:rPr/>
+        <w:t xml:space="preserve"> Reopen (planner/manager), </w:t>
+      </w:r>
+      <w:r>
+        <w:rPr>
+          <w:rStyle w:val="Strong"/>
+        </w:rPr>
+        <w:t>only if</w:t>
+      </w:r>
+      <w:r>
+        <w:rPr/>
+        <w:t xml:space="preserve"> </w:t>
+      </w:r>
+      <w:r>
+        <w:rPr>
+          <w:rStyle w:val="SourceText"/>
+        </w:rPr>
+        <w:t>timesheet_financially_locked</w:t>
+      </w:r>
+      <w:r>
+        <w:rPr/>
+        <w:t xml:space="preserve"> is False; it detaches/removes the draft timesheet so a corrected declaration can re-approve cleanly. </w:t>
+      </w:r>
+    </w:p>
+    <w:p>
+      <w:pPr>
+        <w:pStyle w:val="BodyText"/>
+        <w:numPr>
+          <w:ilvl w:val="0"/>
+          <w:numId w:val="4"/>
+        </w:numPr>
+        <w:tabs>
+          <w:tab w:val="clear" w:pos="1134"/>
+          <w:tab w:val="left" w:pos="709" w:leader="none"/>
+        </w:tabs>
+        <w:bidi w:val="0"/>
+        <w:spacing w:before="0" w:after="0"/>
+        <w:ind w:hanging="283" w:left="709"/>
+        <w:jc w:val="left"/>
+        <w:rPr/>
+      </w:pPr>
+      <w:r>
+        <w:rPr>
+          <w:rStyle w:val="SourceText"/>
+        </w:rPr>
+        <w:t>approved</w:t>
+      </w:r>
+      <w:r>
+        <w:rPr/>
+        <w:t xml:space="preserve"> </w:t>
+      </w:r>
+      <w:r>
+        <w:rPr>
+          <w:rStyle w:val="Strong"/>
+        </w:rPr>
+        <w:t>+ financially locked</w:t>
+      </w:r>
+      <w:r>
+        <w:rPr/>
+        <w:t xml:space="preserve"> (timesheet's SOL already invoiced for these hours / analytic line in a locked period / linked posted move) → </w:t>
+      </w:r>
+      <w:r>
+        <w:rPr>
+          <w:rStyle w:val="Strong"/>
+        </w:rPr>
+        <w:t>Reopen blocked</w:t>
+      </w:r>
+      <w:r>
+        <w:rPr/>
+        <w:t xml:space="preserve">; correction goes through an explicit </w:t>
+      </w:r>
+      <w:r>
+        <w:rPr>
+          <w:rStyle w:val="Strong"/>
+        </w:rPr>
+        <w:t>adjustment declaration</w:t>
+      </w:r>
+      <w:r>
+        <w:rPr/>
+        <w:t xml:space="preserve"> (a new compensating WD), never a silent edit. </w:t>
+      </w:r>
+    </w:p>
+    <w:p>
+      <w:pPr>
+        <w:pStyle w:val="BodyText"/>
+        <w:numPr>
+          <w:ilvl w:val="0"/>
+          <w:numId w:val="4"/>
+        </w:numPr>
+        <w:tabs>
+          <w:tab w:val="clear" w:pos="1134"/>
+          <w:tab w:val="left" w:pos="709" w:leader="none"/>
+        </w:tabs>
+        <w:bidi w:val="0"/>
+        <w:spacing w:before="0" w:after="0"/>
+        <w:ind w:hanging="283" w:left="709"/>
+        <w:jc w:val="left"/>
+        <w:rPr/>
+      </w:pPr>
+      <w:r>
+        <w:rPr>
+          <w:rStyle w:val="SourceText"/>
+        </w:rPr>
+        <w:t>submitted/draft → rejected → draft</w:t>
+      </w:r>
+      <w:r>
+        <w:rPr/>
+        <w:t xml:space="preserve">. </w:t>
+      </w:r>
+    </w:p>
+    <w:p>
+      <w:pPr>
+        <w:pStyle w:val="BodyText"/>
+        <w:numPr>
+          <w:ilvl w:val="0"/>
+          <w:numId w:val="4"/>
+        </w:numPr>
+        <w:tabs>
+          <w:tab w:val="clear" w:pos="1134"/>
+          <w:tab w:val="left" w:pos="709" w:leader="none"/>
+        </w:tabs>
+        <w:bidi w:val="0"/>
+        <w:ind w:hanging="283" w:left="709"/>
+        <w:jc w:val="left"/>
+        <w:rPr/>
+      </w:pPr>
+      <w:r>
+        <w:rPr/>
+        <w:t xml:space="preserve">Preserved chain: </w:t>
+      </w:r>
+      <w:r>
+        <w:rPr>
+          <w:rStyle w:val="Strong"/>
+        </w:rPr>
+        <w:t>Work Declaration → approval → standard Timesheet → Task → Sales Order Item.</w:t>
+      </w:r>
+      <w:r>
+        <w:rPr/>
+        <w:t xml:space="preserve"> </w:t>
       </w:r>
     </w:p>
     <w:p>
@@ -5801,7 +6352,7 @@
       </w:pPr>
       <w:r>
         <w:rPr/>
-        <w:t>J. Implementation phases</w:t>
+        <w:t>G. End-to-end workflows</w:t>
       </w:r>
     </w:p>
     <w:p>
@@ -5825,21 +6376,61 @@
         <w:rPr>
           <w:rStyle w:val="Strong"/>
         </w:rPr>
-        <w:t>Phase 0 — Foundation:</w:t>
-      </w:r>
-      <w:r>
-        <w:rPr/>
-        <w:t xml:space="preserve"> install/configure the standard stack (hr, project, planning, sale_project_forecast, sale_timesheet, hr_skills, hr_timesheet, whatsapp, portal); seed the shared Crew calendar; confirm </w:t>
-      </w:r>
-      <w:r>
-        <w:rPr>
-          <w:rStyle w:val="SourceText"/>
-        </w:rPr>
-        <w:t>planning.slot.task_id</w:t>
-      </w:r>
-      <w:r>
-        <w:rPr/>
-        <w:t xml:space="preserve">/billing chain live. </w:t>
+        <w:t>Task-based invitation:</w:t>
+      </w:r>
+      <w:r>
+        <w:rPr/>
+        <w:t xml:space="preserve"> Task → "Request Availability" (prefills project/task/start/end/SOL) → transient candidate wizard (skills/role) → select wave-1 → </w:t>
+      </w:r>
+      <w:r>
+        <w:rPr>
+          <w:rStyle w:val="Strong"/>
+        </w:rPr>
+        <w:t>Invite Selected</w:t>
+      </w:r>
+      <w:r>
+        <w:rPr/>
+        <w:t xml:space="preserve"> (invitation records created; email/WA: </w:t>
+      </w:r>
+      <w:r>
+        <w:rPr>
+          <w:rStyle w:val="Emphasis"/>
+        </w:rPr>
+        <w:t>"availability only, not scheduled"</w:t>
+      </w:r>
+      <w:r>
+        <w:rPr/>
+        <w:t xml:space="preserve">) → responses become </w:t>
+      </w:r>
+      <w:r>
+        <w:rPr>
+          <w:rStyle w:val="SourceText"/>
+        </w:rPr>
+        <w:t>crew.availability.log</w:t>
+      </w:r>
+      <w:r>
+        <w:rPr/>
+        <w:t xml:space="preserve"> + operational holes in leaves → planner schedules → </w:t>
+      </w:r>
+      <w:r>
+        <w:rPr>
+          <w:rStyle w:val="SourceText"/>
+        </w:rPr>
+        <w:t>planning.slot</w:t>
+      </w:r>
+      <w:r>
+        <w:rPr/>
+        <w:t xml:space="preserve"> (task_id set) → publish notifies (</w:t>
+      </w:r>
+      <w:r>
+        <w:rPr>
+          <w:rStyle w:val="Emphasis"/>
+        </w:rPr>
+        <w:t>"you're scheduled…"</w:t>
+      </w:r>
+      <w:r>
+        <w:rPr/>
+        <w:t xml:space="preserve">). </w:t>
       </w:r>
     </w:p>
     <w:p>
@@ -5863,11 +6454,11 @@
         <w:rPr>
           <w:rStyle w:val="Strong"/>
         </w:rPr>
-        <w:t>Phase 1 — Availability engine:</w:t>
-      </w:r>
-      <w:r>
-        <w:rPr/>
-        <w:t xml:space="preserve"> leaves service + audit log + backend "enter availability" (§4E) + unit tests (overlap/DST). </w:t>
+        <w:t>Project-based:</w:t>
+      </w:r>
+      <w:r>
+        <w:rPr/>
+        <w:t xml:space="preserve"> identical, prefilled from project period; task chosen later on the slot. </w:t>
       </w:r>
     </w:p>
     <w:p>
@@ -5891,21 +6482,11 @@
         <w:rPr>
           <w:rStyle w:val="Strong"/>
         </w:rPr>
-        <w:t>Phase 2 — Requests &amp; invitations:</w:t>
-      </w:r>
-      <w:r>
-        <w:rPr/>
-        <w:t xml:space="preserve"> request models (task/project/period), candidate wizard (skills), waves, </w:t>
-      </w:r>
-      <w:r>
-        <w:rPr>
-          <w:rStyle w:val="Strong"/>
-        </w:rPr>
-        <w:t>email</w:t>
-      </w:r>
-      <w:r>
-        <w:rPr/>
-        <w:t xml:space="preserve"> invitations, overview + KPIs. </w:t>
+        <w:t>General period:</w:t>
+      </w:r>
+      <w:r>
+        <w:rPr/>
+        <w:t xml:space="preserve"> request with no project/task; pure availability harvesting. </w:t>
       </w:r>
     </w:p>
     <w:p>
@@ -5929,11 +6510,31 @@
         <w:rPr>
           <w:rStyle w:val="Strong"/>
         </w:rPr>
-        <w:t>Phase 3 — WhatsApp</w:t>
-      </w:r>
-      <w:r>
-        <w:rPr/>
-        <w:t xml:space="preserve"> channel + reminders. </w:t>
+        <w:t>Self-service:</w:t>
+      </w:r>
+      <w:r>
+        <w:rPr/>
+        <w:t xml:space="preserve"> crew opens </w:t>
+      </w:r>
+      <w:r>
+        <w:rPr>
+          <w:rStyle w:val="SourceText"/>
+        </w:rPr>
+        <w:t>/my/availability</w:t>
+      </w:r>
+      <w:r>
+        <w:rPr/>
+        <w:t xml:space="preserve">, marks available/unavailable → same service → log </w:t>
+      </w:r>
+      <w:r>
+        <w:rPr>
+          <w:rStyle w:val="SourceText"/>
+        </w:rPr>
+        <w:t>origin=self_portal</w:t>
+      </w:r>
+      <w:r>
+        <w:rPr/>
+        <w:t xml:space="preserve">. </w:t>
       </w:r>
     </w:p>
     <w:p>
@@ -5957,11 +6558,21 @@
         <w:rPr>
           <w:rStyle w:val="Strong"/>
         </w:rPr>
-        <w:t>Phase 4 — Crew Portal:</w:t>
-      </w:r>
-      <w:r>
-        <w:rPr/>
-        <w:t xml:space="preserve"> My Availability, My Planning (+ "can't work"), security rules. </w:t>
+        <w:t>Planner-entered:</w:t>
+      </w:r>
+      <w:r>
+        <w:rPr/>
+        <w:t xml:space="preserve"> button on employee/resource → same service → </w:t>
+      </w:r>
+      <w:r>
+        <w:rPr>
+          <w:rStyle w:val="SourceText"/>
+        </w:rPr>
+        <w:t>origin=planner</w:t>
+      </w:r>
+      <w:r>
+        <w:rPr/>
+        <w:t xml:space="preserve">. </w:t>
       </w:r>
     </w:p>
     <w:p>
@@ -5985,11 +6596,21 @@
         <w:rPr>
           <w:rStyle w:val="Strong"/>
         </w:rPr>
-        <w:t>Phase 5 — Work Declaration → Timesheet:</w:t>
-      </w:r>
-      <w:r>
-        <w:rPr/>
-        <w:t xml:space="preserve"> WD model, approval → timesheet (idempotent), My Hours. </w:t>
+        <w:t>Multi-wave:</w:t>
+      </w:r>
+      <w:r>
+        <w:rPr/>
+        <w:t xml:space="preserve"> wave-1 of 10 invited; reopen wizard → previously-invited </w:t>
+      </w:r>
+      <w:r>
+        <w:rPr>
+          <w:rStyle w:val="Strong"/>
+        </w:rPr>
+        <w:t>excluded</w:t>
+      </w:r>
+      <w:r>
+        <w:rPr/>
+        <w:t xml:space="preserve"> → wave-2; reminders mutate existing invitations, never duplicate. </w:t>
       </w:r>
     </w:p>
     <w:p>
@@ -6004,6 +6625,7 @@
           <w:tab w:val="left" w:pos="709" w:leader="none"/>
         </w:tabs>
         <w:bidi w:val="0"/>
+        <w:spacing w:before="0" w:after="0"/>
         <w:ind w:hanging="283" w:left="709"/>
         <w:jc w:val="left"/>
         <w:rPr/>
@@ -6012,34 +6634,150 @@
         <w:rPr>
           <w:rStyle w:val="Strong"/>
         </w:rPr>
-        <w:t>Phase 6 — Validity rules &amp; polish:</w:t>
-      </w:r>
-      <w:r>
-        <w:rPr/>
-        <w:t xml:space="preserve"> future-window limits, cut-off hours, dashboards, WA template approval. </w:t>
-      </w:r>
-    </w:p>
-    <w:p>
-      <w:pPr>
-        <w:pStyle w:val="HorizontalLine"/>
-        <w:bidi w:val="0"/>
-        <w:jc w:val="left"/>
-        <w:rPr/>
-      </w:pPr>
-      <w:r>
-        <w:rPr/>
-      </w:r>
-    </w:p>
-    <w:p>
-      <w:pPr>
-        <w:pStyle w:val="Heading2"/>
-        <w:bidi w:val="0"/>
-        <w:jc w:val="left"/>
-        <w:rPr/>
-      </w:pPr>
-      <w:r>
-        <w:rPr/>
-        <w:t>Open decisions before Phase 0</w:t>
+        <w:t>Planning notification:</w:t>
+      </w:r>
+      <w:r>
+        <w:rPr/>
+        <w:t xml:space="preserve"> standard </w:t>
+      </w:r>
+      <w:r>
+        <w:rPr>
+          <w:rStyle w:val="SourceText"/>
+        </w:rPr>
+        <w:t>action_send</w:t>
+      </w:r>
+      <w:r>
+        <w:rPr/>
+        <w:t xml:space="preserve">; reword template to "scheduled, tell us ASAP if you can't"; </w:t>
+      </w:r>
+      <w:r>
+        <w:rPr>
+          <w:rStyle w:val="Strong"/>
+        </w:rPr>
+        <w:t>no</w:t>
+      </w:r>
+      <w:r>
+        <w:rPr/>
+        <w:t xml:space="preserve"> second confirmation. </w:t>
+      </w:r>
+    </w:p>
+    <w:p>
+      <w:pPr>
+        <w:pStyle w:val="BodyText"/>
+        <w:numPr>
+          <w:ilvl w:val="0"/>
+          <w:numId w:val="5"/>
+        </w:numPr>
+        <w:tabs>
+          <w:tab w:val="clear" w:pos="1134"/>
+          <w:tab w:val="left" w:pos="709" w:leader="none"/>
+        </w:tabs>
+        <w:bidi w:val="0"/>
+        <w:ind w:hanging="283" w:left="709"/>
+        <w:jc w:val="left"/>
+        <w:rPr/>
+      </w:pPr>
+      <w:r>
+        <w:rPr>
+          <w:rStyle w:val="Strong"/>
+        </w:rPr>
+        <w:t>Work Declaration → Timesheet → SOL:</w:t>
+      </w:r>
+      <w:r>
+        <w:rPr/>
+        <w:t xml:space="preserve"> slot → crew confirms/edits actuals in </w:t>
+      </w:r>
+      <w:r>
+        <w:rPr>
+          <w:rStyle w:val="SourceText"/>
+        </w:rPr>
+        <w:t>/my/hours</w:t>
+      </w:r>
+      <w:r>
+        <w:rPr/>
+        <w:t xml:space="preserve"> → submit → planner approves → write </w:t>
+      </w:r>
+      <w:r>
+        <w:rPr>
+          <w:rStyle w:val="SourceText"/>
+        </w:rPr>
+        <w:t>account.analytic.line(task_id, unit_amount, employee_id)</w:t>
+      </w:r>
+      <w:r>
+        <w:rPr/>
+        <w:t xml:space="preserve"> </w:t>
+      </w:r>
+      <w:r>
+        <w:rPr>
+          <w:rStyle w:val="Strong"/>
+        </w:rPr>
+        <w:t>once</w:t>
+      </w:r>
+      <w:r>
+        <w:rPr/>
+        <w:t xml:space="preserve">, lock the declaration → standard </w:t>
+      </w:r>
+      <w:r>
+        <w:rPr>
+          <w:rStyle w:val="SourceText"/>
+        </w:rPr>
+        <w:t>_timesheet_determine_sale_line()</w:t>
+      </w:r>
+      <w:r>
+        <w:rPr/>
+        <w:t xml:space="preserve"> sets </w:t>
+      </w:r>
+      <w:r>
+        <w:rPr>
+          <w:rStyle w:val="SourceText"/>
+        </w:rPr>
+        <w:t>so_line</w:t>
+      </w:r>
+      <w:r>
+        <w:rPr/>
+        <w:t xml:space="preserve"> from </w:t>
+      </w:r>
+      <w:r>
+        <w:rPr>
+          <w:rStyle w:val="SourceText"/>
+        </w:rPr>
+        <w:t>task.sale_line_id</w:t>
+      </w:r>
+      <w:r>
+        <w:rPr/>
+        <w:t xml:space="preserve"> → </w:t>
+      </w:r>
+      <w:r>
+        <w:rPr>
+          <w:rStyle w:val="SourceText"/>
+        </w:rPr>
+        <w:t>qty_delivered</w:t>
+      </w:r>
+      <w:r>
+        <w:rPr/>
+        <w:t xml:space="preserve"> on the correct SOL. Corrections use Reopen (unlocked) or an adjustment WD (financially locked). </w:t>
+      </w:r>
+      <w:r>
+        <w:rPr>
+          <w:rStyle w:val="Strong"/>
+        </w:rPr>
+        <w:t>No manual project/task/SOL reselection; no silent re-billing.</w:t>
+      </w:r>
+      <w:r>
+        <w:rPr/>
+        <w:t xml:space="preserve"> </w:t>
+      </w:r>
+    </w:p>
+    <w:p>
+      <w:pPr>
+        <w:pStyle w:val="Heading1"/>
+        <w:bidi w:val="0"/>
+        <w:jc w:val="left"/>
+        <w:rPr/>
+      </w:pPr>
+      <w:r>
+        <w:rPr/>
+        <w:t>H. Risks &amp; edge cases</w:t>
       </w:r>
     </w:p>
     <w:p>
@@ -6063,21 +6801,11 @@
         <w:rPr>
           <w:rStyle w:val="Strong"/>
         </w:rPr>
-        <w:t>Footprint:</w:t>
-      </w:r>
-      <w:r>
-        <w:rPr/>
-        <w:t xml:space="preserve"> greenfield DB means installing the </w:t>
-      </w:r>
-      <w:r>
-        <w:rPr>
-          <w:rStyle w:val="Strong"/>
-        </w:rPr>
-        <w:t>full enterprise Project / Planning / Timesheet / HR / WhatsApp stack</w:t>
-      </w:r>
-      <w:r>
-        <w:rPr/>
-        <w:t xml:space="preserve"> on a today rental-only system — proceed on this dev branch, or validate on a separate branch/build first? </w:t>
+        <w:t>Overlapping/partial availability</w:t>
+      </w:r>
+      <w:r>
+        <w:rPr/>
+        <w:t xml:space="preserve"> — resolved to non-overlapping intervals in the single leaves service; partial responses punch a hole only for the offered sub-window. </w:t>
       </w:r>
     </w:p>
     <w:p>
@@ -6101,21 +6829,21 @@
         <w:rPr>
           <w:rStyle w:val="Strong"/>
         </w:rPr>
-        <w:t>Availability model:</w:t>
-      </w:r>
-      <w:r>
-        <w:rPr/>
-        <w:t xml:space="preserve"> bias to the recommended </w:t>
-      </w:r>
-      <w:r>
-        <w:rPr>
-          <w:rStyle w:val="Strong"/>
-        </w:rPr>
-        <w:t>24×7 blanket-leave</w:t>
-      </w:r>
-      <w:r>
-        <w:rPr/>
-        <w:t xml:space="preserve"> design, or spike a per-crew-calendar variant for comparison before committing? </w:t>
+        <w:t>DST/timezones</w:t>
+      </w:r>
+      <w:r>
+        <w:rPr/>
+        <w:t xml:space="preserve"> — store UTC, compute in resource tz; </w:t>
+      </w:r>
+      <w:r>
+        <w:rPr>
+          <w:rStyle w:val="SourceText"/>
+        </w:rPr>
+        <w:t>pytz</w:t>
+      </w:r>
+      <w:r>
+        <w:rPr/>
+        <w:t xml:space="preserve"> fold/gap is the main sharp edge. </w:t>
       </w:r>
     </w:p>
     <w:p>
@@ -6124,6 +6852,1280 @@
         <w:numPr>
           <w:ilvl w:val="0"/>
           <w:numId w:val="6"/>
+        </w:numPr>
+        <w:tabs>
+          <w:tab w:val="clear" w:pos="1134"/>
+          <w:tab w:val="left" w:pos="709" w:leader="none"/>
+        </w:tabs>
+        <w:bidi w:val="0"/>
+        <w:spacing w:before="0" w:after="0"/>
+        <w:ind w:hanging="283" w:left="709"/>
+        <w:jc w:val="left"/>
+        <w:rPr/>
+      </w:pPr>
+      <w:r>
+        <w:rPr>
+          <w:rStyle w:val="Strong"/>
+        </w:rPr>
+        <w:t>Coverage lapse (Explicit mode)</w:t>
+      </w:r>
+      <w:r>
+        <w:rPr/>
+        <w:t xml:space="preserve"> — mitigated by the </w:t>
+      </w:r>
+      <w:r>
+        <w:rPr>
+          <w:rStyle w:val="Strong"/>
+        </w:rPr>
+        <w:t>mandatory</w:t>
+      </w:r>
+      <w:r>
+        <w:rPr/>
+        <w:t xml:space="preserve"> horizon cron + idempotent repair; invariant </w:t>
+      </w:r>
+      <w:r>
+        <w:rPr>
+          <w:rStyle w:val="SourceText"/>
+        </w:rPr>
+        <w:t>unavailability_horizon ≥ entry_horizon</w:t>
+      </w:r>
+      <w:r>
+        <w:rPr/>
+        <w:t xml:space="preserve"> guarantees no leak past the entry window. </w:t>
+      </w:r>
+    </w:p>
+    <w:p>
+      <w:pPr>
+        <w:pStyle w:val="BodyText"/>
+        <w:numPr>
+          <w:ilvl w:val="0"/>
+          <w:numId w:val="6"/>
+        </w:numPr>
+        <w:tabs>
+          <w:tab w:val="clear" w:pos="1134"/>
+          <w:tab w:val="left" w:pos="709" w:leader="none"/>
+        </w:tabs>
+        <w:bidi w:val="0"/>
+        <w:spacing w:before="0" w:after="0"/>
+        <w:ind w:hanging="283" w:left="709"/>
+        <w:jc w:val="left"/>
+        <w:rPr/>
+      </w:pPr>
+      <w:r>
+        <w:rPr>
+          <w:rStyle w:val="Strong"/>
+        </w:rPr>
+        <w:t>Mode transition</w:t>
+      </w:r>
+      <w:r>
+        <w:rPr/>
+        <w:t xml:space="preserve"> — </w:t>
+      </w:r>
+      <w:r>
+        <w:rPr>
+          <w:rStyle w:val="SourceText"/>
+        </w:rPr>
+        <w:t>standard↔explicit</w:t>
+      </w:r>
+      <w:r>
+        <w:rPr/>
+        <w:t xml:space="preserve"> must seed/clear blanket coverage via the service. </w:t>
+      </w:r>
+    </w:p>
+    <w:p>
+      <w:pPr>
+        <w:pStyle w:val="BodyText"/>
+        <w:numPr>
+          <w:ilvl w:val="0"/>
+          <w:numId w:val="6"/>
+        </w:numPr>
+        <w:tabs>
+          <w:tab w:val="clear" w:pos="1134"/>
+          <w:tab w:val="left" w:pos="709" w:leader="none"/>
+        </w:tabs>
+        <w:bidi w:val="0"/>
+        <w:spacing w:before="0" w:after="0"/>
+        <w:ind w:hanging="283" w:left="709"/>
+        <w:jc w:val="left"/>
+        <w:rPr/>
+      </w:pPr>
+      <w:r>
+        <w:rPr>
+          <w:rStyle w:val="Strong"/>
+        </w:rPr>
+        <w:t>Changed task/slot dates</w:t>
+      </w:r>
+      <w:r>
+        <w:rPr/>
+        <w:t xml:space="preserve"> — written leaves stay; slot changes raise standard </w:t>
+      </w:r>
+      <w:r>
+        <w:rPr>
+          <w:rStyle w:val="SourceText"/>
+        </w:rPr>
+        <w:t>publication_warning</w:t>
+      </w:r>
+      <w:r>
+        <w:rPr/>
+        <w:t xml:space="preserve">; the request keeps its own window (no retro-rewrite of the log). </w:t>
+      </w:r>
+    </w:p>
+    <w:p>
+      <w:pPr>
+        <w:pStyle w:val="BodyText"/>
+        <w:numPr>
+          <w:ilvl w:val="0"/>
+          <w:numId w:val="6"/>
+        </w:numPr>
+        <w:tabs>
+          <w:tab w:val="clear" w:pos="1134"/>
+          <w:tab w:val="left" w:pos="709" w:leader="none"/>
+        </w:tabs>
+        <w:bidi w:val="0"/>
+        <w:spacing w:before="0" w:after="0"/>
+        <w:ind w:hanging="283" w:left="709"/>
+        <w:jc w:val="left"/>
+        <w:rPr/>
+      </w:pPr>
+      <w:r>
+        <w:rPr>
+          <w:rStyle w:val="Strong"/>
+        </w:rPr>
+        <w:t>"Can no longer work" after planning</w:t>
+      </w:r>
+      <w:r>
+        <w:rPr/>
+        <w:t xml:space="preserve"> — must </w:t>
+      </w:r>
+      <w:r>
+        <w:rPr>
+          <w:rStyle w:val="Strong"/>
+        </w:rPr>
+        <w:t>not</w:t>
+      </w:r>
+      <w:r>
+        <w:rPr/>
+        <w:t xml:space="preserve"> use standard portal self-unassign (it silently blanks </w:t>
+      </w:r>
+      <w:r>
+        <w:rPr>
+          <w:rStyle w:val="SourceText"/>
+        </w:rPr>
+        <w:t>resource_id</w:t>
+      </w:r>
+      <w:r>
+        <w:rPr/>
+        <w:t xml:space="preserve">). Custom action keeps the slot, flags it, notifies the planner (§7/§12). </w:t>
+      </w:r>
+    </w:p>
+    <w:p>
+      <w:pPr>
+        <w:pStyle w:val="BodyText"/>
+        <w:numPr>
+          <w:ilvl w:val="0"/>
+          <w:numId w:val="6"/>
+        </w:numPr>
+        <w:tabs>
+          <w:tab w:val="clear" w:pos="1134"/>
+          <w:tab w:val="left" w:pos="709" w:leader="none"/>
+        </w:tabs>
+        <w:bidi w:val="0"/>
+        <w:spacing w:before="0" w:after="0"/>
+        <w:ind w:hanging="283" w:left="709"/>
+        <w:jc w:val="left"/>
+        <w:rPr/>
+      </w:pPr>
+      <w:r>
+        <w:rPr>
+          <w:rStyle w:val="Strong"/>
+        </w:rPr>
+        <w:t>Cancellation after planning</w:t>
+      </w:r>
+      <w:r>
+        <w:rPr/>
+        <w:t xml:space="preserve"> — never auto-cancel a published slot on availability withdrawal. </w:t>
+      </w:r>
+    </w:p>
+    <w:p>
+      <w:pPr>
+        <w:pStyle w:val="BodyText"/>
+        <w:numPr>
+          <w:ilvl w:val="0"/>
+          <w:numId w:val="6"/>
+        </w:numPr>
+        <w:tabs>
+          <w:tab w:val="clear" w:pos="1134"/>
+          <w:tab w:val="left" w:pos="709" w:leader="none"/>
+        </w:tabs>
+        <w:bidi w:val="0"/>
+        <w:spacing w:before="0" w:after="0"/>
+        <w:ind w:hanging="283" w:left="709"/>
+        <w:jc w:val="left"/>
+        <w:rPr/>
+      </w:pPr>
+      <w:r>
+        <w:rPr>
+          <w:rStyle w:val="Strong"/>
+        </w:rPr>
+        <w:t>Inactive employee</w:t>
+      </w:r>
+      <w:r>
+        <w:rPr/>
+        <w:t xml:space="preserve"> — archive resource → auto-excluded from </w:t>
+      </w:r>
+      <w:r>
+        <w:rPr>
+          <w:rStyle w:val="SourceText"/>
+        </w:rPr>
+        <w:t>_work_intervals_batch</w:t>
+      </w:r>
+      <w:r>
+        <w:rPr/>
+        <w:t xml:space="preserve"> and candidate search. </w:t>
+      </w:r>
+    </w:p>
+    <w:p>
+      <w:pPr>
+        <w:pStyle w:val="BodyText"/>
+        <w:numPr>
+          <w:ilvl w:val="0"/>
+          <w:numId w:val="6"/>
+        </w:numPr>
+        <w:tabs>
+          <w:tab w:val="clear" w:pos="1134"/>
+          <w:tab w:val="left" w:pos="709" w:leader="none"/>
+        </w:tabs>
+        <w:bidi w:val="0"/>
+        <w:spacing w:before="0" w:after="0"/>
+        <w:ind w:hanging="283" w:left="709"/>
+        <w:jc w:val="left"/>
+        <w:rPr/>
+      </w:pPr>
+      <w:r>
+        <w:rPr>
+          <w:rStyle w:val="Strong"/>
+        </w:rPr>
+        <w:t>Duplicate email/WhatsApp</w:t>
+      </w:r>
+      <w:r>
+        <w:rPr/>
+        <w:t xml:space="preserve"> — </w:t>
+      </w:r>
+      <w:r>
+        <w:rPr>
+          <w:rStyle w:val="SourceText"/>
+        </w:rPr>
+        <w:t>(request, employee)</w:t>
+      </w:r>
+      <w:r>
+        <w:rPr/>
+        <w:t xml:space="preserve"> uniqueness + wave/reminder counters; WA needs an </w:t>
+      </w:r>
+      <w:r>
+        <w:rPr>
+          <w:rStyle w:val="Strong"/>
+        </w:rPr>
+        <w:t>approved</w:t>
+      </w:r>
+      <w:r>
+        <w:rPr/>
+        <w:t xml:space="preserve"> template + </w:t>
+      </w:r>
+      <w:r>
+        <w:rPr>
+          <w:rStyle w:val="SourceText"/>
+        </w:rPr>
+        <w:t>whatsapp.account</w:t>
+      </w:r>
+      <w:r>
+        <w:rPr/>
+        <w:t xml:space="preserve">. </w:t>
+      </w:r>
+    </w:p>
+    <w:p>
+      <w:pPr>
+        <w:pStyle w:val="BodyText"/>
+        <w:numPr>
+          <w:ilvl w:val="0"/>
+          <w:numId w:val="6"/>
+        </w:numPr>
+        <w:tabs>
+          <w:tab w:val="clear" w:pos="1134"/>
+          <w:tab w:val="left" w:pos="709" w:leader="none"/>
+        </w:tabs>
+        <w:bidi w:val="0"/>
+        <w:spacing w:before="0" w:after="0"/>
+        <w:ind w:hanging="283" w:left="709"/>
+        <w:jc w:val="left"/>
+        <w:rPr/>
+      </w:pPr>
+      <w:r>
+        <w:rPr>
+          <w:rStyle w:val="Strong"/>
+        </w:rPr>
+        <w:t>Duplicate timesheets</w:t>
+      </w:r>
+      <w:r>
+        <w:rPr/>
+        <w:t xml:space="preserve"> — one WD per slot + </w:t>
+      </w:r>
+      <w:r>
+        <w:rPr>
+          <w:rStyle w:val="SourceText"/>
+        </w:rPr>
+        <w:t>timesheet_id</w:t>
+      </w:r>
+      <w:r>
+        <w:rPr/>
+        <w:t xml:space="preserve"> back-reference → approval is write-once; post-approval edits never touch the timesheet. </w:t>
+      </w:r>
+    </w:p>
+    <w:p>
+      <w:pPr>
+        <w:pStyle w:val="BodyText"/>
+        <w:numPr>
+          <w:ilvl w:val="0"/>
+          <w:numId w:val="6"/>
+        </w:numPr>
+        <w:tabs>
+          <w:tab w:val="clear" w:pos="1134"/>
+          <w:tab w:val="left" w:pos="709" w:leader="none"/>
+        </w:tabs>
+        <w:bidi w:val="0"/>
+        <w:spacing w:before="0" w:after="0"/>
+        <w:ind w:hanging="283" w:left="709"/>
+        <w:jc w:val="left"/>
+        <w:rPr/>
+      </w:pPr>
+      <w:r>
+        <w:rPr>
+          <w:rStyle w:val="Strong"/>
+        </w:rPr>
+        <w:t>Approved-WD immutability / financial lock</w:t>
+      </w:r>
+      <w:r>
+        <w:rPr/>
+        <w:t xml:space="preserve"> — Reopen blocked when the timesheet is invoiced / in a locked period / on a posted move; correction via an explicit adjustment WD. </w:t>
+      </w:r>
+    </w:p>
+    <w:p>
+      <w:pPr>
+        <w:pStyle w:val="BodyText"/>
+        <w:numPr>
+          <w:ilvl w:val="0"/>
+          <w:numId w:val="6"/>
+        </w:numPr>
+        <w:tabs>
+          <w:tab w:val="clear" w:pos="1134"/>
+          <w:tab w:val="left" w:pos="709" w:leader="none"/>
+        </w:tabs>
+        <w:bidi w:val="0"/>
+        <w:spacing w:before="0" w:after="0"/>
+        <w:ind w:hanging="283" w:left="709"/>
+        <w:jc w:val="left"/>
+        <w:rPr/>
+      </w:pPr>
+      <w:r>
+        <w:rPr>
+          <w:rStyle w:val="Strong"/>
+        </w:rPr>
+        <w:t>Request never appears "staffed" on availability alone</w:t>
+      </w:r>
+      <w:r>
+        <w:rPr/>
+        <w:t xml:space="preserve"> — Coverage and Staffing kept separate (E/F). </w:t>
+      </w:r>
+    </w:p>
+    <w:p>
+      <w:pPr>
+        <w:pStyle w:val="BodyText"/>
+        <w:numPr>
+          <w:ilvl w:val="0"/>
+          <w:numId w:val="6"/>
+        </w:numPr>
+        <w:tabs>
+          <w:tab w:val="clear" w:pos="1134"/>
+          <w:tab w:val="left" w:pos="709" w:leader="none"/>
+        </w:tabs>
+        <w:bidi w:val="0"/>
+        <w:ind w:hanging="283" w:left="709"/>
+        <w:jc w:val="left"/>
+        <w:rPr/>
+      </w:pPr>
+      <w:r>
+        <w:rPr>
+          <w:rStyle w:val="Strong"/>
+        </w:rPr>
+        <w:t>Performance (thousands of crew)</w:t>
+      </w:r>
+      <w:r>
+        <w:rPr/>
+        <w:t xml:space="preserve"> — leaves batched/indexed; candidate search is a skills domain; blanket-leave punching/rolling is O(windows), not O(crew²). </w:t>
+      </w:r>
+    </w:p>
+    <w:p>
+      <w:pPr>
+        <w:pStyle w:val="Heading1"/>
+        <w:bidi w:val="0"/>
+        <w:jc w:val="left"/>
+        <w:rPr/>
+      </w:pPr>
+      <w:r>
+        <w:rPr/>
+        <w:t>I. Recommended module structure</w:t>
+      </w:r>
+    </w:p>
+    <w:p>
+      <w:pPr>
+        <w:pStyle w:val="BodyText"/>
+        <w:numPr>
+          <w:ilvl w:val="0"/>
+          <w:numId w:val="7"/>
+        </w:numPr>
+        <w:tabs>
+          <w:tab w:val="clear" w:pos="1134"/>
+          <w:tab w:val="left" w:pos="709" w:leader="none"/>
+        </w:tabs>
+        <w:bidi w:val="0"/>
+        <w:spacing w:before="0" w:after="0"/>
+        <w:ind w:hanging="283" w:left="709"/>
+        <w:jc w:val="left"/>
+        <w:rPr/>
+      </w:pPr>
+      <w:r>
+        <w:rPr>
+          <w:rStyle w:val="SourceText"/>
+        </w:rPr>
+        <w:t>crew_planning</w:t>
+      </w:r>
+      <w:r>
+        <w:rPr/>
+        <w:t xml:space="preserve"> (backend core): availability leaves service (both modes) + mandatory horizon cron, audit log, requests, invitations, transient candidate wizard, work declaration, </w:t>
+      </w:r>
+      <w:r>
+        <w:rPr>
+          <w:rStyle w:val="SourceText"/>
+        </w:rPr>
+        <w:t>planning.slot</w:t>
+      </w:r>
+      <w:r>
+        <w:rPr/>
+        <w:t xml:space="preserve"> glue, WhatsApp orchestration, KPIs. </w:t>
+      </w:r>
+      <w:r>
+        <w:rPr>
+          <w:rStyle w:val="Emphasis"/>
+        </w:rPr>
+        <w:t>Depends:</w:t>
+      </w:r>
+      <w:r>
+        <w:rPr/>
+        <w:t xml:space="preserve"> </w:t>
+      </w:r>
+      <w:r>
+        <w:rPr>
+          <w:rStyle w:val="SourceText"/>
+        </w:rPr>
+        <w:t>planning</w:t>
+      </w:r>
+      <w:r>
+        <w:rPr/>
+        <w:t xml:space="preserve">, </w:t>
+      </w:r>
+      <w:r>
+        <w:rPr>
+          <w:rStyle w:val="SourceText"/>
+        </w:rPr>
+        <w:t>sale_project_forecast</w:t>
+      </w:r>
+      <w:r>
+        <w:rPr/>
+        <w:t xml:space="preserve">, </w:t>
+      </w:r>
+      <w:r>
+        <w:rPr>
+          <w:rStyle w:val="SourceText"/>
+        </w:rPr>
+        <w:t>sale_timesheet</w:t>
+      </w:r>
+      <w:r>
+        <w:rPr/>
+        <w:t xml:space="preserve">, </w:t>
+      </w:r>
+      <w:r>
+        <w:rPr>
+          <w:rStyle w:val="SourceText"/>
+        </w:rPr>
+        <w:t>hr_skills</w:t>
+      </w:r>
+      <w:r>
+        <w:rPr/>
+        <w:t xml:space="preserve">, </w:t>
+      </w:r>
+      <w:r>
+        <w:rPr>
+          <w:rStyle w:val="SourceText"/>
+        </w:rPr>
+        <w:t>hr_timesheet</w:t>
+      </w:r>
+      <w:r>
+        <w:rPr/>
+        <w:t xml:space="preserve">, </w:t>
+      </w:r>
+      <w:r>
+        <w:rPr>
+          <w:rStyle w:val="SourceText"/>
+        </w:rPr>
+        <w:t>whatsapp</w:t>
+      </w:r>
+      <w:r>
+        <w:rPr/>
+        <w:t xml:space="preserve">, </w:t>
+      </w:r>
+      <w:r>
+        <w:rPr>
+          <w:rStyle w:val="SourceText"/>
+        </w:rPr>
+        <w:t>resource</w:t>
+      </w:r>
+      <w:r>
+        <w:rPr/>
+        <w:t xml:space="preserve">. </w:t>
+      </w:r>
+    </w:p>
+    <w:p>
+      <w:pPr>
+        <w:pStyle w:val="BodyText"/>
+        <w:numPr>
+          <w:ilvl w:val="0"/>
+          <w:numId w:val="7"/>
+        </w:numPr>
+        <w:tabs>
+          <w:tab w:val="clear" w:pos="1134"/>
+          <w:tab w:val="left" w:pos="709" w:leader="none"/>
+        </w:tabs>
+        <w:bidi w:val="0"/>
+        <w:spacing w:before="0" w:after="0"/>
+        <w:ind w:hanging="283" w:left="709"/>
+        <w:jc w:val="left"/>
+        <w:rPr/>
+      </w:pPr>
+      <w:r>
+        <w:rPr>
+          <w:rStyle w:val="SourceText"/>
+        </w:rPr>
+        <w:t>crew_portal</w:t>
+      </w:r>
+      <w:r>
+        <w:rPr/>
+        <w:t xml:space="preserve"> (portal): controllers, pages, portal </w:t>
+      </w:r>
+      <w:r>
+        <w:rPr>
+          <w:rStyle w:val="SourceText"/>
+        </w:rPr>
+        <w:t>ir.rule</w:t>
+      </w:r>
+      <w:r>
+        <w:rPr/>
+        <w:t xml:space="preserve">/security, "report can't work". </w:t>
+      </w:r>
+      <w:r>
+        <w:rPr>
+          <w:rStyle w:val="Emphasis"/>
+        </w:rPr>
+        <w:t>Depends:</w:t>
+      </w:r>
+      <w:r>
+        <w:rPr/>
+        <w:t xml:space="preserve"> </w:t>
+      </w:r>
+      <w:r>
+        <w:rPr>
+          <w:rStyle w:val="SourceText"/>
+        </w:rPr>
+        <w:t>crew_planning</w:t>
+      </w:r>
+      <w:r>
+        <w:rPr/>
+        <w:t xml:space="preserve">, </w:t>
+      </w:r>
+      <w:r>
+        <w:rPr>
+          <w:rStyle w:val="SourceText"/>
+        </w:rPr>
+        <w:t>portal</w:t>
+      </w:r>
+      <w:r>
+        <w:rPr/>
+        <w:t xml:space="preserve">. </w:t>
+      </w:r>
+    </w:p>
+    <w:p>
+      <w:pPr>
+        <w:pStyle w:val="BodyText"/>
+        <w:numPr>
+          <w:ilvl w:val="0"/>
+          <w:numId w:val="7"/>
+        </w:numPr>
+        <w:tabs>
+          <w:tab w:val="clear" w:pos="1134"/>
+          <w:tab w:val="left" w:pos="709" w:leader="none"/>
+        </w:tabs>
+        <w:bidi w:val="0"/>
+        <w:ind w:hanging="283" w:left="709"/>
+        <w:jc w:val="left"/>
+        <w:rPr/>
+      </w:pPr>
+      <w:r>
+        <w:rPr>
+          <w:rStyle w:val="SourceText"/>
+        </w:rPr>
+        <w:t>orentoo_crew</w:t>
+      </w:r>
+      <w:r>
+        <w:rPr/>
+        <w:t xml:space="preserve"> (optional, thin): org-specific config, calendar seeding, wording, data — keeps </w:t>
+      </w:r>
+      <w:r>
+        <w:rPr>
+          <w:rStyle w:val="SourceText"/>
+        </w:rPr>
+        <w:t>crew_planning</w:t>
+      </w:r>
+      <w:r>
+        <w:rPr/>
+        <w:t>/</w:t>
+      </w:r>
+      <w:r>
+        <w:rPr>
+          <w:rStyle w:val="SourceText"/>
+        </w:rPr>
+        <w:t>crew_portal</w:t>
+      </w:r>
+      <w:r>
+        <w:rPr/>
+        <w:t xml:space="preserve"> generic and reusable. </w:t>
+      </w:r>
+    </w:p>
+    <w:p>
+      <w:pPr>
+        <w:pStyle w:val="BodyText"/>
+        <w:bidi w:val="0"/>
+        <w:jc w:val="left"/>
+        <w:rPr/>
+      </w:pPr>
+      <w:r>
+        <w:rPr>
+          <w:rStyle w:val="Emphasis"/>
+        </w:rPr>
+        <w:t>(Names provisional. The heavy standard dependency tree is unavoidable given the greenfield DB — a deliberate "reuse standard" cost, not custom weight.)</w:t>
+      </w:r>
+    </w:p>
+    <w:p>
+      <w:pPr>
+        <w:pStyle w:val="Heading1"/>
+        <w:bidi w:val="0"/>
+        <w:jc w:val="left"/>
+        <w:rPr/>
+      </w:pPr>
+      <w:r>
+        <w:rPr/>
+        <w:t>J. Implementation phases</w:t>
+      </w:r>
+    </w:p>
+    <w:p>
+      <w:pPr>
+        <w:pStyle w:val="BodyText"/>
+        <w:bidi w:val="0"/>
+        <w:jc w:val="left"/>
+        <w:rPr/>
+      </w:pPr>
+      <w:r>
+        <w:rPr>
+          <w:rStyle w:val="Strong"/>
+        </w:rPr>
+        <w:t>No new phases vs rev. 1; two items are re-scoped earlier/mandatory and two are refinements:</w:t>
+      </w:r>
+    </w:p>
+    <w:p>
+      <w:pPr>
+        <w:pStyle w:val="BodyText"/>
+        <w:numPr>
+          <w:ilvl w:val="0"/>
+          <w:numId w:val="8"/>
+        </w:numPr>
+        <w:tabs>
+          <w:tab w:val="clear" w:pos="1134"/>
+          <w:tab w:val="left" w:pos="709" w:leader="none"/>
+        </w:tabs>
+        <w:bidi w:val="0"/>
+        <w:spacing w:before="0" w:after="0"/>
+        <w:ind w:hanging="283" w:left="709"/>
+        <w:jc w:val="left"/>
+        <w:rPr/>
+      </w:pPr>
+      <w:r>
+        <w:rPr>
+          <w:rStyle w:val="Strong"/>
+        </w:rPr>
+        <w:t>Phase 0 — Foundation:</w:t>
+      </w:r>
+      <w:r>
+        <w:rPr/>
+        <w:t xml:space="preserve"> install/configure the standard stack (hr, project, planning, sale_project_forecast, sale_timesheet, hr_skills, hr_timesheet, whatsapp, portal); seed the shared Crew calendar; confirm </w:t>
+      </w:r>
+      <w:r>
+        <w:rPr>
+          <w:rStyle w:val="SourceText"/>
+        </w:rPr>
+        <w:t>planning.slot.task_id</w:t>
+      </w:r>
+      <w:r>
+        <w:rPr/>
+        <w:t xml:space="preserve">/billing chain live. </w:t>
+      </w:r>
+    </w:p>
+    <w:p>
+      <w:pPr>
+        <w:pStyle w:val="BodyText"/>
+        <w:numPr>
+          <w:ilvl w:val="0"/>
+          <w:numId w:val="8"/>
+        </w:numPr>
+        <w:tabs>
+          <w:tab w:val="clear" w:pos="1134"/>
+          <w:tab w:val="left" w:pos="709" w:leader="none"/>
+        </w:tabs>
+        <w:bidi w:val="0"/>
+        <w:spacing w:before="0" w:after="0"/>
+        <w:ind w:hanging="283" w:left="709"/>
+        <w:jc w:val="left"/>
+        <w:rPr/>
+      </w:pPr>
+      <w:r>
+        <w:rPr>
+          <w:rStyle w:val="Strong"/>
+        </w:rPr>
+        <w:t>Phase 1 — Availability engine:</w:t>
+      </w:r>
+      <w:r>
+        <w:rPr/>
+        <w:t xml:space="preserve"> </w:t>
+      </w:r>
+      <w:r>
+        <w:rPr>
+          <w:rStyle w:val="SourceText"/>
+        </w:rPr>
+        <w:t>crew_availability_mode</w:t>
+      </w:r>
+      <w:r>
+        <w:rPr/>
+        <w:t xml:space="preserve"> + the two-mode service branch + the </w:t>
+      </w:r>
+      <w:r>
+        <w:rPr>
+          <w:rStyle w:val="Strong"/>
+        </w:rPr>
+        <w:t>mandatory horizon roll &amp; idempotent repair cron</w:t>
+      </w:r>
+      <w:r>
+        <w:rPr/>
+        <w:t xml:space="preserve"> (moved up from "polish") + audit log </w:t>
+      </w:r>
+    </w:p>
+    <w:p>
+      <w:pPr>
+        <w:pStyle w:val="BodyText"/>
+        <w:numPr>
+          <w:ilvl w:val="0"/>
+          <w:numId w:val="8"/>
+        </w:numPr>
+        <w:tabs>
+          <w:tab w:val="clear" w:pos="1134"/>
+          <w:tab w:val="left" w:pos="709" w:leader="none"/>
+        </w:tabs>
+        <w:bidi w:val="0"/>
+        <w:spacing w:before="0" w:after="0"/>
+        <w:ind w:hanging="283" w:left="709"/>
+        <w:jc w:val="left"/>
+        <w:rPr/>
+      </w:pPr>
+      <w:r>
+        <w:rPr/>
+        <w:t xml:space="preserve">backend "enter availability" (§4E) + unit tests (overlap/DST/horizon). </w:t>
+      </w:r>
+    </w:p>
+    <w:p>
+      <w:pPr>
+        <w:pStyle w:val="BodyText"/>
+        <w:numPr>
+          <w:ilvl w:val="0"/>
+          <w:numId w:val="8"/>
+        </w:numPr>
+        <w:tabs>
+          <w:tab w:val="clear" w:pos="1134"/>
+          <w:tab w:val="left" w:pos="709" w:leader="none"/>
+        </w:tabs>
+        <w:bidi w:val="0"/>
+        <w:spacing w:before="0" w:after="0"/>
+        <w:ind w:hanging="283" w:left="709"/>
+        <w:jc w:val="left"/>
+        <w:rPr/>
+      </w:pPr>
+      <w:r>
+        <w:rPr>
+          <w:rStyle w:val="Strong"/>
+        </w:rPr>
+        <w:t>Phase 2 — Requests &amp; invitations:</w:t>
+      </w:r>
+      <w:r>
+        <w:rPr/>
+        <w:t xml:space="preserve"> request models (task/project/period), </w:t>
+      </w:r>
+      <w:r>
+        <w:rPr>
+          <w:rStyle w:val="Strong"/>
+        </w:rPr>
+        <w:t>transient</w:t>
+      </w:r>
+      <w:r>
+        <w:rPr/>
+        <w:t xml:space="preserve"> candidate wizard (no </w:t>
+      </w:r>
+      <w:r>
+        <w:rPr>
+          <w:rStyle w:val="SourceText"/>
+        </w:rPr>
+        <w:t>selected</w:t>
+      </w:r>
+      <w:r>
+        <w:rPr/>
+        <w:t xml:space="preserve"> state), waves, </w:t>
+      </w:r>
+      <w:r>
+        <w:rPr>
+          <w:rStyle w:val="Strong"/>
+        </w:rPr>
+        <w:t>email</w:t>
+      </w:r>
+      <w:r>
+        <w:rPr/>
+        <w:t xml:space="preserve"> invitations, overview with </w:t>
+      </w:r>
+      <w:r>
+        <w:rPr>
+          <w:rStyle w:val="Strong"/>
+        </w:rPr>
+        <w:t>coverage-vs-staffing</w:t>
+      </w:r>
+      <w:r>
+        <w:rPr/>
+        <w:t xml:space="preserve"> split, KPIs. </w:t>
+      </w:r>
+    </w:p>
+    <w:p>
+      <w:pPr>
+        <w:pStyle w:val="BodyText"/>
+        <w:numPr>
+          <w:ilvl w:val="0"/>
+          <w:numId w:val="8"/>
+        </w:numPr>
+        <w:tabs>
+          <w:tab w:val="clear" w:pos="1134"/>
+          <w:tab w:val="left" w:pos="709" w:leader="none"/>
+        </w:tabs>
+        <w:bidi w:val="0"/>
+        <w:spacing w:before="0" w:after="0"/>
+        <w:ind w:hanging="283" w:left="709"/>
+        <w:jc w:val="left"/>
+        <w:rPr/>
+      </w:pPr>
+      <w:r>
+        <w:rPr>
+          <w:rStyle w:val="Strong"/>
+        </w:rPr>
+        <w:t>Phase 3 — WhatsApp</w:t>
+      </w:r>
+      <w:r>
+        <w:rPr/>
+        <w:t xml:space="preserve"> channel + reminders. </w:t>
+      </w:r>
+    </w:p>
+    <w:p>
+      <w:pPr>
+        <w:pStyle w:val="BodyText"/>
+        <w:numPr>
+          <w:ilvl w:val="0"/>
+          <w:numId w:val="8"/>
+        </w:numPr>
+        <w:tabs>
+          <w:tab w:val="clear" w:pos="1134"/>
+          <w:tab w:val="left" w:pos="709" w:leader="none"/>
+        </w:tabs>
+        <w:bidi w:val="0"/>
+        <w:spacing w:before="0" w:after="0"/>
+        <w:ind w:hanging="283" w:left="709"/>
+        <w:jc w:val="left"/>
+        <w:rPr/>
+      </w:pPr>
+      <w:r>
+        <w:rPr>
+          <w:rStyle w:val="Strong"/>
+        </w:rPr>
+        <w:t>Phase 4 — Crew Portal:</w:t>
+      </w:r>
+      <w:r>
+        <w:rPr/>
+        <w:t xml:space="preserve"> My Availability, My Planning (+ "can't work"), security rules. </w:t>
+      </w:r>
+    </w:p>
+    <w:p>
+      <w:pPr>
+        <w:pStyle w:val="BodyText"/>
+        <w:numPr>
+          <w:ilvl w:val="0"/>
+          <w:numId w:val="8"/>
+        </w:numPr>
+        <w:tabs>
+          <w:tab w:val="clear" w:pos="1134"/>
+          <w:tab w:val="left" w:pos="709" w:leader="none"/>
+        </w:tabs>
+        <w:bidi w:val="0"/>
+        <w:spacing w:before="0" w:after="0"/>
+        <w:ind w:hanging="283" w:left="709"/>
+        <w:jc w:val="left"/>
+        <w:rPr/>
+      </w:pPr>
+      <w:r>
+        <w:rPr>
+          <w:rStyle w:val="Strong"/>
+        </w:rPr>
+        <w:t>Phase 5 — Work Declaration → Timesheet:</w:t>
+      </w:r>
+      <w:r>
+        <w:rPr/>
+        <w:t xml:space="preserve"> WD model, approval → timesheet (write-once), </w:t>
+      </w:r>
+      <w:r>
+        <w:rPr>
+          <w:rStyle w:val="Strong"/>
+        </w:rPr>
+        <w:t>lock-on-approval + Reopen/adjustment</w:t>
+      </w:r>
+      <w:r>
+        <w:rPr/>
+        <w:t xml:space="preserve"> workflow + financial-lock guard, My Hours. </w:t>
+      </w:r>
+    </w:p>
+    <w:p>
+      <w:pPr>
+        <w:pStyle w:val="BodyText"/>
+        <w:numPr>
+          <w:ilvl w:val="0"/>
+          <w:numId w:val="8"/>
+        </w:numPr>
+        <w:tabs>
+          <w:tab w:val="clear" w:pos="1134"/>
+          <w:tab w:val="left" w:pos="709" w:leader="none"/>
+        </w:tabs>
+        <w:bidi w:val="0"/>
+        <w:ind w:hanging="283" w:left="709"/>
+        <w:jc w:val="left"/>
+        <w:rPr/>
+      </w:pPr>
+      <w:r>
+        <w:rPr>
+          <w:rStyle w:val="Strong"/>
+        </w:rPr>
+        <w:t>Phase 6 — Validity rules &amp; polish:</w:t>
+      </w:r>
+      <w:r>
+        <w:rPr/>
+        <w:t xml:space="preserve"> future-window limits (entry horizon), cut-off hours, dashboards, WA template approval. </w:t>
+      </w:r>
+    </w:p>
+    <w:p>
+      <w:pPr>
+        <w:pStyle w:val="Heading1"/>
+        <w:bidi w:val="0"/>
+        <w:jc w:val="left"/>
+        <w:rPr/>
+      </w:pPr>
+      <w:r>
+        <w:rPr/>
+        <w:t>K. Preserved standard findings (confirmed, subject to re-confirmation once installed)</w:t>
+      </w:r>
+    </w:p>
+    <w:p>
+      <w:pPr>
+        <w:pStyle w:val="BodyText"/>
+        <w:numPr>
+          <w:ilvl w:val="0"/>
+          <w:numId w:val="9"/>
+        </w:numPr>
+        <w:tabs>
+          <w:tab w:val="clear" w:pos="1134"/>
+          <w:tab w:val="left" w:pos="709" w:leader="none"/>
+        </w:tabs>
+        <w:bidi w:val="0"/>
+        <w:spacing w:before="0" w:after="0"/>
+        <w:ind w:hanging="283" w:left="709"/>
+        <w:jc w:val="left"/>
+        <w:rPr/>
+      </w:pPr>
+      <w:r>
+        <w:rPr>
+          <w:rStyle w:val="SourceText"/>
+        </w:rPr>
+        <w:t>planning.slot.task_id</w:t>
+      </w:r>
+      <w:r>
+        <w:rPr/>
+        <w:t xml:space="preserve"> exists via the standard dependency stack (</w:t>
+      </w:r>
+      <w:r>
+        <w:rPr>
+          <w:rStyle w:val="SourceText"/>
+        </w:rPr>
+        <w:t>sale_project_forecast</w:t>
+      </w:r>
+      <w:r>
+        <w:rPr/>
+        <w:t xml:space="preserve">); </w:t>
+      </w:r>
+    </w:p>
+    <w:p>
+      <w:pPr>
+        <w:pStyle w:val="BodyText"/>
+        <w:numPr>
+          <w:ilvl w:val="0"/>
+          <w:numId w:val="9"/>
+        </w:numPr>
+        <w:tabs>
+          <w:tab w:val="clear" w:pos="1134"/>
+          <w:tab w:val="left" w:pos="709" w:leader="none"/>
+        </w:tabs>
+        <w:bidi w:val="0"/>
+        <w:spacing w:before="0" w:after="0"/>
+        <w:ind w:hanging="283" w:left="709"/>
+        <w:jc w:val="left"/>
+        <w:rPr/>
+      </w:pPr>
+      <w:r>
+        <w:rPr>
+          <w:rStyle w:val="Strong"/>
+        </w:rPr>
+        <w:t>one operational Planning Shift = one Task</w:t>
+      </w:r>
+      <w:r>
+        <w:rPr/>
+        <w:t xml:space="preserve">; </w:t>
+      </w:r>
+    </w:p>
+    <w:p>
+      <w:pPr>
+        <w:pStyle w:val="BodyText"/>
+        <w:numPr>
+          <w:ilvl w:val="0"/>
+          <w:numId w:val="9"/>
+        </w:numPr>
+        <w:tabs>
+          <w:tab w:val="clear" w:pos="1134"/>
+          <w:tab w:val="left" w:pos="709" w:leader="none"/>
+        </w:tabs>
+        <w:bidi w:val="0"/>
+        <w:spacing w:before="0" w:after="0"/>
+        <w:ind w:hanging="283" w:left="709"/>
+        <w:jc w:val="left"/>
+        <w:rPr/>
+      </w:pPr>
+      <w:r>
+        <w:rPr>
+          <w:rStyle w:val="Strong"/>
+        </w:rPr>
+        <w:t>Task determines the Sales Order Item</w:t>
+      </w:r>
+      <w:r>
+        <w:rPr/>
+        <w:t xml:space="preserve">; </w:t>
+      </w:r>
+    </w:p>
+    <w:p>
+      <w:pPr>
+        <w:pStyle w:val="BodyText"/>
+        <w:numPr>
+          <w:ilvl w:val="0"/>
+          <w:numId w:val="9"/>
+        </w:numPr>
+        <w:tabs>
+          <w:tab w:val="clear" w:pos="1134"/>
+          <w:tab w:val="left" w:pos="709" w:leader="none"/>
+        </w:tabs>
+        <w:bidi w:val="0"/>
+        <w:spacing w:before="0" w:after="0"/>
+        <w:ind w:hanging="283" w:left="709"/>
+        <w:jc w:val="left"/>
+        <w:rPr/>
+      </w:pPr>
+      <w:r>
+        <w:rPr/>
+        <w:t xml:space="preserve">standard </w:t>
+      </w:r>
+      <w:r>
+        <w:rPr>
+          <w:rStyle w:val="Strong"/>
+        </w:rPr>
+        <w:t>Timesheets</w:t>
+      </w:r>
+      <w:r>
+        <w:rPr/>
+        <w:t xml:space="preserve"> drive delivered quantity / billing; </w:t>
+      </w:r>
+    </w:p>
+    <w:p>
+      <w:pPr>
+        <w:pStyle w:val="BodyText"/>
+        <w:numPr>
+          <w:ilvl w:val="0"/>
+          <w:numId w:val="9"/>
+        </w:numPr>
+        <w:tabs>
+          <w:tab w:val="clear" w:pos="1134"/>
+          <w:tab w:val="left" w:pos="709" w:leader="none"/>
+        </w:tabs>
+        <w:bidi w:val="0"/>
+        <w:spacing w:before="0" w:after="0"/>
+        <w:ind w:hanging="283" w:left="709"/>
+        <w:jc w:val="left"/>
+        <w:rPr/>
+      </w:pPr>
+      <w:r>
+        <w:rPr>
+          <w:rStyle w:val="Strong"/>
+        </w:rPr>
+        <w:t>scheduling/publication = "you have been scheduled"; no second acceptance</w:t>
+      </w:r>
+      <w:r>
+        <w:rPr/>
+        <w:t xml:space="preserve">; </w:t>
+      </w:r>
+    </w:p>
+    <w:p>
+      <w:pPr>
+        <w:pStyle w:val="BodyText"/>
+        <w:numPr>
+          <w:ilvl w:val="0"/>
+          <w:numId w:val="9"/>
+        </w:numPr>
+        <w:tabs>
+          <w:tab w:val="clear" w:pos="1134"/>
+          <w:tab w:val="left" w:pos="709" w:leader="none"/>
+        </w:tabs>
+        <w:bidi w:val="0"/>
+        <w:ind w:hanging="283" w:left="709"/>
+        <w:jc w:val="left"/>
+        <w:rPr/>
+      </w:pPr>
+      <w:r>
+        <w:rPr/>
+        <w:t xml:space="preserve">reuse standard </w:t>
+      </w:r>
+      <w:r>
+        <w:rPr>
+          <w:rStyle w:val="Strong"/>
+        </w:rPr>
+        <w:t>WhatsApp</w:t>
+      </w:r>
+      <w:r>
+        <w:rPr/>
+        <w:t xml:space="preserve"> infrastructure. </w:t>
+      </w:r>
+    </w:p>
+    <w:p>
+      <w:pPr>
+        <w:pStyle w:val="Heading2"/>
+        <w:bidi w:val="0"/>
+        <w:jc w:val="left"/>
+        <w:rPr/>
+      </w:pPr>
+      <w:r>
+        <w:rPr/>
+        <w:t>Open decisions before Phase 0</w:t>
+      </w:r>
+    </w:p>
+    <w:p>
+      <w:pPr>
+        <w:pStyle w:val="BodyText"/>
+        <w:numPr>
+          <w:ilvl w:val="0"/>
+          <w:numId w:val="10"/>
+        </w:numPr>
+        <w:tabs>
+          <w:tab w:val="clear" w:pos="1134"/>
+          <w:tab w:val="left" w:pos="709" w:leader="none"/>
+        </w:tabs>
+        <w:bidi w:val="0"/>
+        <w:spacing w:before="0" w:after="0"/>
+        <w:ind w:hanging="283" w:left="709"/>
+        <w:jc w:val="left"/>
+        <w:rPr/>
+      </w:pPr>
+      <w:r>
+        <w:rPr>
+          <w:rStyle w:val="Strong"/>
+        </w:rPr>
+        <w:t>Footprint:</w:t>
+      </w:r>
+      <w:r>
+        <w:rPr/>
+        <w:t xml:space="preserve"> greenfield DB means installing the </w:t>
+      </w:r>
+      <w:r>
+        <w:rPr>
+          <w:rStyle w:val="Strong"/>
+        </w:rPr>
+        <w:t>full enterprise Project / Planning / Timesheet / HR / WhatsApp stack</w:t>
+      </w:r>
+      <w:r>
+        <w:rPr/>
+        <w:t xml:space="preserve"> — proceed on this dev branch, or validate on a separate branch/build first? </w:t>
+      </w:r>
+    </w:p>
+    <w:p>
+      <w:pPr>
+        <w:pStyle w:val="BodyText"/>
+        <w:numPr>
+          <w:ilvl w:val="0"/>
+          <w:numId w:val="10"/>
+        </w:numPr>
+        <w:tabs>
+          <w:tab w:val="clear" w:pos="1134"/>
+          <w:tab w:val="left" w:pos="709" w:leader="none"/>
+        </w:tabs>
+        <w:bidi w:val="0"/>
+        <w:spacing w:before="0" w:after="0"/>
+        <w:ind w:hanging="283" w:left="709"/>
+        <w:jc w:val="left"/>
+        <w:rPr/>
+      </w:pPr>
+      <w:r>
+        <w:rPr>
+          <w:rStyle w:val="Strong"/>
+        </w:rPr>
+        <w:t>Availability spike:</w:t>
+      </w:r>
+      <w:r>
+        <w:rPr/>
+        <w:t xml:space="preserve"> proceed with the recommended broad-calendar + blanket-leave design, or spike a per-crew-calendar variant for comparison first? </w:t>
+      </w:r>
+    </w:p>
+    <w:p>
+      <w:pPr>
+        <w:pStyle w:val="BodyText"/>
+        <w:numPr>
+          <w:ilvl w:val="0"/>
+          <w:numId w:val="10"/>
         </w:numPr>
         <w:tabs>
           <w:tab w:val="clear" w:pos="1134"/>
@@ -6331,8 +8333,8 @@
   <w:abstractNum w:abstractNumId="2">
     <w:lvl w:ilvl="0">
       <w:start w:val="1"/>
-      <w:numFmt w:val="decimal"/>
-      <w:lvlText w:val="%1."/>
+      <w:numFmt w:val="bullet"/>
+      <w:lvlText w:val=""/>
       <w:lvlJc w:val="left"/>
       <w:pPr>
         <w:tabs>
@@ -6340,12 +8342,14 @@
         </w:tabs>
         <w:ind w:left="709" w:hanging="283"/>
       </w:pPr>
-      <w:rPr/>
+      <w:rPr>
+        <w:rFonts w:ascii="Symbol" w:hAnsi="Symbol" w:cs="Symbol" w:hint="default"/>
+      </w:rPr>
     </w:lvl>
     <w:lvl w:ilvl="1">
       <w:start w:val="1"/>
-      <w:numFmt w:val="decimal"/>
-      <w:lvlText w:val="%2."/>
+      <w:numFmt w:val="bullet"/>
+      <w:lvlText w:val=""/>
       <w:lvlJc w:val="left"/>
       <w:pPr>
         <w:tabs>
@@ -6353,12 +8357,14 @@
         </w:tabs>
         <w:ind w:left="1418" w:hanging="283"/>
       </w:pPr>
-      <w:rPr/>
+      <w:rPr>
+        <w:rFonts w:ascii="Symbol" w:hAnsi="Symbol" w:cs="Symbol" w:hint="default"/>
+      </w:rPr>
     </w:lvl>
     <w:lvl w:ilvl="2">
       <w:start w:val="1"/>
-      <w:numFmt w:val="decimal"/>
-      <w:lvlText w:val="%3."/>
+      <w:numFmt w:val="bullet"/>
+      <w:lvlText w:val=""/>
       <w:lvlJc w:val="left"/>
       <w:pPr>
         <w:tabs>
@@ -6366,12 +8372,14 @@
         </w:tabs>
         <w:ind w:left="2127" w:hanging="283"/>
       </w:pPr>
-      <w:rPr/>
+      <w:rPr>
+        <w:rFonts w:ascii="Symbol" w:hAnsi="Symbol" w:cs="Symbol" w:hint="default"/>
+      </w:rPr>
     </w:lvl>
     <w:lvl w:ilvl="3">
       <w:start w:val="1"/>
-      <w:numFmt w:val="decimal"/>
-      <w:lvlText w:val="%4."/>
+      <w:numFmt w:val="bullet"/>
+      <w:lvlText w:val=""/>
       <w:lvlJc w:val="left"/>
       <w:pPr>
         <w:tabs>
@@ -6379,12 +8387,14 @@
         </w:tabs>
         <w:ind w:left="2836" w:hanging="283"/>
       </w:pPr>
-      <w:rPr/>
+      <w:rPr>
+        <w:rFonts w:ascii="Symbol" w:hAnsi="Symbol" w:cs="Symbol" w:hint="default"/>
+      </w:rPr>
     </w:lvl>
     <w:lvl w:ilvl="4">
       <w:start w:val="1"/>
-      <w:numFmt w:val="decimal"/>
-      <w:lvlText w:val="%5."/>
+      <w:numFmt w:val="bullet"/>
+      <w:lvlText w:val=""/>
       <w:lvlJc w:val="left"/>
       <w:pPr>
         <w:tabs>
@@ -6392,12 +8402,14 @@
         </w:tabs>
         <w:ind w:left="3545" w:hanging="283"/>
       </w:pPr>
-      <w:rPr/>
+      <w:rPr>
+        <w:rFonts w:ascii="Symbol" w:hAnsi="Symbol" w:cs="Symbol" w:hint="default"/>
+      </w:rPr>
     </w:lvl>
     <w:lvl w:ilvl="5">
       <w:start w:val="1"/>
-      <w:numFmt w:val="decimal"/>
-      <w:lvlText w:val="%6."/>
+      <w:numFmt w:val="bullet"/>
+      <w:lvlText w:val=""/>
       <w:lvlJc w:val="left"/>
       <w:pPr>
         <w:tabs>
@@ -6405,12 +8417,14 @@
         </w:tabs>
         <w:ind w:left="4254" w:hanging="283"/>
       </w:pPr>
-      <w:rPr/>
+      <w:rPr>
+        <w:rFonts w:ascii="Symbol" w:hAnsi="Symbol" w:cs="Symbol" w:hint="default"/>
+      </w:rPr>
     </w:lvl>
     <w:lvl w:ilvl="6">
       <w:start w:val="1"/>
-      <w:numFmt w:val="decimal"/>
-      <w:lvlText w:val="%7."/>
+      <w:numFmt w:val="bullet"/>
+      <w:lvlText w:val=""/>
       <w:lvlJc w:val="left"/>
       <w:pPr>
         <w:tabs>
@@ -6418,12 +8432,14 @@
         </w:tabs>
         <w:ind w:left="4963" w:hanging="283"/>
       </w:pPr>
-      <w:rPr/>
+      <w:rPr>
+        <w:rFonts w:ascii="Symbol" w:hAnsi="Symbol" w:cs="Symbol" w:hint="default"/>
+      </w:rPr>
     </w:lvl>
     <w:lvl w:ilvl="7">
       <w:start w:val="1"/>
-      <w:numFmt w:val="decimal"/>
-      <w:lvlText w:val="%8."/>
+      <w:numFmt w:val="bullet"/>
+      <w:lvlText w:val=""/>
       <w:lvlJc w:val="left"/>
       <w:pPr>
         <w:tabs>
@@ -6431,12 +8447,14 @@
         </w:tabs>
         <w:ind w:left="5672" w:hanging="283"/>
       </w:pPr>
-      <w:rPr/>
+      <w:rPr>
+        <w:rFonts w:ascii="Symbol" w:hAnsi="Symbol" w:cs="Symbol" w:hint="default"/>
+      </w:rPr>
     </w:lvl>
     <w:lvl w:ilvl="8">
       <w:start w:val="1"/>
-      <w:numFmt w:val="decimal"/>
-      <w:lvlText w:val="%9."/>
+      <w:numFmt w:val="bullet"/>
+      <w:lvlText w:val=""/>
       <w:lvlJc w:val="left"/>
       <w:pPr>
         <w:tabs>
@@ -6444,7 +8462,9 @@
         </w:tabs>
         <w:ind w:left="6381" w:hanging="283"/>
       </w:pPr>
-      <w:rPr/>
+      <w:rPr>
+        <w:rFonts w:ascii="Symbol" w:hAnsi="Symbol" w:cs="Symbol" w:hint="default"/>
+      </w:rPr>
     </w:lvl>
   </w:abstractNum>
   <w:abstractNum w:abstractNumId="3">
@@ -6724,6 +8744,125 @@
   <w:abstractNum w:abstractNumId="5">
     <w:lvl w:ilvl="0">
       <w:start w:val="1"/>
+      <w:numFmt w:val="decimal"/>
+      <w:lvlText w:val="%1."/>
+      <w:lvlJc w:val="left"/>
+      <w:pPr>
+        <w:tabs>
+          <w:tab w:val="num" w:pos="709"/>
+        </w:tabs>
+        <w:ind w:left="709" w:hanging="283"/>
+      </w:pPr>
+      <w:rPr/>
+    </w:lvl>
+    <w:lvl w:ilvl="1">
+      <w:start w:val="1"/>
+      <w:numFmt w:val="decimal"/>
+      <w:lvlText w:val="%2."/>
+      <w:lvlJc w:val="left"/>
+      <w:pPr>
+        <w:tabs>
+          <w:tab w:val="num" w:pos="1418"/>
+        </w:tabs>
+        <w:ind w:left="1418" w:hanging="283"/>
+      </w:pPr>
+      <w:rPr/>
+    </w:lvl>
+    <w:lvl w:ilvl="2">
+      <w:start w:val="1"/>
+      <w:numFmt w:val="decimal"/>
+      <w:lvlText w:val="%3."/>
+      <w:lvlJc w:val="left"/>
+      <w:pPr>
+        <w:tabs>
+          <w:tab w:val="num" w:pos="2127"/>
+        </w:tabs>
+        <w:ind w:left="2127" w:hanging="283"/>
+      </w:pPr>
+      <w:rPr/>
+    </w:lvl>
+    <w:lvl w:ilvl="3">
+      <w:start w:val="1"/>
+      <w:numFmt w:val="decimal"/>
+      <w:lvlText w:val="%4."/>
+      <w:lvlJc w:val="left"/>
+      <w:pPr>
+        <w:tabs>
+          <w:tab w:val="num" w:pos="2836"/>
+        </w:tabs>
+        <w:ind w:left="2836" w:hanging="283"/>
+      </w:pPr>
+      <w:rPr/>
+    </w:lvl>
+    <w:lvl w:ilvl="4">
+      <w:start w:val="1"/>
+      <w:numFmt w:val="decimal"/>
+      <w:lvlText w:val="%5."/>
+      <w:lvlJc w:val="left"/>
+      <w:pPr>
+        <w:tabs>
+          <w:tab w:val="num" w:pos="3545"/>
+        </w:tabs>
+        <w:ind w:left="3545" w:hanging="283"/>
+      </w:pPr>
+      <w:rPr/>
+    </w:lvl>
+    <w:lvl w:ilvl="5">
+      <w:start w:val="1"/>
+      <w:numFmt w:val="decimal"/>
+      <w:lvlText w:val="%6."/>
+      <w:lvlJc w:val="left"/>
+      <w:pPr>
+        <w:tabs>
+          <w:tab w:val="num" w:pos="4254"/>
+        </w:tabs>
+        <w:ind w:left="4254" w:hanging="283"/>
+      </w:pPr>
+      <w:rPr/>
+    </w:lvl>
+    <w:lvl w:ilvl="6">
+      <w:start w:val="1"/>
+      <w:numFmt w:val="decimal"/>
+      <w:lvlText w:val="%7."/>
+      <w:lvlJc w:val="left"/>
+      <w:pPr>
+        <w:tabs>
+          <w:tab w:val="num" w:pos="4963"/>
+        </w:tabs>
+        <w:ind w:left="4963" w:hanging="283"/>
+      </w:pPr>
+      <w:rPr/>
+    </w:lvl>
+    <w:lvl w:ilvl="7">
+      <w:start w:val="1"/>
+      <w:numFmt w:val="decimal"/>
+      <w:lvlText w:val="%8."/>
+      <w:lvlJc w:val="left"/>
+      <w:pPr>
+        <w:tabs>
+          <w:tab w:val="num" w:pos="5672"/>
+        </w:tabs>
+        <w:ind w:left="5672" w:hanging="283"/>
+      </w:pPr>
+      <w:rPr/>
+    </w:lvl>
+    <w:lvl w:ilvl="8">
+      <w:start w:val="1"/>
+      <w:numFmt w:val="decimal"/>
+      <w:lvlText w:val="%9."/>
+      <w:lvlJc w:val="left"/>
+      <w:pPr>
+        <w:tabs>
+          <w:tab w:val="num" w:pos="6381"/>
+        </w:tabs>
+        <w:ind w:left="6381" w:hanging="283"/>
+      </w:pPr>
+      <w:rPr/>
+    </w:lvl>
+  </w:abstractNum>
+  <w:abstractNum w:abstractNumId="6">
+    <w:lvl w:ilvl="0">
+      <w:start w:val="1"/>
       <w:numFmt w:val="bullet"/>
       <w:lvlText w:val=""/>
       <w:lvlJc w:val="left"/>
@@ -6858,7 +8997,418 @@
       </w:rPr>
     </w:lvl>
   </w:abstractNum>
-  <w:abstractNum w:abstractNumId="6">
+  <w:abstractNum w:abstractNumId="7">
+    <w:lvl w:ilvl="0">
+      <w:start w:val="1"/>
+      <w:numFmt w:val="bullet"/>
+      <w:lvlText w:val=""/>
+      <w:lvlJc w:val="left"/>
+      <w:pPr>
+        <w:tabs>
+          <w:tab w:val="num" w:pos="709"/>
+        </w:tabs>
+        <w:ind w:left="709" w:hanging="283"/>
+      </w:pPr>
+      <w:rPr>
+        <w:rFonts w:ascii="Symbol" w:hAnsi="Symbol" w:cs="Symbol" w:hint="default"/>
+      </w:rPr>
+    </w:lvl>
+    <w:lvl w:ilvl="1">
+      <w:start w:val="1"/>
+      <w:numFmt w:val="bullet"/>
+      <w:lvlText w:val=""/>
+      <w:lvlJc w:val="left"/>
+      <w:pPr>
+        <w:tabs>
+          <w:tab w:val="num" w:pos="1418"/>
+        </w:tabs>
+        <w:ind w:left="1418" w:hanging="283"/>
+      </w:pPr>
+      <w:rPr>
+        <w:rFonts w:ascii="Symbol" w:hAnsi="Symbol" w:cs="Symbol" w:hint="default"/>
+      </w:rPr>
+    </w:lvl>
+    <w:lvl w:ilvl="2">
+      <w:start w:val="1"/>
+      <w:numFmt w:val="bullet"/>
+      <w:lvlText w:val=""/>
+      <w:lvlJc w:val="left"/>
+      <w:pPr>
+        <w:tabs>
+          <w:tab w:val="num" w:pos="2127"/>
+        </w:tabs>
+        <w:ind w:left="2127" w:hanging="283"/>
+      </w:pPr>
+      <w:rPr>
+        <w:rFonts w:ascii="Symbol" w:hAnsi="Symbol" w:cs="Symbol" w:hint="default"/>
+      </w:rPr>
+    </w:lvl>
+    <w:lvl w:ilvl="3">
+      <w:start w:val="1"/>
+      <w:numFmt w:val="bullet"/>
+      <w:lvlText w:val=""/>
+      <w:lvlJc w:val="left"/>
+      <w:pPr>
+        <w:tabs>
+          <w:tab w:val="num" w:pos="2836"/>
+        </w:tabs>
+        <w:ind w:left="2836" w:hanging="283"/>
+      </w:pPr>
+      <w:rPr>
+        <w:rFonts w:ascii="Symbol" w:hAnsi="Symbol" w:cs="Symbol" w:hint="default"/>
+      </w:rPr>
+    </w:lvl>
+    <w:lvl w:ilvl="4">
+      <w:start w:val="1"/>
+      <w:numFmt w:val="bullet"/>
+      <w:lvlText w:val=""/>
+      <w:lvlJc w:val="left"/>
+      <w:pPr>
+        <w:tabs>
+          <w:tab w:val="num" w:pos="3545"/>
+        </w:tabs>
+        <w:ind w:left="3545" w:hanging="283"/>
+      </w:pPr>
+      <w:rPr>
+        <w:rFonts w:ascii="Symbol" w:hAnsi="Symbol" w:cs="Symbol" w:hint="default"/>
+      </w:rPr>
+    </w:lvl>
+    <w:lvl w:ilvl="5">
+      <w:start w:val="1"/>
+      <w:numFmt w:val="bullet"/>
+      <w:lvlText w:val=""/>
+      <w:lvlJc w:val="left"/>
+      <w:pPr>
+        <w:tabs>
+          <w:tab w:val="num" w:pos="4254"/>
+        </w:tabs>
+        <w:ind w:left="4254" w:hanging="283"/>
+      </w:pPr>
+      <w:rPr>
+        <w:rFonts w:ascii="Symbol" w:hAnsi="Symbol" w:cs="Symbol" w:hint="default"/>
+      </w:rPr>
+    </w:lvl>
+    <w:lvl w:ilvl="6">
+      <w:start w:val="1"/>
+      <w:numFmt w:val="bullet"/>
+      <w:lvlText w:val=""/>
+      <w:lvlJc w:val="left"/>
+      <w:pPr>
+        <w:tabs>
+          <w:tab w:val="num" w:pos="4963"/>
+        </w:tabs>
+        <w:ind w:left="4963" w:hanging="283"/>
+      </w:pPr>
+      <w:rPr>
+        <w:rFonts w:ascii="Symbol" w:hAnsi="Symbol" w:cs="Symbol" w:hint="default"/>
+      </w:rPr>
+    </w:lvl>
+    <w:lvl w:ilvl="7">
+      <w:start w:val="1"/>
+      <w:numFmt w:val="bullet"/>
+      <w:lvlText w:val=""/>
+      <w:lvlJc w:val="left"/>
+      <w:pPr>
+        <w:tabs>
+          <w:tab w:val="num" w:pos="5672"/>
+        </w:tabs>
+        <w:ind w:left="5672" w:hanging="283"/>
+      </w:pPr>
+      <w:rPr>
+        <w:rFonts w:ascii="Symbol" w:hAnsi="Symbol" w:cs="Symbol" w:hint="default"/>
+      </w:rPr>
+    </w:lvl>
+    <w:lvl w:ilvl="8">
+      <w:start w:val="1"/>
+      <w:numFmt w:val="bullet"/>
+      <w:lvlText w:val=""/>
+      <w:lvlJc w:val="left"/>
+      <w:pPr>
+        <w:tabs>
+          <w:tab w:val="num" w:pos="6381"/>
+        </w:tabs>
+        <w:ind w:left="6381" w:hanging="283"/>
+      </w:pPr>
+      <w:rPr>
+        <w:rFonts w:ascii="Symbol" w:hAnsi="Symbol" w:cs="Symbol" w:hint="default"/>
+      </w:rPr>
+    </w:lvl>
+  </w:abstractNum>
+  <w:abstractNum w:abstractNumId="8">
+    <w:lvl w:ilvl="0">
+      <w:start w:val="1"/>
+      <w:numFmt w:val="bullet"/>
+      <w:lvlText w:val=""/>
+      <w:lvlJc w:val="left"/>
+      <w:pPr>
+        <w:tabs>
+          <w:tab w:val="num" w:pos="709"/>
+        </w:tabs>
+        <w:ind w:left="709" w:hanging="283"/>
+      </w:pPr>
+      <w:rPr>
+        <w:rFonts w:ascii="Symbol" w:hAnsi="Symbol" w:cs="Symbol" w:hint="default"/>
+      </w:rPr>
+    </w:lvl>
+    <w:lvl w:ilvl="1">
+      <w:start w:val="1"/>
+      <w:numFmt w:val="bullet"/>
+      <w:lvlText w:val=""/>
+      <w:lvlJc w:val="left"/>
+      <w:pPr>
+        <w:tabs>
+          <w:tab w:val="num" w:pos="1418"/>
+        </w:tabs>
+        <w:ind w:left="1418" w:hanging="283"/>
+      </w:pPr>
+      <w:rPr>
+        <w:rFonts w:ascii="Symbol" w:hAnsi="Symbol" w:cs="Symbol" w:hint="default"/>
+      </w:rPr>
+    </w:lvl>
+    <w:lvl w:ilvl="2">
+      <w:start w:val="1"/>
+      <w:numFmt w:val="bullet"/>
+      <w:lvlText w:val=""/>
+      <w:lvlJc w:val="left"/>
+      <w:pPr>
+        <w:tabs>
+          <w:tab w:val="num" w:pos="2127"/>
+        </w:tabs>
+        <w:ind w:left="2127" w:hanging="283"/>
+      </w:pPr>
+      <w:rPr>
+        <w:rFonts w:ascii="Symbol" w:hAnsi="Symbol" w:cs="Symbol" w:hint="default"/>
+      </w:rPr>
+    </w:lvl>
+    <w:lvl w:ilvl="3">
+      <w:start w:val="1"/>
+      <w:numFmt w:val="bullet"/>
+      <w:lvlText w:val=""/>
+      <w:lvlJc w:val="left"/>
+      <w:pPr>
+        <w:tabs>
+          <w:tab w:val="num" w:pos="2836"/>
+        </w:tabs>
+        <w:ind w:left="2836" w:hanging="283"/>
+      </w:pPr>
+      <w:rPr>
+        <w:rFonts w:ascii="Symbol" w:hAnsi="Symbol" w:cs="Symbol" w:hint="default"/>
+      </w:rPr>
+    </w:lvl>
+    <w:lvl w:ilvl="4">
+      <w:start w:val="1"/>
+      <w:numFmt w:val="bullet"/>
+      <w:lvlText w:val=""/>
+      <w:lvlJc w:val="left"/>
+      <w:pPr>
+        <w:tabs>
+          <w:tab w:val="num" w:pos="3545"/>
+        </w:tabs>
+        <w:ind w:left="3545" w:hanging="283"/>
+      </w:pPr>
+      <w:rPr>
+        <w:rFonts w:ascii="Symbol" w:hAnsi="Symbol" w:cs="Symbol" w:hint="default"/>
+      </w:rPr>
+    </w:lvl>
+    <w:lvl w:ilvl="5">
+      <w:start w:val="1"/>
+      <w:numFmt w:val="bullet"/>
+      <w:lvlText w:val=""/>
+      <w:lvlJc w:val="left"/>
+      <w:pPr>
+        <w:tabs>
+          <w:tab w:val="num" w:pos="4254"/>
+        </w:tabs>
+        <w:ind w:left="4254" w:hanging="283"/>
+      </w:pPr>
+      <w:rPr>
+        <w:rFonts w:ascii="Symbol" w:hAnsi="Symbol" w:cs="Symbol" w:hint="default"/>
+      </w:rPr>
+    </w:lvl>
+    <w:lvl w:ilvl="6">
+      <w:start w:val="1"/>
+      <w:numFmt w:val="bullet"/>
+      <w:lvlText w:val=""/>
+      <w:lvlJc w:val="left"/>
+      <w:pPr>
+        <w:tabs>
+          <w:tab w:val="num" w:pos="4963"/>
+        </w:tabs>
+        <w:ind w:left="4963" w:hanging="283"/>
+      </w:pPr>
+      <w:rPr>
+        <w:rFonts w:ascii="Symbol" w:hAnsi="Symbol" w:cs="Symbol" w:hint="default"/>
+      </w:rPr>
+    </w:lvl>
+    <w:lvl w:ilvl="7">
+      <w:start w:val="1"/>
+      <w:numFmt w:val="bullet"/>
+      <w:lvlText w:val=""/>
+      <w:lvlJc w:val="left"/>
+      <w:pPr>
+        <w:tabs>
+          <w:tab w:val="num" w:pos="5672"/>
+        </w:tabs>
+        <w:ind w:left="5672" w:hanging="283"/>
+      </w:pPr>
+      <w:rPr>
+        <w:rFonts w:ascii="Symbol" w:hAnsi="Symbol" w:cs="Symbol" w:hint="default"/>
+      </w:rPr>
+    </w:lvl>
+    <w:lvl w:ilvl="8">
+      <w:start w:val="1"/>
+      <w:numFmt w:val="bullet"/>
+      <w:lvlText w:val=""/>
+      <w:lvlJc w:val="left"/>
+      <w:pPr>
+        <w:tabs>
+          <w:tab w:val="num" w:pos="6381"/>
+        </w:tabs>
+        <w:ind w:left="6381" w:hanging="283"/>
+      </w:pPr>
+      <w:rPr>
+        <w:rFonts w:ascii="Symbol" w:hAnsi="Symbol" w:cs="Symbol" w:hint="default"/>
+      </w:rPr>
+    </w:lvl>
+  </w:abstractNum>
+  <w:abstractNum w:abstractNumId="9">
+    <w:lvl w:ilvl="0">
+      <w:start w:val="1"/>
+      <w:numFmt w:val="bullet"/>
+      <w:lvlText w:val=""/>
+      <w:lvlJc w:val="left"/>
+      <w:pPr>
+        <w:tabs>
+          <w:tab w:val="num" w:pos="709"/>
+        </w:tabs>
+        <w:ind w:left="709" w:hanging="283"/>
+      </w:pPr>
+      <w:rPr>
+        <w:rFonts w:ascii="Symbol" w:hAnsi="Symbol" w:cs="Symbol" w:hint="default"/>
+      </w:rPr>
+    </w:lvl>
+    <w:lvl w:ilvl="1">
+      <w:start w:val="1"/>
+      <w:numFmt w:val="bullet"/>
+      <w:lvlText w:val=""/>
+      <w:lvlJc w:val="left"/>
+      <w:pPr>
+        <w:tabs>
+          <w:tab w:val="num" w:pos="1418"/>
+        </w:tabs>
+        <w:ind w:left="1418" w:hanging="283"/>
+      </w:pPr>
+      <w:rPr>
+        <w:rFonts w:ascii="Symbol" w:hAnsi="Symbol" w:cs="Symbol" w:hint="default"/>
+      </w:rPr>
+    </w:lvl>
+    <w:lvl w:ilvl="2">
+      <w:start w:val="1"/>
+      <w:numFmt w:val="bullet"/>
+      <w:lvlText w:val=""/>
+      <w:lvlJc w:val="left"/>
+      <w:pPr>
+        <w:tabs>
+          <w:tab w:val="num" w:pos="2127"/>
+        </w:tabs>
+        <w:ind w:left="2127" w:hanging="283"/>
+      </w:pPr>
+      <w:rPr>
+        <w:rFonts w:ascii="Symbol" w:hAnsi="Symbol" w:cs="Symbol" w:hint="default"/>
+      </w:rPr>
+    </w:lvl>
+    <w:lvl w:ilvl="3">
+      <w:start w:val="1"/>
+      <w:numFmt w:val="bullet"/>
+      <w:lvlText w:val=""/>
+      <w:lvlJc w:val="left"/>
+      <w:pPr>
+        <w:tabs>
+          <w:tab w:val="num" w:pos="2836"/>
+        </w:tabs>
+        <w:ind w:left="2836" w:hanging="283"/>
+      </w:pPr>
+      <w:rPr>
+        <w:rFonts w:ascii="Symbol" w:hAnsi="Symbol" w:cs="Symbol" w:hint="default"/>
+      </w:rPr>
+    </w:lvl>
+    <w:lvl w:ilvl="4">
+      <w:start w:val="1"/>
+      <w:numFmt w:val="bullet"/>
+      <w:lvlText w:val=""/>
+      <w:lvlJc w:val="left"/>
+      <w:pPr>
+        <w:tabs>
+          <w:tab w:val="num" w:pos="3545"/>
+        </w:tabs>
+        <w:ind w:left="3545" w:hanging="283"/>
+      </w:pPr>
+      <w:rPr>
+        <w:rFonts w:ascii="Symbol" w:hAnsi="Symbol" w:cs="Symbol" w:hint="default"/>
+      </w:rPr>
+    </w:lvl>
+    <w:lvl w:ilvl="5">
+      <w:start w:val="1"/>
+      <w:numFmt w:val="bullet"/>
+      <w:lvlText w:val=""/>
+      <w:lvlJc w:val="left"/>
+      <w:pPr>
+        <w:tabs>
+          <w:tab w:val="num" w:pos="4254"/>
+        </w:tabs>
+        <w:ind w:left="4254" w:hanging="283"/>
+      </w:pPr>
+      <w:rPr>
+        <w:rFonts w:ascii="Symbol" w:hAnsi="Symbol" w:cs="Symbol" w:hint="default"/>
+      </w:rPr>
+    </w:lvl>
+    <w:lvl w:ilvl="6">
+      <w:start w:val="1"/>
+      <w:numFmt w:val="bullet"/>
+      <w:lvlText w:val=""/>
+      <w:lvlJc w:val="left"/>
+      <w:pPr>
+        <w:tabs>
+          <w:tab w:val="num" w:pos="4963"/>
+        </w:tabs>
+        <w:ind w:left="4963" w:hanging="283"/>
+      </w:pPr>
+      <w:rPr>
+        <w:rFonts w:ascii="Symbol" w:hAnsi="Symbol" w:cs="Symbol" w:hint="default"/>
+      </w:rPr>
+    </w:lvl>
+    <w:lvl w:ilvl="7">
+      <w:start w:val="1"/>
+      <w:numFmt w:val="bullet"/>
+      <w:lvlText w:val=""/>
+      <w:lvlJc w:val="left"/>
+      <w:pPr>
+        <w:tabs>
+          <w:tab w:val="num" w:pos="5672"/>
+        </w:tabs>
+        <w:ind w:left="5672" w:hanging="283"/>
+      </w:pPr>
+      <w:rPr>
+        <w:rFonts w:ascii="Symbol" w:hAnsi="Symbol" w:cs="Symbol" w:hint="default"/>
+      </w:rPr>
+    </w:lvl>
+    <w:lvl w:ilvl="8">
+      <w:start w:val="1"/>
+      <w:numFmt w:val="bullet"/>
+      <w:lvlText w:val=""/>
+      <w:lvlJc w:val="left"/>
+      <w:pPr>
+        <w:tabs>
+          <w:tab w:val="num" w:pos="6381"/>
+        </w:tabs>
+        <w:ind w:left="6381" w:hanging="283"/>
+      </w:pPr>
+      <w:rPr>
+        <w:rFonts w:ascii="Symbol" w:hAnsi="Symbol" w:cs="Symbol" w:hint="default"/>
+      </w:rPr>
+    </w:lvl>
+  </w:abstractNum>
+  <w:abstractNum w:abstractNumId="10">
     <w:lvl w:ilvl="0">
       <w:start w:val="1"/>
       <w:numFmt w:val="decimal"/>
@@ -6977,7 +9527,7 @@
       <w:rPr/>
     </w:lvl>
   </w:abstractNum>
-  <w:abstractNum w:abstractNumId="7">
+  <w:abstractNum w:abstractNumId="11">
     <w:lvl w:ilvl="0">
       <w:start w:val="1"/>
       <w:numFmt w:val="none"/>
@@ -7117,6 +9667,18 @@
   </w:num>
   <w:num w:numId="7">
     <w:abstractNumId w:val="7"/>
+  </w:num>
+  <w:num w:numId="8">
+    <w:abstractNumId w:val="8"/>
+  </w:num>
+  <w:num w:numId="9">
+    <w:abstractNumId w:val="9"/>
+  </w:num>
+  <w:num w:numId="10">
+    <w:abstractNumId w:val="10"/>
+  </w:num>
+  <w:num w:numId="11">
+    <w:abstractNumId w:val="11"/>
   </w:num>
 </w:numbering>
 </file>

--- a/docs/crew_planning_analysis.docx
+++ b/docs/crew_planning_analysis.docx
@@ -284,7 +284,7 @@
             </w:pPr>
             <w:r>
               <w:rPr/>
-              <w:t>Analysis approved in principle — revised (rev. 2); awaiting go-ahead before development</w:t>
+              <w:t>Analysis approved in principle — revised (rev. 3); awaiting go-ahead before development</w:t>
             </w:r>
           </w:p>
         </w:tc>
@@ -329,7 +329,7 @@
             </w:pPr>
             <w:r>
               <w:rPr/>
-              <w:t>2026-09-07 (rev. 2)</w:t>
+              <w:t>2026-09-07 (rev. 3)</w:t>
             </w:r>
           </w:p>
         </w:tc>
@@ -423,6 +423,54 @@
       <w:r>
         <w:rPr/>
         <w:t xml:space="preserve"> rolling explicit-availability horizon, (6) approved Work Declarations are immutable with an explicit Reopen/adjustment workflow, (7) validated standard findings preserved.</w:t>
+      </w:r>
+    </w:p>
+    <w:p>
+      <w:pPr>
+        <w:pStyle w:val="BlockQuotation"/>
+        <w:bidi w:val="0"/>
+        <w:jc w:val="left"/>
+        <w:rPr/>
+      </w:pPr>
+      <w:r>
+        <w:rPr>
+          <w:rStyle w:val="Strong"/>
+        </w:rPr>
+        <w:t>Revision 3</w:t>
+      </w:r>
+      <w:r>
+        <w:rPr/>
+        <w:t xml:space="preserve"> renames the custom availability service to the </w:t>
+      </w:r>
+      <w:r>
+        <w:rPr>
+          <w:rStyle w:val="Strong"/>
+        </w:rPr>
+        <w:t>Crew Availability Engine</w:t>
+      </w:r>
+      <w:r>
+        <w:rPr/>
+        <w:t xml:space="preserve"> (to avoid confusion with the rental availability engine in </w:t>
+      </w:r>
+      <w:r>
+        <w:rPr>
+          <w:rStyle w:val="SourceText"/>
+        </w:rPr>
+        <w:t>rental_set</w:t>
+      </w:r>
+      <w:r>
+        <w:rPr/>
+        <w:t xml:space="preserve">) and consistently calls the authoritative source </w:t>
+      </w:r>
+      <w:r>
+        <w:rPr>
+          <w:rStyle w:val="Strong"/>
+        </w:rPr>
+        <w:t>standard resource availability</w:t>
+      </w:r>
+      <w:r>
+        <w:rPr/>
+        <w:t>.</w:t>
       </w:r>
     </w:p>
     <w:p>
@@ -1931,7 +1979,17 @@
             </w:pPr>
             <w:r>
               <w:rPr/>
-              <w:t xml:space="preserve">Small extension — mode field + service mapping declarations to </w:t>
+              <w:t xml:space="preserve">Small extension — mode field + </w:t>
+            </w:r>
+            <w:r>
+              <w:rPr>
+                <w:rStyle w:val="Strong"/>
+              </w:rPr>
+              <w:t>Crew Availability Engine</w:t>
+            </w:r>
+            <w:r>
+              <w:rPr/>
+              <w:t xml:space="preserve"> mapping declarations to </w:t>
             </w:r>
             <w:r>
               <w:rPr>
@@ -2146,7 +2204,7 @@
             </w:pPr>
             <w:r>
               <w:rPr/>
-              <w:t>Custom portal page → same leaves engine</w:t>
+              <w:t>Custom portal page → same Crew Availability Engine</w:t>
             </w:r>
           </w:p>
         </w:tc>
@@ -2345,7 +2403,7 @@
             </w:pPr>
             <w:r>
               <w:rPr/>
-              <w:t>Custom (log drives targeting; engine stays authoritative)</w:t>
+              <w:t>Custom (log drives targeting; standard resource availability stays authoritative)</w:t>
             </w:r>
           </w:p>
         </w:tc>
@@ -3622,7 +3680,101 @@
       </w:pPr>
       <w:r>
         <w:rPr/>
-        <w:t>D. Availability technical design (single source of truth)</w:t>
+        <w:t>D. Crew availability — technical design (standard resource availability stays the source of truth)</w:t>
+      </w:r>
+    </w:p>
+    <w:p>
+      <w:pPr>
+        <w:pStyle w:val="BlockQuotation"/>
+        <w:bidi w:val="0"/>
+        <w:jc w:val="left"/>
+        <w:rPr/>
+      </w:pPr>
+      <w:r>
+        <w:rPr>
+          <w:rStyle w:val="Strong"/>
+        </w:rPr>
+        <w:t>Naming:</w:t>
+      </w:r>
+      <w:r>
+        <w:rPr/>
+        <w:t xml:space="preserve"> the </w:t>
+      </w:r>
+      <w:r>
+        <w:rPr>
+          <w:rStyle w:val="Strong"/>
+        </w:rPr>
+        <w:t>Crew Availability Engine</w:t>
+      </w:r>
+      <w:r>
+        <w:rPr/>
+        <w:t xml:space="preserve"> is our thin custom service — Availability Mode handling + the </w:t>
+      </w:r>
+      <w:r>
+        <w:rPr>
+          <w:rStyle w:val="SourceText"/>
+        </w:rPr>
+        <w:t>_apply_availability(...)</w:t>
+      </w:r>
+      <w:r>
+        <w:rPr/>
+        <w:t xml:space="preserve"> leaves mapper + the mandatory horizon cron. It only </w:t>
+      </w:r>
+      <w:r>
+        <w:rPr>
+          <w:rStyle w:val="Strong"/>
+        </w:rPr>
+        <w:t xml:space="preserve">writes standard </w:t>
+      </w:r>
+      <w:r>
+        <w:rPr>
+          <w:rStyle w:val="SourceText"/>
+        </w:rPr>
+        <w:t>resource.calendar.leaves</w:t>
+      </w:r>
+      <w:r>
+        <w:rPr/>
+        <w:t xml:space="preserve">; it is </w:t>
+      </w:r>
+      <w:r>
+        <w:rPr>
+          <w:rStyle w:val="Strong"/>
+        </w:rPr>
+        <w:t>not</w:t>
+      </w:r>
+      <w:r>
+        <w:rPr/>
+        <w:t xml:space="preserve"> itself a source of availability and must not be confused with the rental availability engine (</w:t>
+      </w:r>
+      <w:r>
+        <w:rPr>
+          <w:rStyle w:val="SourceText"/>
+        </w:rPr>
+        <w:t>rental_set</w:t>
+      </w:r>
+      <w:r>
+        <w:rPr/>
+        <w:t xml:space="preserve">). The authoritative source for staffing remains </w:t>
+      </w:r>
+      <w:r>
+        <w:rPr>
+          <w:rStyle w:val="Strong"/>
+        </w:rPr>
+        <w:t>standard Odoo resource availability</w:t>
+      </w:r>
+      <w:r>
+        <w:rPr/>
+        <w:t xml:space="preserve"> (</w:t>
+      </w:r>
+      <w:r>
+        <w:rPr>
+          <w:rStyle w:val="SourceText"/>
+        </w:rPr>
+        <w:t>_work_intervals_batch</w:t>
+      </w:r>
+      <w:r>
+        <w:rPr/>
+        <w:t>).</w:t>
       </w:r>
     </w:p>
     <w:p>
@@ -3714,7 +3866,7 @@
       </w:r>
       <w:r>
         <w:rPr/>
-        <w:t xml:space="preserve"> (a business/HR decision); the availability service reaches the engine via </w:t>
+        <w:t xml:space="preserve"> (a business/HR decision); the Crew Availability Engine reaches standard resource availability via </w:t>
       </w:r>
       <w:r>
         <w:rPr>
@@ -3965,7 +4117,7 @@
       </w:r>
       <w:r>
         <w:rPr/>
-        <w:t>, never whom the engine considers available.</w:t>
+        <w:t>, never whom standard resource availability considers available.</w:t>
       </w:r>
     </w:p>
     <w:p>
@@ -4065,7 +4217,7 @@
       </w:r>
       <w:r>
         <w:rPr/>
-        <w:t xml:space="preserve"> works with the standard engine (</w:t>
+        <w:t xml:space="preserve"> works with standard resource availability (</w:t>
       </w:r>
       <w:r>
         <w:rPr>
@@ -4097,7 +4249,17 @@
       </w:pPr>
       <w:r>
         <w:rPr/>
-        <w:t xml:space="preserve">A single idempotent service </w:t>
+        <w:t xml:space="preserve">The </w:t>
+      </w:r>
+      <w:r>
+        <w:rPr>
+          <w:rStyle w:val="Strong"/>
+        </w:rPr>
+        <w:t>Crew Availability Engine</w:t>
+      </w:r>
+      <w:r>
+        <w:rPr/>
+        <w:t xml:space="preserve"> — a single idempotent service </w:t>
       </w:r>
       <w:r>
         <w:rPr>
@@ -4107,7 +4269,7 @@
       </w:r>
       <w:r>
         <w:rPr/>
-        <w:t xml:space="preserve"> owns all leave create/split/merge: store </w:t>
+        <w:t xml:space="preserve"> — owns all leave create/split/merge: store </w:t>
       </w:r>
       <w:r>
         <w:rPr>
@@ -4147,7 +4309,17 @@
       </w:r>
       <w:r>
         <w:rPr/>
-        <w:t xml:space="preserve"> fold/gap explicitly, normalise overlaps to non-overlapping intervals before writing. </w:t>
+        <w:t xml:space="preserve"> fold/gap explicitly, normalise overlaps to non-overlapping intervals before writing. It only ever writes standard </w:t>
+      </w:r>
+      <w:r>
+        <w:rPr>
+          <w:rStyle w:val="SourceText"/>
+        </w:rPr>
+        <w:t>resource.calendar.leaves</w:t>
+      </w:r>
+      <w:r>
+        <w:rPr/>
+        <w:t xml:space="preserve">; it computes no availability of its own. </w:t>
       </w:r>
       <w:r>
         <w:rPr>
@@ -4324,7 +4496,7 @@
       </w:r>
       <w:r>
         <w:rPr/>
-        <w:t xml:space="preserve"> and must never become a parallel availability engine. </w:t>
+        <w:t xml:space="preserve"> and must never become a parallel availability source. </w:t>
       </w:r>
     </w:p>
     <w:p>
@@ -4336,7 +4508,7 @@
       </w:pPr>
       <w:r>
         <w:rPr/>
-        <w:t xml:space="preserve">The engine cannot distinguish </w:t>
+        <w:t xml:space="preserve">Standard resource availability cannot distinguish </w:t>
       </w:r>
       <w:r>
         <w:rPr>
@@ -4356,7 +4528,7 @@
       </w:r>
       <w:r>
         <w:rPr/>
-        <w:t xml:space="preserve"> (both are "leave"). That distinction lives in </w:t>
+        <w:t xml:space="preserve"> (both are a "leave"). That distinction lives in </w:t>
       </w:r>
       <w:r>
         <w:rPr>
@@ -4366,7 +4538,7 @@
       </w:r>
       <w:r>
         <w:rPr/>
-        <w:t>, which drives §6 "don't re-ask" — not the engine.</w:t>
+        <w:t>, which drives §6 "don't re-ask" — never in operational availability.</w:t>
       </w:r>
     </w:p>
     <w:p>
@@ -4887,7 +5059,7 @@
         <w:rPr>
           <w:rStyle w:val="Strong"/>
         </w:rPr>
-        <w:t>no parallel engine.</w:t>
+        <w:t>no parallel availability source.</w:t>
       </w:r>
     </w:p>
     <w:p>
@@ -7300,7 +7472,7 @@
       </w:r>
       <w:r>
         <w:rPr/>
-        <w:t xml:space="preserve"> (backend core): availability leaves service (both modes) + mandatory horizon cron, audit log, requests, invitations, transient candidate wizard, work declaration, </w:t>
+        <w:t xml:space="preserve"> (backend core): the Crew Availability Engine (both modes) + mandatory horizon cron, audit log, requests, invitations, transient candidate wizard, work declaration, </w:t>
       </w:r>
       <w:r>
         <w:rPr>
@@ -7607,7 +7779,7 @@
         <w:rPr>
           <w:rStyle w:val="Strong"/>
         </w:rPr>
-        <w:t>Phase 1 — Availability engine:</w:t>
+        <w:t>Phase 1 — Crew Availability Engine:</w:t>
       </w:r>
       <w:r>
         <w:rPr/>
